--- a/lab_1/Звіт Трофимова Володимира група ФЕі-42 лаб№1.docx
+++ b/lab_1/Звіт Трофимова Володимира група ФЕі-42 лаб№1.docx
@@ -548,31 +548,2018 @@
         <w:br w:type="page"/>
       </w:r>
     </w:p>
-    <w:p>
-      <w:pPr>
-        <w:rPr>
-          <w:rFonts w:ascii="Times New Roman" w:hAnsi="Times New Roman" w:cs="Times New Roman"/>
-          <w:bCs/>
-          <w:sz w:val="28"/>
-        </w:rPr>
-      </w:pPr>
-    </w:p>
-    <w:p>
-      <w:pPr>
-        <w:rPr>
-          <w:rFonts w:ascii="Times New Roman" w:hAnsi="Times New Roman" w:cs="Times New Roman"/>
+    <w:sdt>
+      <w:sdtPr>
+        <w:id w:val="1960916007"/>
+        <w:docPartObj>
+          <w:docPartGallery w:val="Table of Contents"/>
+          <w:docPartUnique/>
+        </w:docPartObj>
+      </w:sdtPr>
+      <w:sdtEndPr>
+        <w:rPr>
+          <w:rFonts w:asciiTheme="minorHAnsi" w:eastAsiaTheme="minorHAnsi" w:hAnsiTheme="minorHAnsi" w:cstheme="minorBidi"/>
           <w:b/>
-          <w:sz w:val="28"/>
-        </w:rPr>
-      </w:pPr>
-      <w:r>
+          <w:bCs/>
+          <w:color w:val="auto"/>
+          <w:sz w:val="22"/>
+          <w:szCs w:val="22"/>
+          <w:lang w:eastAsia="en-US"/>
+        </w:rPr>
+      </w:sdtEndPr>
+      <w:sdtContent>
+        <w:p>
+          <w:pPr>
+            <w:pStyle w:val="af2"/>
+            <w:jc w:val="center"/>
+            <w:rPr>
+              <w:rFonts w:ascii="Times New Roman" w:hAnsi="Times New Roman" w:cs="Times New Roman"/>
+              <w:b/>
+              <w:bCs/>
+              <w:color w:val="auto"/>
+              <w:sz w:val="44"/>
+              <w:szCs w:val="44"/>
+            </w:rPr>
+          </w:pPr>
+          <w:r>
+            <w:rPr>
+              <w:rFonts w:ascii="Times New Roman" w:hAnsi="Times New Roman" w:cs="Times New Roman"/>
+              <w:b/>
+              <w:bCs/>
+              <w:color w:val="auto"/>
+              <w:sz w:val="44"/>
+              <w:szCs w:val="44"/>
+            </w:rPr>
+            <w:t>Зміст</w:t>
+          </w:r>
+        </w:p>
+        <w:p>
+          <w:pPr>
+            <w:pStyle w:val="11"/>
+            <w:tabs>
+              <w:tab w:val="right" w:leader="dot" w:pos="9629"/>
+            </w:tabs>
+            <w:rPr>
+              <w:noProof/>
+            </w:rPr>
+          </w:pPr>
+          <w:r>
+            <w:fldChar w:fldCharType="begin"/>
+          </w:r>
+          <w:r>
+            <w:instrText xml:space="preserve"> TOC \o "1-3" \h \z \u </w:instrText>
+          </w:r>
+          <w:r>
+            <w:fldChar w:fldCharType="separate"/>
+          </w:r>
+          <w:hyperlink w:anchor="_Toc239712789" w:history="1">
+            <w:r>
+              <w:rPr>
+                <w:rStyle w:val="af0"/>
+                <w:rFonts w:ascii="Times New Roman" w:hAnsi="Times New Roman" w:cs="Times New Roman"/>
+                <w:b/>
+                <w:noProof/>
+              </w:rPr>
+              <w:t>Тема</w:t>
+            </w:r>
+            <w:r>
+              <w:rPr>
+                <w:noProof/>
+                <w:webHidden/>
+              </w:rPr>
+              <w:tab/>
+            </w:r>
+            <w:r>
+              <w:rPr>
+                <w:noProof/>
+                <w:webHidden/>
+              </w:rPr>
+              <w:fldChar w:fldCharType="begin"/>
+            </w:r>
+            <w:r>
+              <w:rPr>
+                <w:noProof/>
+                <w:webHidden/>
+              </w:rPr>
+              <w:instrText xml:space="preserve"> PAGEREF _Toc239712789 \h </w:instrText>
+            </w:r>
+            <w:r>
+              <w:rPr>
+                <w:noProof/>
+                <w:webHidden/>
+              </w:rPr>
+            </w:r>
+            <w:r>
+              <w:rPr>
+                <w:noProof/>
+                <w:webHidden/>
+              </w:rPr>
+              <w:fldChar w:fldCharType="separate"/>
+            </w:r>
+            <w:r>
+              <w:rPr>
+                <w:noProof/>
+                <w:webHidden/>
+              </w:rPr>
+              <w:t>2</w:t>
+            </w:r>
+            <w:r>
+              <w:rPr>
+                <w:noProof/>
+                <w:webHidden/>
+              </w:rPr>
+              <w:fldChar w:fldCharType="end"/>
+            </w:r>
+          </w:hyperlink>
+        </w:p>
+        <w:p>
+          <w:pPr>
+            <w:pStyle w:val="11"/>
+            <w:tabs>
+              <w:tab w:val="right" w:leader="dot" w:pos="9629"/>
+            </w:tabs>
+            <w:rPr>
+              <w:noProof/>
+            </w:rPr>
+          </w:pPr>
+          <w:hyperlink w:anchor="_Toc239712790" w:history="1">
+            <w:r>
+              <w:rPr>
+                <w:rStyle w:val="af0"/>
+                <w:rFonts w:ascii="Times New Roman" w:hAnsi="Times New Roman" w:cs="Times New Roman"/>
+                <w:b/>
+                <w:noProof/>
+              </w:rPr>
+              <w:t>Мета</w:t>
+            </w:r>
+            <w:r>
+              <w:rPr>
+                <w:noProof/>
+                <w:webHidden/>
+              </w:rPr>
+              <w:tab/>
+            </w:r>
+            <w:r>
+              <w:rPr>
+                <w:noProof/>
+                <w:webHidden/>
+              </w:rPr>
+              <w:fldChar w:fldCharType="begin"/>
+            </w:r>
+            <w:r>
+              <w:rPr>
+                <w:noProof/>
+                <w:webHidden/>
+              </w:rPr>
+              <w:instrText xml:space="preserve"> PAGEREF _Toc239712790 \h </w:instrText>
+            </w:r>
+            <w:r>
+              <w:rPr>
+                <w:noProof/>
+                <w:webHidden/>
+              </w:rPr>
+            </w:r>
+            <w:r>
+              <w:rPr>
+                <w:noProof/>
+                <w:webHidden/>
+              </w:rPr>
+              <w:fldChar w:fldCharType="separate"/>
+            </w:r>
+            <w:r>
+              <w:rPr>
+                <w:noProof/>
+                <w:webHidden/>
+              </w:rPr>
+              <w:t>2</w:t>
+            </w:r>
+            <w:r>
+              <w:rPr>
+                <w:noProof/>
+                <w:webHidden/>
+              </w:rPr>
+              <w:fldChar w:fldCharType="end"/>
+            </w:r>
+          </w:hyperlink>
+        </w:p>
+        <w:p>
+          <w:pPr>
+            <w:pStyle w:val="11"/>
+            <w:tabs>
+              <w:tab w:val="right" w:leader="dot" w:pos="9629"/>
+            </w:tabs>
+            <w:rPr>
+              <w:noProof/>
+            </w:rPr>
+          </w:pPr>
+          <w:hyperlink w:anchor="_Toc239712791" w:history="1">
+            <w:r>
+              <w:rPr>
+                <w:rStyle w:val="af0"/>
+                <w:rFonts w:ascii="Times New Roman" w:hAnsi="Times New Roman" w:cs="Times New Roman"/>
+                <w:b/>
+                <w:noProof/>
+              </w:rPr>
+              <w:t>Вхідні дані</w:t>
+            </w:r>
+            <w:r>
+              <w:rPr>
+                <w:noProof/>
+                <w:webHidden/>
+              </w:rPr>
+              <w:tab/>
+            </w:r>
+            <w:r>
+              <w:rPr>
+                <w:noProof/>
+                <w:webHidden/>
+              </w:rPr>
+              <w:fldChar w:fldCharType="begin"/>
+            </w:r>
+            <w:r>
+              <w:rPr>
+                <w:noProof/>
+                <w:webHidden/>
+              </w:rPr>
+              <w:instrText xml:space="preserve"> PAGEREF _Toc239712791 \h </w:instrText>
+            </w:r>
+            <w:r>
+              <w:rPr>
+                <w:noProof/>
+                <w:webHidden/>
+              </w:rPr>
+            </w:r>
+            <w:r>
+              <w:rPr>
+                <w:noProof/>
+                <w:webHidden/>
+              </w:rPr>
+              <w:fldChar w:fldCharType="separate"/>
+            </w:r>
+            <w:r>
+              <w:rPr>
+                <w:noProof/>
+                <w:webHidden/>
+              </w:rPr>
+              <w:t>2</w:t>
+            </w:r>
+            <w:r>
+              <w:rPr>
+                <w:noProof/>
+                <w:webHidden/>
+              </w:rPr>
+              <w:fldChar w:fldCharType="end"/>
+            </w:r>
+          </w:hyperlink>
+        </w:p>
+        <w:p>
+          <w:pPr>
+            <w:pStyle w:val="11"/>
+            <w:tabs>
+              <w:tab w:val="right" w:leader="dot" w:pos="9629"/>
+            </w:tabs>
+            <w:rPr>
+              <w:noProof/>
+            </w:rPr>
+          </w:pPr>
+          <w:hyperlink w:anchor="_Toc239712792" w:history="1">
+            <w:r>
+              <w:rPr>
+                <w:rStyle w:val="af0"/>
+                <w:rFonts w:ascii="Times New Roman" w:hAnsi="Times New Roman" w:cs="Times New Roman"/>
+                <w:b/>
+                <w:noProof/>
+              </w:rPr>
+              <w:t>Завдання</w:t>
+            </w:r>
+            <w:r>
+              <w:rPr>
+                <w:noProof/>
+                <w:webHidden/>
+              </w:rPr>
+              <w:tab/>
+            </w:r>
+            <w:r>
+              <w:rPr>
+                <w:noProof/>
+                <w:webHidden/>
+              </w:rPr>
+              <w:fldChar w:fldCharType="begin"/>
+            </w:r>
+            <w:r>
+              <w:rPr>
+                <w:noProof/>
+                <w:webHidden/>
+              </w:rPr>
+              <w:instrText xml:space="preserve"> PAGEREF _Toc239712792 \h </w:instrText>
+            </w:r>
+            <w:r>
+              <w:rPr>
+                <w:noProof/>
+                <w:webHidden/>
+              </w:rPr>
+            </w:r>
+            <w:r>
+              <w:rPr>
+                <w:noProof/>
+                <w:webHidden/>
+              </w:rPr>
+              <w:fldChar w:fldCharType="separate"/>
+            </w:r>
+            <w:r>
+              <w:rPr>
+                <w:noProof/>
+                <w:webHidden/>
+              </w:rPr>
+              <w:t>2</w:t>
+            </w:r>
+            <w:r>
+              <w:rPr>
+                <w:noProof/>
+                <w:webHidden/>
+              </w:rPr>
+              <w:fldChar w:fldCharType="end"/>
+            </w:r>
+          </w:hyperlink>
+        </w:p>
+        <w:p>
+          <w:pPr>
+            <w:pStyle w:val="11"/>
+            <w:tabs>
+              <w:tab w:val="right" w:leader="dot" w:pos="9629"/>
+            </w:tabs>
+            <w:rPr>
+              <w:noProof/>
+            </w:rPr>
+          </w:pPr>
+          <w:hyperlink w:anchor="_Toc239712793" w:history="1">
+            <w:r>
+              <w:rPr>
+                <w:rStyle w:val="af0"/>
+                <w:rFonts w:ascii="Times New Roman" w:hAnsi="Times New Roman" w:cs="Times New Roman"/>
+                <w:b/>
+                <w:noProof/>
+              </w:rPr>
+              <w:t>Критерії виконання роботи</w:t>
+            </w:r>
+            <w:r>
+              <w:rPr>
+                <w:noProof/>
+                <w:webHidden/>
+              </w:rPr>
+              <w:tab/>
+            </w:r>
+            <w:r>
+              <w:rPr>
+                <w:noProof/>
+                <w:webHidden/>
+              </w:rPr>
+              <w:fldChar w:fldCharType="begin"/>
+            </w:r>
+            <w:r>
+              <w:rPr>
+                <w:noProof/>
+                <w:webHidden/>
+              </w:rPr>
+              <w:instrText xml:space="preserve"> PAGEREF _Toc239712793 \h </w:instrText>
+            </w:r>
+            <w:r>
+              <w:rPr>
+                <w:noProof/>
+                <w:webHidden/>
+              </w:rPr>
+            </w:r>
+            <w:r>
+              <w:rPr>
+                <w:noProof/>
+                <w:webHidden/>
+              </w:rPr>
+              <w:fldChar w:fldCharType="separate"/>
+            </w:r>
+            <w:r>
+              <w:rPr>
+                <w:noProof/>
+                <w:webHidden/>
+              </w:rPr>
+              <w:t>2</w:t>
+            </w:r>
+            <w:r>
+              <w:rPr>
+                <w:noProof/>
+                <w:webHidden/>
+              </w:rPr>
+              <w:fldChar w:fldCharType="end"/>
+            </w:r>
+          </w:hyperlink>
+        </w:p>
+        <w:p>
+          <w:pPr>
+            <w:pStyle w:val="11"/>
+            <w:tabs>
+              <w:tab w:val="right" w:leader="dot" w:pos="9629"/>
+            </w:tabs>
+            <w:rPr>
+              <w:noProof/>
+            </w:rPr>
+          </w:pPr>
+          <w:hyperlink w:anchor="_Toc239712794" w:history="1">
+            <w:r>
+              <w:rPr>
+                <w:rStyle w:val="af0"/>
+                <w:rFonts w:ascii="Times New Roman" w:hAnsi="Times New Roman" w:cs="Times New Roman"/>
+                <w:b/>
+                <w:noProof/>
+              </w:rPr>
+              <w:t>Теоретичні відомості</w:t>
+            </w:r>
+            <w:r>
+              <w:rPr>
+                <w:noProof/>
+                <w:webHidden/>
+              </w:rPr>
+              <w:tab/>
+            </w:r>
+            <w:r>
+              <w:rPr>
+                <w:noProof/>
+                <w:webHidden/>
+              </w:rPr>
+              <w:fldChar w:fldCharType="begin"/>
+            </w:r>
+            <w:r>
+              <w:rPr>
+                <w:noProof/>
+                <w:webHidden/>
+              </w:rPr>
+              <w:instrText xml:space="preserve"> PAGEREF _Toc239712794 \h </w:instrText>
+            </w:r>
+            <w:r>
+              <w:rPr>
+                <w:noProof/>
+                <w:webHidden/>
+              </w:rPr>
+            </w:r>
+            <w:r>
+              <w:rPr>
+                <w:noProof/>
+                <w:webHidden/>
+              </w:rPr>
+              <w:fldChar w:fldCharType="separate"/>
+            </w:r>
+            <w:r>
+              <w:rPr>
+                <w:noProof/>
+                <w:webHidden/>
+              </w:rPr>
+              <w:t>3</w:t>
+            </w:r>
+            <w:r>
+              <w:rPr>
+                <w:noProof/>
+                <w:webHidden/>
+              </w:rPr>
+              <w:fldChar w:fldCharType="end"/>
+            </w:r>
+          </w:hyperlink>
+        </w:p>
+        <w:p>
+          <w:pPr>
+            <w:pStyle w:val="21"/>
+            <w:tabs>
+              <w:tab w:val="left" w:pos="720"/>
+              <w:tab w:val="right" w:leader="dot" w:pos="9629"/>
+            </w:tabs>
+            <w:rPr>
+              <w:noProof/>
+            </w:rPr>
+          </w:pPr>
+          <w:hyperlink w:anchor="_Toc239712795" w:history="1">
+            <w:r>
+              <w:rPr>
+                <w:rStyle w:val="af0"/>
+                <w:rFonts w:ascii="Times New Roman" w:hAnsi="Times New Roman" w:cs="Times New Roman"/>
+                <w:bCs/>
+                <w:noProof/>
+              </w:rPr>
+              <w:t>1.</w:t>
+            </w:r>
+            <w:r>
+              <w:rPr>
+                <w:noProof/>
+              </w:rPr>
+              <w:tab/>
+            </w:r>
+            <w:r>
+              <w:rPr>
+                <w:rStyle w:val="af0"/>
+                <w:rFonts w:ascii="Times New Roman" w:hAnsi="Times New Roman" w:cs="Times New Roman"/>
+                <w:bCs/>
+                <w:noProof/>
+              </w:rPr>
+              <w:t>Графи та їх основні поняття</w:t>
+            </w:r>
+            <w:r>
+              <w:rPr>
+                <w:noProof/>
+                <w:webHidden/>
+              </w:rPr>
+              <w:tab/>
+            </w:r>
+            <w:r>
+              <w:rPr>
+                <w:noProof/>
+                <w:webHidden/>
+              </w:rPr>
+              <w:fldChar w:fldCharType="begin"/>
+            </w:r>
+            <w:r>
+              <w:rPr>
+                <w:noProof/>
+                <w:webHidden/>
+              </w:rPr>
+              <w:instrText xml:space="preserve"> PAGEREF _Toc239712795 \h </w:instrText>
+            </w:r>
+            <w:r>
+              <w:rPr>
+                <w:noProof/>
+                <w:webHidden/>
+              </w:rPr>
+            </w:r>
+            <w:r>
+              <w:rPr>
+                <w:noProof/>
+                <w:webHidden/>
+              </w:rPr>
+              <w:fldChar w:fldCharType="separate"/>
+            </w:r>
+            <w:r>
+              <w:rPr>
+                <w:noProof/>
+                <w:webHidden/>
+              </w:rPr>
+              <w:t>3</w:t>
+            </w:r>
+            <w:r>
+              <w:rPr>
+                <w:noProof/>
+                <w:webHidden/>
+              </w:rPr>
+              <w:fldChar w:fldCharType="end"/>
+            </w:r>
+          </w:hyperlink>
+        </w:p>
+        <w:p>
+          <w:pPr>
+            <w:pStyle w:val="21"/>
+            <w:tabs>
+              <w:tab w:val="left" w:pos="720"/>
+              <w:tab w:val="right" w:leader="dot" w:pos="9629"/>
+            </w:tabs>
+            <w:rPr>
+              <w:noProof/>
+            </w:rPr>
+          </w:pPr>
+          <w:hyperlink w:anchor="_Toc239712796" w:history="1">
+            <w:r>
+              <w:rPr>
+                <w:rStyle w:val="af0"/>
+                <w:rFonts w:ascii="Times New Roman" w:hAnsi="Times New Roman" w:cs="Times New Roman"/>
+                <w:bCs/>
+                <w:noProof/>
+              </w:rPr>
+              <w:t>2.</w:t>
+            </w:r>
+            <w:r>
+              <w:rPr>
+                <w:noProof/>
+              </w:rPr>
+              <w:tab/>
+            </w:r>
+            <w:r>
+              <w:rPr>
+                <w:rStyle w:val="af0"/>
+                <w:rFonts w:ascii="Times New Roman" w:hAnsi="Times New Roman" w:cs="Times New Roman"/>
+                <w:bCs/>
+                <w:noProof/>
+              </w:rPr>
+              <w:t>Основні види графів</w:t>
+            </w:r>
+            <w:r>
+              <w:rPr>
+                <w:noProof/>
+                <w:webHidden/>
+              </w:rPr>
+              <w:tab/>
+            </w:r>
+            <w:r>
+              <w:rPr>
+                <w:noProof/>
+                <w:webHidden/>
+              </w:rPr>
+              <w:fldChar w:fldCharType="begin"/>
+            </w:r>
+            <w:r>
+              <w:rPr>
+                <w:noProof/>
+                <w:webHidden/>
+              </w:rPr>
+              <w:instrText xml:space="preserve"> PAGEREF _Toc239712796 \h </w:instrText>
+            </w:r>
+            <w:r>
+              <w:rPr>
+                <w:noProof/>
+                <w:webHidden/>
+              </w:rPr>
+            </w:r>
+            <w:r>
+              <w:rPr>
+                <w:noProof/>
+                <w:webHidden/>
+              </w:rPr>
+              <w:fldChar w:fldCharType="separate"/>
+            </w:r>
+            <w:r>
+              <w:rPr>
+                <w:noProof/>
+                <w:webHidden/>
+              </w:rPr>
+              <w:t>4</w:t>
+            </w:r>
+            <w:r>
+              <w:rPr>
+                <w:noProof/>
+                <w:webHidden/>
+              </w:rPr>
+              <w:fldChar w:fldCharType="end"/>
+            </w:r>
+          </w:hyperlink>
+        </w:p>
+        <w:p>
+          <w:pPr>
+            <w:pStyle w:val="31"/>
+            <w:tabs>
+              <w:tab w:val="right" w:leader="dot" w:pos="9629"/>
+            </w:tabs>
+            <w:rPr>
+              <w:noProof/>
+            </w:rPr>
+          </w:pPr>
+          <w:hyperlink w:anchor="_Toc239712797" w:history="1">
+            <w:r>
+              <w:rPr>
+                <w:rStyle w:val="af0"/>
+                <w:rFonts w:ascii="Times New Roman" w:hAnsi="Times New Roman" w:cs="Times New Roman"/>
+                <w:noProof/>
+              </w:rPr>
+              <w:t>2.1. Неорієнтований граф</w:t>
+            </w:r>
+            <w:r>
+              <w:rPr>
+                <w:noProof/>
+                <w:webHidden/>
+              </w:rPr>
+              <w:tab/>
+            </w:r>
+            <w:r>
+              <w:rPr>
+                <w:noProof/>
+                <w:webHidden/>
+              </w:rPr>
+              <w:fldChar w:fldCharType="begin"/>
+            </w:r>
+            <w:r>
+              <w:rPr>
+                <w:noProof/>
+                <w:webHidden/>
+              </w:rPr>
+              <w:instrText xml:space="preserve"> PAGEREF _Toc239712797 \h </w:instrText>
+            </w:r>
+            <w:r>
+              <w:rPr>
+                <w:noProof/>
+                <w:webHidden/>
+              </w:rPr>
+            </w:r>
+            <w:r>
+              <w:rPr>
+                <w:noProof/>
+                <w:webHidden/>
+              </w:rPr>
+              <w:fldChar w:fldCharType="separate"/>
+            </w:r>
+            <w:r>
+              <w:rPr>
+                <w:noProof/>
+                <w:webHidden/>
+              </w:rPr>
+              <w:t>4</w:t>
+            </w:r>
+            <w:r>
+              <w:rPr>
+                <w:noProof/>
+                <w:webHidden/>
+              </w:rPr>
+              <w:fldChar w:fldCharType="end"/>
+            </w:r>
+          </w:hyperlink>
+        </w:p>
+        <w:p>
+          <w:pPr>
+            <w:pStyle w:val="31"/>
+            <w:tabs>
+              <w:tab w:val="right" w:leader="dot" w:pos="9629"/>
+            </w:tabs>
+            <w:rPr>
+              <w:noProof/>
+            </w:rPr>
+          </w:pPr>
+          <w:hyperlink w:anchor="_Toc239712798" w:history="1">
+            <w:r>
+              <w:rPr>
+                <w:rStyle w:val="af0"/>
+                <w:rFonts w:ascii="Times New Roman" w:hAnsi="Times New Roman" w:cs="Times New Roman"/>
+                <w:noProof/>
+              </w:rPr>
+              <w:t>2.2. Орієнтований граф</w:t>
+            </w:r>
+            <w:r>
+              <w:rPr>
+                <w:noProof/>
+                <w:webHidden/>
+              </w:rPr>
+              <w:tab/>
+            </w:r>
+            <w:r>
+              <w:rPr>
+                <w:noProof/>
+                <w:webHidden/>
+              </w:rPr>
+              <w:fldChar w:fldCharType="begin"/>
+            </w:r>
+            <w:r>
+              <w:rPr>
+                <w:noProof/>
+                <w:webHidden/>
+              </w:rPr>
+              <w:instrText xml:space="preserve"> PAGEREF _Toc239712798 \h </w:instrText>
+            </w:r>
+            <w:r>
+              <w:rPr>
+                <w:noProof/>
+                <w:webHidden/>
+              </w:rPr>
+            </w:r>
+            <w:r>
+              <w:rPr>
+                <w:noProof/>
+                <w:webHidden/>
+              </w:rPr>
+              <w:fldChar w:fldCharType="separate"/>
+            </w:r>
+            <w:r>
+              <w:rPr>
+                <w:noProof/>
+                <w:webHidden/>
+              </w:rPr>
+              <w:t>4</w:t>
+            </w:r>
+            <w:r>
+              <w:rPr>
+                <w:noProof/>
+                <w:webHidden/>
+              </w:rPr>
+              <w:fldChar w:fldCharType="end"/>
+            </w:r>
+          </w:hyperlink>
+        </w:p>
+        <w:p>
+          <w:pPr>
+            <w:pStyle w:val="21"/>
+            <w:tabs>
+              <w:tab w:val="left" w:pos="720"/>
+              <w:tab w:val="right" w:leader="dot" w:pos="9629"/>
+            </w:tabs>
+            <w:rPr>
+              <w:noProof/>
+            </w:rPr>
+          </w:pPr>
+          <w:hyperlink w:anchor="_Toc239712799" w:history="1">
+            <w:r>
+              <w:rPr>
+                <w:rStyle w:val="af0"/>
+                <w:rFonts w:ascii="Times New Roman" w:hAnsi="Times New Roman" w:cs="Times New Roman"/>
+                <w:bCs/>
+                <w:noProof/>
+              </w:rPr>
+              <w:t>3.</w:t>
+            </w:r>
+            <w:r>
+              <w:rPr>
+                <w:noProof/>
+              </w:rPr>
+              <w:tab/>
+            </w:r>
+            <w:r>
+              <w:rPr>
+                <w:rStyle w:val="af0"/>
+                <w:rFonts w:ascii="Times New Roman" w:hAnsi="Times New Roman" w:cs="Times New Roman"/>
+                <w:bCs/>
+                <w:noProof/>
+              </w:rPr>
+              <w:t>Дерево</w:t>
+            </w:r>
+            <w:r>
+              <w:rPr>
+                <w:noProof/>
+                <w:webHidden/>
+              </w:rPr>
+              <w:tab/>
+            </w:r>
+            <w:r>
+              <w:rPr>
+                <w:noProof/>
+                <w:webHidden/>
+              </w:rPr>
+              <w:fldChar w:fldCharType="begin"/>
+            </w:r>
+            <w:r>
+              <w:rPr>
+                <w:noProof/>
+                <w:webHidden/>
+              </w:rPr>
+              <w:instrText xml:space="preserve"> PAGEREF _Toc239712799 \h </w:instrText>
+            </w:r>
+            <w:r>
+              <w:rPr>
+                <w:noProof/>
+                <w:webHidden/>
+              </w:rPr>
+            </w:r>
+            <w:r>
+              <w:rPr>
+                <w:noProof/>
+                <w:webHidden/>
+              </w:rPr>
+              <w:fldChar w:fldCharType="separate"/>
+            </w:r>
+            <w:r>
+              <w:rPr>
+                <w:noProof/>
+                <w:webHidden/>
+              </w:rPr>
+              <w:t>4</w:t>
+            </w:r>
+            <w:r>
+              <w:rPr>
+                <w:noProof/>
+                <w:webHidden/>
+              </w:rPr>
+              <w:fldChar w:fldCharType="end"/>
+            </w:r>
+          </w:hyperlink>
+        </w:p>
+        <w:p>
+          <w:pPr>
+            <w:pStyle w:val="21"/>
+            <w:tabs>
+              <w:tab w:val="left" w:pos="720"/>
+              <w:tab w:val="right" w:leader="dot" w:pos="9629"/>
+            </w:tabs>
+            <w:rPr>
+              <w:noProof/>
+            </w:rPr>
+          </w:pPr>
+          <w:hyperlink w:anchor="_Toc239712800" w:history="1">
+            <w:r>
+              <w:rPr>
+                <w:rStyle w:val="af0"/>
+                <w:rFonts w:ascii="Times New Roman" w:hAnsi="Times New Roman" w:cs="Times New Roman"/>
+                <w:bCs/>
+                <w:noProof/>
+              </w:rPr>
+              <w:t>4.</w:t>
+            </w:r>
+            <w:r>
+              <w:rPr>
+                <w:noProof/>
+              </w:rPr>
+              <w:tab/>
+            </w:r>
+            <w:r>
+              <w:rPr>
+                <w:rStyle w:val="af0"/>
+                <w:rFonts w:ascii="Times New Roman" w:hAnsi="Times New Roman" w:cs="Times New Roman"/>
+                <w:bCs/>
+                <w:noProof/>
+              </w:rPr>
+              <w:t>Пошук у графах</w:t>
+            </w:r>
+            <w:r>
+              <w:rPr>
+                <w:noProof/>
+                <w:webHidden/>
+              </w:rPr>
+              <w:tab/>
+            </w:r>
+            <w:r>
+              <w:rPr>
+                <w:noProof/>
+                <w:webHidden/>
+              </w:rPr>
+              <w:fldChar w:fldCharType="begin"/>
+            </w:r>
+            <w:r>
+              <w:rPr>
+                <w:noProof/>
+                <w:webHidden/>
+              </w:rPr>
+              <w:instrText xml:space="preserve"> PAGEREF _Toc239712800 \h </w:instrText>
+            </w:r>
+            <w:r>
+              <w:rPr>
+                <w:noProof/>
+                <w:webHidden/>
+              </w:rPr>
+            </w:r>
+            <w:r>
+              <w:rPr>
+                <w:noProof/>
+                <w:webHidden/>
+              </w:rPr>
+              <w:fldChar w:fldCharType="separate"/>
+            </w:r>
+            <w:r>
+              <w:rPr>
+                <w:noProof/>
+                <w:webHidden/>
+              </w:rPr>
+              <w:t>5</w:t>
+            </w:r>
+            <w:r>
+              <w:rPr>
+                <w:noProof/>
+                <w:webHidden/>
+              </w:rPr>
+              <w:fldChar w:fldCharType="end"/>
+            </w:r>
+          </w:hyperlink>
+        </w:p>
+        <w:p>
+          <w:pPr>
+            <w:pStyle w:val="21"/>
+            <w:tabs>
+              <w:tab w:val="left" w:pos="720"/>
+              <w:tab w:val="right" w:leader="dot" w:pos="9629"/>
+            </w:tabs>
+            <w:rPr>
+              <w:noProof/>
+            </w:rPr>
+          </w:pPr>
+          <w:hyperlink w:anchor="_Toc239712801" w:history="1">
+            <w:r>
+              <w:rPr>
+                <w:rStyle w:val="af0"/>
+                <w:rFonts w:ascii="Times New Roman" w:hAnsi="Times New Roman" w:cs="Times New Roman"/>
+                <w:bCs/>
+                <w:noProof/>
+              </w:rPr>
+              <w:t>5.</w:t>
+            </w:r>
+            <w:r>
+              <w:rPr>
+                <w:noProof/>
+              </w:rPr>
+              <w:tab/>
+            </w:r>
+            <w:r>
+              <w:rPr>
+                <w:rStyle w:val="af0"/>
+                <w:rFonts w:ascii="Times New Roman" w:hAnsi="Times New Roman" w:cs="Times New Roman"/>
+                <w:bCs/>
+                <w:noProof/>
+              </w:rPr>
+              <w:t>Пошук у ширину</w:t>
+            </w:r>
+            <w:r>
+              <w:rPr>
+                <w:noProof/>
+                <w:webHidden/>
+              </w:rPr>
+              <w:tab/>
+            </w:r>
+            <w:r>
+              <w:rPr>
+                <w:noProof/>
+                <w:webHidden/>
+              </w:rPr>
+              <w:fldChar w:fldCharType="begin"/>
+            </w:r>
+            <w:r>
+              <w:rPr>
+                <w:noProof/>
+                <w:webHidden/>
+              </w:rPr>
+              <w:instrText xml:space="preserve"> PAGEREF _Toc239712801 \h </w:instrText>
+            </w:r>
+            <w:r>
+              <w:rPr>
+                <w:noProof/>
+                <w:webHidden/>
+              </w:rPr>
+            </w:r>
+            <w:r>
+              <w:rPr>
+                <w:noProof/>
+                <w:webHidden/>
+              </w:rPr>
+              <w:fldChar w:fldCharType="separate"/>
+            </w:r>
+            <w:r>
+              <w:rPr>
+                <w:noProof/>
+                <w:webHidden/>
+              </w:rPr>
+              <w:t>5</w:t>
+            </w:r>
+            <w:r>
+              <w:rPr>
+                <w:noProof/>
+                <w:webHidden/>
+              </w:rPr>
+              <w:fldChar w:fldCharType="end"/>
+            </w:r>
+          </w:hyperlink>
+        </w:p>
+        <w:p>
+          <w:pPr>
+            <w:pStyle w:val="21"/>
+            <w:tabs>
+              <w:tab w:val="left" w:pos="720"/>
+              <w:tab w:val="right" w:leader="dot" w:pos="9629"/>
+            </w:tabs>
+            <w:rPr>
+              <w:noProof/>
+            </w:rPr>
+          </w:pPr>
+          <w:hyperlink w:anchor="_Toc239712802" w:history="1">
+            <w:r>
+              <w:rPr>
+                <w:rStyle w:val="af0"/>
+                <w:rFonts w:ascii="Times New Roman" w:hAnsi="Times New Roman" w:cs="Times New Roman"/>
+                <w:bCs/>
+                <w:noProof/>
+              </w:rPr>
+              <w:t>6.</w:t>
+            </w:r>
+            <w:r>
+              <w:rPr>
+                <w:noProof/>
+              </w:rPr>
+              <w:tab/>
+            </w:r>
+            <w:r>
+              <w:rPr>
+                <w:rStyle w:val="af0"/>
+                <w:rFonts w:ascii="Times New Roman" w:hAnsi="Times New Roman" w:cs="Times New Roman"/>
+                <w:bCs/>
+                <w:noProof/>
+              </w:rPr>
+              <w:t>Черга у BFS</w:t>
+            </w:r>
+            <w:r>
+              <w:rPr>
+                <w:noProof/>
+                <w:webHidden/>
+              </w:rPr>
+              <w:tab/>
+            </w:r>
+            <w:r>
+              <w:rPr>
+                <w:noProof/>
+                <w:webHidden/>
+              </w:rPr>
+              <w:fldChar w:fldCharType="begin"/>
+            </w:r>
+            <w:r>
+              <w:rPr>
+                <w:noProof/>
+                <w:webHidden/>
+              </w:rPr>
+              <w:instrText xml:space="preserve"> PAGEREF _Toc239712802 \h </w:instrText>
+            </w:r>
+            <w:r>
+              <w:rPr>
+                <w:noProof/>
+                <w:webHidden/>
+              </w:rPr>
+            </w:r>
+            <w:r>
+              <w:rPr>
+                <w:noProof/>
+                <w:webHidden/>
+              </w:rPr>
+              <w:fldChar w:fldCharType="separate"/>
+            </w:r>
+            <w:r>
+              <w:rPr>
+                <w:noProof/>
+                <w:webHidden/>
+              </w:rPr>
+              <w:t>6</w:t>
+            </w:r>
+            <w:r>
+              <w:rPr>
+                <w:noProof/>
+                <w:webHidden/>
+              </w:rPr>
+              <w:fldChar w:fldCharType="end"/>
+            </w:r>
+          </w:hyperlink>
+        </w:p>
+        <w:p>
+          <w:pPr>
+            <w:pStyle w:val="21"/>
+            <w:tabs>
+              <w:tab w:val="left" w:pos="720"/>
+              <w:tab w:val="right" w:leader="dot" w:pos="9629"/>
+            </w:tabs>
+            <w:rPr>
+              <w:noProof/>
+            </w:rPr>
+          </w:pPr>
+          <w:hyperlink w:anchor="_Toc239712803" w:history="1">
+            <w:r>
+              <w:rPr>
+                <w:rStyle w:val="af0"/>
+                <w:rFonts w:ascii="Times New Roman" w:hAnsi="Times New Roman" w:cs="Times New Roman"/>
+                <w:bCs/>
+                <w:noProof/>
+              </w:rPr>
+              <w:t>7.</w:t>
+            </w:r>
+            <w:r>
+              <w:rPr>
+                <w:noProof/>
+              </w:rPr>
+              <w:tab/>
+            </w:r>
+            <w:r>
+              <w:rPr>
+                <w:rStyle w:val="af0"/>
+                <w:rFonts w:ascii="Times New Roman" w:hAnsi="Times New Roman" w:cs="Times New Roman"/>
+                <w:bCs/>
+                <w:noProof/>
+              </w:rPr>
+              <w:t>Алгоритм BFS</w:t>
+            </w:r>
+            <w:r>
+              <w:rPr>
+                <w:noProof/>
+                <w:webHidden/>
+              </w:rPr>
+              <w:tab/>
+            </w:r>
+            <w:r>
+              <w:rPr>
+                <w:noProof/>
+                <w:webHidden/>
+              </w:rPr>
+              <w:fldChar w:fldCharType="begin"/>
+            </w:r>
+            <w:r>
+              <w:rPr>
+                <w:noProof/>
+                <w:webHidden/>
+              </w:rPr>
+              <w:instrText xml:space="preserve"> PAGEREF _Toc239712803 \h </w:instrText>
+            </w:r>
+            <w:r>
+              <w:rPr>
+                <w:noProof/>
+                <w:webHidden/>
+              </w:rPr>
+            </w:r>
+            <w:r>
+              <w:rPr>
+                <w:noProof/>
+                <w:webHidden/>
+              </w:rPr>
+              <w:fldChar w:fldCharType="separate"/>
+            </w:r>
+            <w:r>
+              <w:rPr>
+                <w:noProof/>
+                <w:webHidden/>
+              </w:rPr>
+              <w:t>6</w:t>
+            </w:r>
+            <w:r>
+              <w:rPr>
+                <w:noProof/>
+                <w:webHidden/>
+              </w:rPr>
+              <w:fldChar w:fldCharType="end"/>
+            </w:r>
+          </w:hyperlink>
+        </w:p>
+        <w:p>
+          <w:pPr>
+            <w:pStyle w:val="21"/>
+            <w:tabs>
+              <w:tab w:val="left" w:pos="720"/>
+              <w:tab w:val="right" w:leader="dot" w:pos="9629"/>
+            </w:tabs>
+            <w:rPr>
+              <w:noProof/>
+            </w:rPr>
+          </w:pPr>
+          <w:hyperlink w:anchor="_Toc239712804" w:history="1">
+            <w:r>
+              <w:rPr>
+                <w:rStyle w:val="af0"/>
+                <w:rFonts w:ascii="Times New Roman" w:hAnsi="Times New Roman" w:cs="Times New Roman"/>
+                <w:bCs/>
+                <w:noProof/>
+              </w:rPr>
+              <w:t>8.</w:t>
+            </w:r>
+            <w:r>
+              <w:rPr>
+                <w:noProof/>
+              </w:rPr>
+              <w:tab/>
+            </w:r>
+            <w:r>
+              <w:rPr>
+                <w:rStyle w:val="af0"/>
+                <w:rFonts w:ascii="Times New Roman" w:hAnsi="Times New Roman" w:cs="Times New Roman"/>
+                <w:bCs/>
+                <w:noProof/>
+              </w:rPr>
+              <w:t>Відновлення знайденого шляху</w:t>
+            </w:r>
+            <w:r>
+              <w:rPr>
+                <w:noProof/>
+                <w:webHidden/>
+              </w:rPr>
+              <w:tab/>
+            </w:r>
+            <w:r>
+              <w:rPr>
+                <w:noProof/>
+                <w:webHidden/>
+              </w:rPr>
+              <w:fldChar w:fldCharType="begin"/>
+            </w:r>
+            <w:r>
+              <w:rPr>
+                <w:noProof/>
+                <w:webHidden/>
+              </w:rPr>
+              <w:instrText xml:space="preserve"> PAGEREF _Toc239712804 \h </w:instrText>
+            </w:r>
+            <w:r>
+              <w:rPr>
+                <w:noProof/>
+                <w:webHidden/>
+              </w:rPr>
+            </w:r>
+            <w:r>
+              <w:rPr>
+                <w:noProof/>
+                <w:webHidden/>
+              </w:rPr>
+              <w:fldChar w:fldCharType="separate"/>
+            </w:r>
+            <w:r>
+              <w:rPr>
+                <w:noProof/>
+                <w:webHidden/>
+              </w:rPr>
+              <w:t>7</w:t>
+            </w:r>
+            <w:r>
+              <w:rPr>
+                <w:noProof/>
+                <w:webHidden/>
+              </w:rPr>
+              <w:fldChar w:fldCharType="end"/>
+            </w:r>
+          </w:hyperlink>
+        </w:p>
+        <w:p>
+          <w:pPr>
+            <w:pStyle w:val="21"/>
+            <w:tabs>
+              <w:tab w:val="left" w:pos="720"/>
+              <w:tab w:val="right" w:leader="dot" w:pos="9629"/>
+            </w:tabs>
+            <w:rPr>
+              <w:noProof/>
+            </w:rPr>
+          </w:pPr>
+          <w:hyperlink w:anchor="_Toc239712805" w:history="1">
+            <w:r>
+              <w:rPr>
+                <w:rStyle w:val="af0"/>
+                <w:rFonts w:ascii="Times New Roman" w:hAnsi="Times New Roman" w:cs="Times New Roman"/>
+                <w:bCs/>
+                <w:noProof/>
+              </w:rPr>
+              <w:t>9.</w:t>
+            </w:r>
+            <w:r>
+              <w:rPr>
+                <w:noProof/>
+              </w:rPr>
+              <w:tab/>
+            </w:r>
+            <w:r>
+              <w:rPr>
+                <w:rStyle w:val="af0"/>
+                <w:rFonts w:ascii="Times New Roman" w:hAnsi="Times New Roman" w:cs="Times New Roman"/>
+                <w:bCs/>
+                <w:noProof/>
+              </w:rPr>
+              <w:t>BFS та найкоротший шлях</w:t>
+            </w:r>
+            <w:r>
+              <w:rPr>
+                <w:noProof/>
+                <w:webHidden/>
+              </w:rPr>
+              <w:tab/>
+            </w:r>
+            <w:r>
+              <w:rPr>
+                <w:noProof/>
+                <w:webHidden/>
+              </w:rPr>
+              <w:fldChar w:fldCharType="begin"/>
+            </w:r>
+            <w:r>
+              <w:rPr>
+                <w:noProof/>
+                <w:webHidden/>
+              </w:rPr>
+              <w:instrText xml:space="preserve"> PAGEREF _Toc239712805 \h </w:instrText>
+            </w:r>
+            <w:r>
+              <w:rPr>
+                <w:noProof/>
+                <w:webHidden/>
+              </w:rPr>
+            </w:r>
+            <w:r>
+              <w:rPr>
+                <w:noProof/>
+                <w:webHidden/>
+              </w:rPr>
+              <w:fldChar w:fldCharType="separate"/>
+            </w:r>
+            <w:r>
+              <w:rPr>
+                <w:noProof/>
+                <w:webHidden/>
+              </w:rPr>
+              <w:t>7</w:t>
+            </w:r>
+            <w:r>
+              <w:rPr>
+                <w:noProof/>
+                <w:webHidden/>
+              </w:rPr>
+              <w:fldChar w:fldCharType="end"/>
+            </w:r>
+          </w:hyperlink>
+        </w:p>
+        <w:p>
+          <w:pPr>
+            <w:pStyle w:val="11"/>
+            <w:tabs>
+              <w:tab w:val="right" w:leader="dot" w:pos="9629"/>
+            </w:tabs>
+            <w:rPr>
+              <w:noProof/>
+            </w:rPr>
+          </w:pPr>
+          <w:hyperlink w:anchor="_Toc239712806" w:history="1">
+            <w:r>
+              <w:rPr>
+                <w:rStyle w:val="af0"/>
+                <w:rFonts w:ascii="Times New Roman" w:hAnsi="Times New Roman" w:cs="Times New Roman"/>
+                <w:b/>
+                <w:noProof/>
+              </w:rPr>
+              <w:t>Інтерфейс та принцип роботи програми</w:t>
+            </w:r>
+            <w:r>
+              <w:rPr>
+                <w:noProof/>
+                <w:webHidden/>
+              </w:rPr>
+              <w:tab/>
+            </w:r>
+            <w:r>
+              <w:rPr>
+                <w:noProof/>
+                <w:webHidden/>
+              </w:rPr>
+              <w:fldChar w:fldCharType="begin"/>
+            </w:r>
+            <w:r>
+              <w:rPr>
+                <w:noProof/>
+                <w:webHidden/>
+              </w:rPr>
+              <w:instrText xml:space="preserve"> PAGEREF _Toc239712806 \h </w:instrText>
+            </w:r>
+            <w:r>
+              <w:rPr>
+                <w:noProof/>
+                <w:webHidden/>
+              </w:rPr>
+            </w:r>
+            <w:r>
+              <w:rPr>
+                <w:noProof/>
+                <w:webHidden/>
+              </w:rPr>
+              <w:fldChar w:fldCharType="separate"/>
+            </w:r>
+            <w:r>
+              <w:rPr>
+                <w:noProof/>
+                <w:webHidden/>
+              </w:rPr>
+              <w:t>8</w:t>
+            </w:r>
+            <w:r>
+              <w:rPr>
+                <w:noProof/>
+                <w:webHidden/>
+              </w:rPr>
+              <w:fldChar w:fldCharType="end"/>
+            </w:r>
+          </w:hyperlink>
+        </w:p>
+        <w:p>
+          <w:pPr>
+            <w:pStyle w:val="11"/>
+            <w:tabs>
+              <w:tab w:val="right" w:leader="dot" w:pos="9629"/>
+            </w:tabs>
+            <w:rPr>
+              <w:noProof/>
+            </w:rPr>
+          </w:pPr>
+          <w:hyperlink w:anchor="_Toc239712807" w:history="1">
+            <w:r>
+              <w:rPr>
+                <w:rStyle w:val="af0"/>
+                <w:rFonts w:ascii="Times New Roman" w:hAnsi="Times New Roman" w:cs="Times New Roman"/>
+                <w:b/>
+                <w:noProof/>
+              </w:rPr>
+              <w:t>Результати дослідження роботи програми</w:t>
+            </w:r>
+            <w:r>
+              <w:rPr>
+                <w:noProof/>
+                <w:webHidden/>
+              </w:rPr>
+              <w:tab/>
+            </w:r>
+            <w:r>
+              <w:rPr>
+                <w:noProof/>
+                <w:webHidden/>
+              </w:rPr>
+              <w:fldChar w:fldCharType="begin"/>
+            </w:r>
+            <w:r>
+              <w:rPr>
+                <w:noProof/>
+                <w:webHidden/>
+              </w:rPr>
+              <w:instrText xml:space="preserve"> PAGEREF _Toc239712807 \h </w:instrText>
+            </w:r>
+            <w:r>
+              <w:rPr>
+                <w:noProof/>
+                <w:webHidden/>
+              </w:rPr>
+            </w:r>
+            <w:r>
+              <w:rPr>
+                <w:noProof/>
+                <w:webHidden/>
+              </w:rPr>
+              <w:fldChar w:fldCharType="separate"/>
+            </w:r>
+            <w:r>
+              <w:rPr>
+                <w:noProof/>
+                <w:webHidden/>
+              </w:rPr>
+              <w:t>12</w:t>
+            </w:r>
+            <w:r>
+              <w:rPr>
+                <w:noProof/>
+                <w:webHidden/>
+              </w:rPr>
+              <w:fldChar w:fldCharType="end"/>
+            </w:r>
+          </w:hyperlink>
+        </w:p>
+        <w:p>
+          <w:pPr>
+            <w:pStyle w:val="21"/>
+            <w:tabs>
+              <w:tab w:val="right" w:leader="dot" w:pos="9629"/>
+            </w:tabs>
+            <w:rPr>
+              <w:noProof/>
+            </w:rPr>
+          </w:pPr>
+          <w:hyperlink w:anchor="_Toc239712808" w:history="1">
+            <w:r>
+              <w:rPr>
+                <w:rStyle w:val="af0"/>
+                <w:rFonts w:ascii="Times New Roman" w:hAnsi="Times New Roman" w:cs="Times New Roman"/>
+                <w:bCs/>
+                <w:i/>
+                <w:iCs/>
+                <w:noProof/>
+              </w:rPr>
+              <w:t>Дослідження 1: зміна напрямку обходу вершин на неорієнтованому графі.</w:t>
+            </w:r>
+            <w:r>
+              <w:rPr>
+                <w:noProof/>
+                <w:webHidden/>
+              </w:rPr>
+              <w:tab/>
+            </w:r>
+            <w:r>
+              <w:rPr>
+                <w:noProof/>
+                <w:webHidden/>
+              </w:rPr>
+              <w:fldChar w:fldCharType="begin"/>
+            </w:r>
+            <w:r>
+              <w:rPr>
+                <w:noProof/>
+                <w:webHidden/>
+              </w:rPr>
+              <w:instrText xml:space="preserve"> PAGEREF _Toc239712808 \h </w:instrText>
+            </w:r>
+            <w:r>
+              <w:rPr>
+                <w:noProof/>
+                <w:webHidden/>
+              </w:rPr>
+            </w:r>
+            <w:r>
+              <w:rPr>
+                <w:noProof/>
+                <w:webHidden/>
+              </w:rPr>
+              <w:fldChar w:fldCharType="separate"/>
+            </w:r>
+            <w:r>
+              <w:rPr>
+                <w:noProof/>
+                <w:webHidden/>
+              </w:rPr>
+              <w:t>12</w:t>
+            </w:r>
+            <w:r>
+              <w:rPr>
+                <w:noProof/>
+                <w:webHidden/>
+              </w:rPr>
+              <w:fldChar w:fldCharType="end"/>
+            </w:r>
+          </w:hyperlink>
+        </w:p>
+        <w:p>
+          <w:pPr>
+            <w:pStyle w:val="21"/>
+            <w:tabs>
+              <w:tab w:val="right" w:leader="dot" w:pos="9629"/>
+            </w:tabs>
+            <w:rPr>
+              <w:noProof/>
+            </w:rPr>
+          </w:pPr>
+          <w:hyperlink w:anchor="_Toc239712809" w:history="1">
+            <w:r>
+              <w:rPr>
+                <w:rStyle w:val="af0"/>
+                <w:rFonts w:ascii="Times New Roman" w:hAnsi="Times New Roman" w:cs="Times New Roman"/>
+                <w:bCs/>
+                <w:i/>
+                <w:iCs/>
+                <w:noProof/>
+              </w:rPr>
+              <w:t>Дослідження 2: зміна початку та кінця пошуку місцями.</w:t>
+            </w:r>
+            <w:r>
+              <w:rPr>
+                <w:noProof/>
+                <w:webHidden/>
+              </w:rPr>
+              <w:tab/>
+            </w:r>
+            <w:r>
+              <w:rPr>
+                <w:noProof/>
+                <w:webHidden/>
+              </w:rPr>
+              <w:fldChar w:fldCharType="begin"/>
+            </w:r>
+            <w:r>
+              <w:rPr>
+                <w:noProof/>
+                <w:webHidden/>
+              </w:rPr>
+              <w:instrText xml:space="preserve"> PAGEREF _Toc239712809 \h </w:instrText>
+            </w:r>
+            <w:r>
+              <w:rPr>
+                <w:noProof/>
+                <w:webHidden/>
+              </w:rPr>
+            </w:r>
+            <w:r>
+              <w:rPr>
+                <w:noProof/>
+                <w:webHidden/>
+              </w:rPr>
+              <w:fldChar w:fldCharType="separate"/>
+            </w:r>
+            <w:r>
+              <w:rPr>
+                <w:noProof/>
+                <w:webHidden/>
+              </w:rPr>
+              <w:t>14</w:t>
+            </w:r>
+            <w:r>
+              <w:rPr>
+                <w:noProof/>
+                <w:webHidden/>
+              </w:rPr>
+              <w:fldChar w:fldCharType="end"/>
+            </w:r>
+          </w:hyperlink>
+        </w:p>
+        <w:p>
+          <w:pPr>
+            <w:pStyle w:val="21"/>
+            <w:tabs>
+              <w:tab w:val="right" w:leader="dot" w:pos="9629"/>
+            </w:tabs>
+            <w:rPr>
+              <w:noProof/>
+            </w:rPr>
+          </w:pPr>
+          <w:hyperlink w:anchor="_Toc239712810" w:history="1">
+            <w:r>
+              <w:rPr>
+                <w:rStyle w:val="af0"/>
+                <w:rFonts w:ascii="Times New Roman" w:hAnsi="Times New Roman" w:cs="Times New Roman"/>
+                <w:bCs/>
+                <w:i/>
+                <w:iCs/>
+                <w:noProof/>
+              </w:rPr>
+              <w:t>Дослідження 3: Видалення та додавання вершин, ребер та дуг, які входять у вирішальний граф.</w:t>
+            </w:r>
+            <w:r>
+              <w:rPr>
+                <w:noProof/>
+                <w:webHidden/>
+              </w:rPr>
+              <w:tab/>
+            </w:r>
+            <w:r>
+              <w:rPr>
+                <w:noProof/>
+                <w:webHidden/>
+              </w:rPr>
+              <w:fldChar w:fldCharType="begin"/>
+            </w:r>
+            <w:r>
+              <w:rPr>
+                <w:noProof/>
+                <w:webHidden/>
+              </w:rPr>
+              <w:instrText xml:space="preserve"> PAGEREF _Toc239712810 \h </w:instrText>
+            </w:r>
+            <w:r>
+              <w:rPr>
+                <w:noProof/>
+                <w:webHidden/>
+              </w:rPr>
+            </w:r>
+            <w:r>
+              <w:rPr>
+                <w:noProof/>
+                <w:webHidden/>
+              </w:rPr>
+              <w:fldChar w:fldCharType="separate"/>
+            </w:r>
+            <w:r>
+              <w:rPr>
+                <w:noProof/>
+                <w:webHidden/>
+              </w:rPr>
+              <w:t>14</w:t>
+            </w:r>
+            <w:r>
+              <w:rPr>
+                <w:noProof/>
+                <w:webHidden/>
+              </w:rPr>
+              <w:fldChar w:fldCharType="end"/>
+            </w:r>
+          </w:hyperlink>
+        </w:p>
+        <w:p>
+          <w:pPr>
+            <w:pStyle w:val="21"/>
+            <w:tabs>
+              <w:tab w:val="right" w:leader="dot" w:pos="9629"/>
+            </w:tabs>
+            <w:rPr>
+              <w:noProof/>
+            </w:rPr>
+          </w:pPr>
+          <w:hyperlink w:anchor="_Toc239712811" w:history="1">
+            <w:r>
+              <w:rPr>
+                <w:rStyle w:val="af0"/>
+                <w:rFonts w:ascii="Times New Roman" w:hAnsi="Times New Roman" w:cs="Times New Roman"/>
+                <w:bCs/>
+                <w:i/>
+                <w:iCs/>
+                <w:noProof/>
+              </w:rPr>
+              <w:t>Дослід 4: Використання пошуку вшир на різних видах графів</w:t>
+            </w:r>
+            <w:r>
+              <w:rPr>
+                <w:rStyle w:val="af0"/>
+                <w:rFonts w:ascii="Times New Roman" w:hAnsi="Times New Roman" w:cs="Times New Roman"/>
+                <w:bCs/>
+                <w:noProof/>
+              </w:rPr>
+              <w:t>.</w:t>
+            </w:r>
+            <w:r>
+              <w:rPr>
+                <w:noProof/>
+                <w:webHidden/>
+              </w:rPr>
+              <w:tab/>
+            </w:r>
+            <w:r>
+              <w:rPr>
+                <w:noProof/>
+                <w:webHidden/>
+              </w:rPr>
+              <w:fldChar w:fldCharType="begin"/>
+            </w:r>
+            <w:r>
+              <w:rPr>
+                <w:noProof/>
+                <w:webHidden/>
+              </w:rPr>
+              <w:instrText xml:space="preserve"> PAGEREF _Toc239712811 \h </w:instrText>
+            </w:r>
+            <w:r>
+              <w:rPr>
+                <w:noProof/>
+                <w:webHidden/>
+              </w:rPr>
+            </w:r>
+            <w:r>
+              <w:rPr>
+                <w:noProof/>
+                <w:webHidden/>
+              </w:rPr>
+              <w:fldChar w:fldCharType="separate"/>
+            </w:r>
+            <w:r>
+              <w:rPr>
+                <w:noProof/>
+                <w:webHidden/>
+              </w:rPr>
+              <w:t>16</w:t>
+            </w:r>
+            <w:r>
+              <w:rPr>
+                <w:noProof/>
+                <w:webHidden/>
+              </w:rPr>
+              <w:fldChar w:fldCharType="end"/>
+            </w:r>
+          </w:hyperlink>
+        </w:p>
+        <w:p>
+          <w:pPr>
+            <w:pStyle w:val="11"/>
+            <w:tabs>
+              <w:tab w:val="right" w:leader="dot" w:pos="9629"/>
+            </w:tabs>
+            <w:rPr>
+              <w:noProof/>
+            </w:rPr>
+          </w:pPr>
+          <w:hyperlink w:anchor="_Toc239712812" w:history="1">
+            <w:r>
+              <w:rPr>
+                <w:rStyle w:val="af0"/>
+                <w:rFonts w:ascii="Times New Roman" w:hAnsi="Times New Roman" w:cs="Times New Roman"/>
+                <w:b/>
+                <w:bCs/>
+                <w:noProof/>
+              </w:rPr>
+              <w:t>Висновок</w:t>
+            </w:r>
+            <w:r>
+              <w:rPr>
+                <w:noProof/>
+                <w:webHidden/>
+              </w:rPr>
+              <w:tab/>
+            </w:r>
+            <w:r>
+              <w:rPr>
+                <w:noProof/>
+                <w:webHidden/>
+              </w:rPr>
+              <w:fldChar w:fldCharType="begin"/>
+            </w:r>
+            <w:r>
+              <w:rPr>
+                <w:noProof/>
+                <w:webHidden/>
+              </w:rPr>
+              <w:instrText xml:space="preserve"> PAGEREF _Toc239712812 \h </w:instrText>
+            </w:r>
+            <w:r>
+              <w:rPr>
+                <w:noProof/>
+                <w:webHidden/>
+              </w:rPr>
+            </w:r>
+            <w:r>
+              <w:rPr>
+                <w:noProof/>
+                <w:webHidden/>
+              </w:rPr>
+              <w:fldChar w:fldCharType="separate"/>
+            </w:r>
+            <w:r>
+              <w:rPr>
+                <w:noProof/>
+                <w:webHidden/>
+              </w:rPr>
+              <w:t>20</w:t>
+            </w:r>
+            <w:r>
+              <w:rPr>
+                <w:noProof/>
+                <w:webHidden/>
+              </w:rPr>
+              <w:fldChar w:fldCharType="end"/>
+            </w:r>
+          </w:hyperlink>
+        </w:p>
+        <w:p>
+          <w:pPr>
+            <w:pStyle w:val="11"/>
+            <w:tabs>
+              <w:tab w:val="right" w:leader="dot" w:pos="9629"/>
+            </w:tabs>
+            <w:rPr>
+              <w:noProof/>
+            </w:rPr>
+          </w:pPr>
+          <w:hyperlink w:anchor="_Toc239712813" w:history="1">
+            <w:r>
+              <w:rPr>
+                <w:rStyle w:val="af0"/>
+                <w:rFonts w:ascii="Times New Roman" w:hAnsi="Times New Roman" w:cs="Times New Roman"/>
+                <w:b/>
+                <w:noProof/>
+              </w:rPr>
+              <w:t>Код програми</w:t>
+            </w:r>
+            <w:r>
+              <w:rPr>
+                <w:noProof/>
+                <w:webHidden/>
+              </w:rPr>
+              <w:tab/>
+            </w:r>
+            <w:r>
+              <w:rPr>
+                <w:noProof/>
+                <w:webHidden/>
+              </w:rPr>
+              <w:fldChar w:fldCharType="begin"/>
+            </w:r>
+            <w:r>
+              <w:rPr>
+                <w:noProof/>
+                <w:webHidden/>
+              </w:rPr>
+              <w:instrText xml:space="preserve"> PAGEREF _Toc239712813 \h </w:instrText>
+            </w:r>
+            <w:r>
+              <w:rPr>
+                <w:noProof/>
+                <w:webHidden/>
+              </w:rPr>
+            </w:r>
+            <w:r>
+              <w:rPr>
+                <w:noProof/>
+                <w:webHidden/>
+              </w:rPr>
+              <w:fldChar w:fldCharType="separate"/>
+            </w:r>
+            <w:r>
+              <w:rPr>
+                <w:noProof/>
+                <w:webHidden/>
+              </w:rPr>
+              <w:t>21</w:t>
+            </w:r>
+            <w:r>
+              <w:rPr>
+                <w:noProof/>
+                <w:webHidden/>
+              </w:rPr>
+              <w:fldChar w:fldCharType="end"/>
+            </w:r>
+          </w:hyperlink>
+        </w:p>
+        <w:p>
+          <w:r>
+            <w:rPr>
+              <w:b/>
+              <w:bCs/>
+            </w:rPr>
+            <w:fldChar w:fldCharType="end"/>
+          </w:r>
+        </w:p>
+      </w:sdtContent>
+    </w:sdt>
+    <w:p>
+      <w:pPr>
+        <w:rPr>
+          <w:rFonts w:ascii="Times New Roman" w:hAnsi="Times New Roman" w:cs="Times New Roman"/>
+          <w:bCs/>
+          <w:sz w:val="28"/>
+        </w:rPr>
+      </w:pPr>
+      <w:r>
+        <w:rPr>
+          <w:rFonts w:ascii="Times New Roman" w:hAnsi="Times New Roman" w:cs="Times New Roman"/>
+          <w:bCs/>
+          <w:sz w:val="28"/>
+        </w:rPr>
+        <w:br w:type="page"/>
+      </w:r>
+    </w:p>
+    <w:p>
+      <w:pPr>
+        <w:outlineLvl w:val="0"/>
         <w:rPr>
           <w:rFonts w:ascii="Times New Roman" w:hAnsi="Times New Roman" w:cs="Times New Roman"/>
           <w:b/>
           <w:sz w:val="28"/>
         </w:rPr>
+      </w:pPr>
+      <w:bookmarkStart w:id="1" w:name="_Toc239712789"/>
+      <w:r>
+        <w:rPr>
+          <w:rFonts w:ascii="Times New Roman" w:hAnsi="Times New Roman" w:cs="Times New Roman"/>
+          <w:b/>
+          <w:sz w:val="28"/>
+        </w:rPr>
+        <w:lastRenderedPageBreak/>
         <w:t>Тема</w:t>
       </w:r>
+      <w:bookmarkEnd w:id="1"/>
     </w:p>
     <w:p>
       <w:pPr>
@@ -603,12 +2590,14 @@
     </w:p>
     <w:p>
       <w:pPr>
+        <w:outlineLvl w:val="0"/>
         <w:rPr>
           <w:rFonts w:ascii="Times New Roman" w:hAnsi="Times New Roman" w:cs="Times New Roman"/>
           <w:b/>
           <w:sz w:val="28"/>
         </w:rPr>
       </w:pPr>
+      <w:bookmarkStart w:id="2" w:name="_Toc239712790"/>
       <w:r>
         <w:rPr>
           <w:rFonts w:ascii="Times New Roman" w:hAnsi="Times New Roman" w:cs="Times New Roman"/>
@@ -617,6 +2606,7 @@
         </w:rPr>
         <w:t>Мета</w:t>
       </w:r>
+      <w:bookmarkEnd w:id="2"/>
     </w:p>
     <w:p>
       <w:pPr>
@@ -671,12 +2661,14 @@
     </w:p>
     <w:p>
       <w:pPr>
+        <w:outlineLvl w:val="0"/>
         <w:rPr>
           <w:rFonts w:ascii="Times New Roman" w:hAnsi="Times New Roman" w:cs="Times New Roman"/>
           <w:b/>
           <w:sz w:val="28"/>
         </w:rPr>
       </w:pPr>
+      <w:bookmarkStart w:id="3" w:name="_Toc239712791"/>
       <w:r>
         <w:rPr>
           <w:rFonts w:ascii="Times New Roman" w:hAnsi="Times New Roman" w:cs="Times New Roman"/>
@@ -685,6 +2677,7 @@
         </w:rPr>
         <w:t>Вхідні дані</w:t>
       </w:r>
+      <w:bookmarkEnd w:id="3"/>
     </w:p>
     <w:p>
       <w:pPr>
@@ -706,39 +2699,7 @@
           <w:bCs/>
           <w:sz w:val="28"/>
         </w:rPr>
-        <w:t>звичайний розгалужений граф (не менше 5-и гілок) порядку не</w:t>
-      </w:r>
-      <w:r>
-        <w:rPr>
-          <w:rFonts w:ascii="Times New Roman" w:hAnsi="Times New Roman" w:cs="Times New Roman"/>
-          <w:bCs/>
-          <w:sz w:val="28"/>
-        </w:rPr>
-        <w:t xml:space="preserve"> </w:t>
-      </w:r>
-      <w:r>
-        <w:rPr>
-          <w:rFonts w:ascii="Times New Roman" w:hAnsi="Times New Roman" w:cs="Times New Roman"/>
-          <w:bCs/>
-          <w:sz w:val="28"/>
-        </w:rPr>
-        <w:t>менше 30 та розміром не менше 30-40 (не менше 5-и “гілок” у випадку дерева; граф повинен бути заданий явно, з зафіксованим</w:t>
-      </w:r>
-      <w:r>
-        <w:rPr>
-          <w:rFonts w:ascii="Times New Roman" w:hAnsi="Times New Roman" w:cs="Times New Roman"/>
-          <w:bCs/>
-          <w:sz w:val="28"/>
-        </w:rPr>
-        <w:t xml:space="preserve"> </w:t>
-      </w:r>
-      <w:r>
-        <w:rPr>
-          <w:rFonts w:ascii="Times New Roman" w:hAnsi="Times New Roman" w:cs="Times New Roman"/>
-          <w:bCs/>
-          <w:sz w:val="28"/>
-        </w:rPr>
-        <w:t xml:space="preserve">положенням (координатами) вершин; </w:t>
+        <w:t xml:space="preserve">звичайний розгалужений граф (не менше 5-и гілок) порядку не менше 30 та розміром не менше 30-40 (не менше 5-и “гілок” у випадку дерева; граф повинен бути заданий явно, з зафіксованим положенням (координатами) вершин; </w:t>
       </w:r>
       <w:proofErr w:type="spellStart"/>
       <w:r>
@@ -756,23 +2717,7 @@
           <w:bCs/>
           <w:sz w:val="28"/>
         </w:rPr>
-        <w:t xml:space="preserve"> задання графа не</w:t>
-      </w:r>
-      <w:r>
-        <w:rPr>
-          <w:rFonts w:ascii="Times New Roman" w:hAnsi="Times New Roman" w:cs="Times New Roman"/>
-          <w:bCs/>
-          <w:sz w:val="28"/>
-        </w:rPr>
-        <w:t xml:space="preserve"> </w:t>
-      </w:r>
-      <w:r>
-        <w:rPr>
-          <w:rFonts w:ascii="Times New Roman" w:hAnsi="Times New Roman" w:cs="Times New Roman"/>
-          <w:bCs/>
-          <w:sz w:val="28"/>
-        </w:rPr>
-        <w:t>допускається)</w:t>
+        <w:t xml:space="preserve"> задання графа не допускається)</w:t>
       </w:r>
     </w:p>
     <w:p>
@@ -831,12 +2776,14 @@
     </w:p>
     <w:p>
       <w:pPr>
+        <w:outlineLvl w:val="0"/>
         <w:rPr>
           <w:rFonts w:ascii="Times New Roman" w:hAnsi="Times New Roman" w:cs="Times New Roman"/>
           <w:b/>
           <w:sz w:val="28"/>
         </w:rPr>
       </w:pPr>
+      <w:bookmarkStart w:id="4" w:name="_Toc239712792"/>
       <w:r>
         <w:rPr>
           <w:rFonts w:ascii="Times New Roman" w:hAnsi="Times New Roman" w:cs="Times New Roman"/>
@@ -853,6 +2800,7 @@
         </w:rPr>
         <w:t>я</w:t>
       </w:r>
+      <w:bookmarkEnd w:id="4"/>
     </w:p>
     <w:p>
       <w:pPr>
@@ -993,12 +2941,14 @@
     </w:p>
     <w:p>
       <w:pPr>
+        <w:outlineLvl w:val="0"/>
         <w:rPr>
           <w:rFonts w:ascii="Times New Roman" w:hAnsi="Times New Roman" w:cs="Times New Roman"/>
           <w:b/>
           <w:sz w:val="28"/>
         </w:rPr>
       </w:pPr>
+      <w:bookmarkStart w:id="5" w:name="_Toc239712793"/>
       <w:r>
         <w:rPr>
           <w:rFonts w:ascii="Times New Roman" w:hAnsi="Times New Roman" w:cs="Times New Roman"/>
@@ -1007,6 +2957,7 @@
         </w:rPr>
         <w:t>Критерії виконання роботи</w:t>
       </w:r>
+      <w:bookmarkEnd w:id="5"/>
     </w:p>
     <w:p>
       <w:pPr>
@@ -1154,7 +3105,6 @@
           <w:bCs/>
           <w:sz w:val="28"/>
         </w:rPr>
-        <w:lastRenderedPageBreak/>
         <w:t xml:space="preserve">2. </w:t>
       </w:r>
       <w:r>
@@ -1186,6 +3136,7 @@
           <w:bCs/>
           <w:sz w:val="28"/>
         </w:rPr>
+        <w:lastRenderedPageBreak/>
         <w:t>різних напрямках обходу суміжних вершин при розкритті вершини;</w:t>
       </w:r>
     </w:p>
@@ -1321,12 +3272,14 @@
     </w:p>
     <w:p>
       <w:pPr>
+        <w:outlineLvl w:val="0"/>
         <w:rPr>
           <w:rFonts w:ascii="Times New Roman" w:hAnsi="Times New Roman" w:cs="Times New Roman"/>
           <w:b/>
           <w:sz w:val="28"/>
         </w:rPr>
       </w:pPr>
+      <w:bookmarkStart w:id="6" w:name="_Toc239712794"/>
       <w:r>
         <w:rPr>
           <w:rFonts w:ascii="Times New Roman" w:hAnsi="Times New Roman" w:cs="Times New Roman"/>
@@ -1335,6 +3288,7 @@
         </w:rPr>
         <w:t>Теоретичні відомості</w:t>
       </w:r>
+      <w:bookmarkEnd w:id="6"/>
     </w:p>
     <w:p>
       <w:pPr>
@@ -1343,12 +3297,15 @@
           <w:ilvl w:val="0"/>
           <w:numId w:val="35"/>
         </w:numPr>
-        <w:rPr>
-          <w:rFonts w:ascii="Times New Roman" w:hAnsi="Times New Roman" w:cs="Times New Roman"/>
-          <w:bCs/>
-          <w:sz w:val="28"/>
-        </w:rPr>
-      </w:pPr>
+        <w:ind w:left="1066" w:hanging="357"/>
+        <w:outlineLvl w:val="1"/>
+        <w:rPr>
+          <w:rFonts w:ascii="Times New Roman" w:hAnsi="Times New Roman" w:cs="Times New Roman"/>
+          <w:bCs/>
+          <w:sz w:val="28"/>
+        </w:rPr>
+      </w:pPr>
+      <w:bookmarkStart w:id="7" w:name="_Toc239712795"/>
       <w:r>
         <w:rPr>
           <w:rFonts w:ascii="Times New Roman" w:hAnsi="Times New Roman" w:cs="Times New Roman"/>
@@ -1357,6 +3314,7 @@
         </w:rPr>
         <w:t>Графи та їх основні поняття</w:t>
       </w:r>
+      <w:bookmarkEnd w:id="7"/>
     </w:p>
     <w:p>
       <w:pPr>
@@ -1755,8 +3713,6 @@
           <m:r>
             <w:rPr>
               <w:rFonts w:ascii="Times New Roman" w:hAnsi="Times New Roman" w:cs="Times New Roman"/>
-              <w:bCs/>
-              <w:i/>
               <w:sz w:val="28"/>
             </w:rPr>
             <w:br/>
@@ -2200,8 +4156,7 @@
     <w:p>
       <w:pPr>
         <w:rPr>
-          <w:rFonts w:ascii="Times New Roman" w:hAnsi="Times New Roman" w:cs="Times New Roman"/>
-          <w:bCs/>
+          <w:rFonts w:ascii="Times New Roman" w:eastAsiaTheme="minorEastAsia" w:hAnsi="Times New Roman" w:cs="Times New Roman"/>
           <w:sz w:val="28"/>
         </w:rPr>
       </w:pPr>
@@ -2219,18 +4174,30 @@
     </w:p>
     <w:p>
       <w:pPr>
+        <w:rPr>
+          <w:rFonts w:ascii="Times New Roman" w:hAnsi="Times New Roman" w:cs="Times New Roman"/>
+          <w:bCs/>
+          <w:sz w:val="28"/>
+        </w:rPr>
+      </w:pPr>
+    </w:p>
+    <w:p>
+      <w:pPr>
         <w:pStyle w:val="a9"/>
         <w:numPr>
           <w:ilvl w:val="0"/>
           <w:numId w:val="35"/>
         </w:numPr>
+        <w:ind w:left="1066" w:hanging="357"/>
         <w:jc w:val="both"/>
-        <w:rPr>
-          <w:rFonts w:ascii="Times New Roman" w:hAnsi="Times New Roman" w:cs="Times New Roman"/>
-          <w:bCs/>
-          <w:sz w:val="28"/>
-        </w:rPr>
-      </w:pPr>
+        <w:outlineLvl w:val="1"/>
+        <w:rPr>
+          <w:rFonts w:ascii="Times New Roman" w:hAnsi="Times New Roman" w:cs="Times New Roman"/>
+          <w:bCs/>
+          <w:sz w:val="28"/>
+        </w:rPr>
+      </w:pPr>
+      <w:bookmarkStart w:id="8" w:name="_Toc239712796"/>
       <w:r>
         <w:rPr>
           <w:rFonts w:ascii="Times New Roman" w:hAnsi="Times New Roman" w:cs="Times New Roman"/>
@@ -2240,16 +4207,19 @@
         <w:lastRenderedPageBreak/>
         <w:t>Основні види графів</w:t>
       </w:r>
-    </w:p>
-    <w:p>
-      <w:pPr>
-        <w:ind w:firstLine="708"/>
+      <w:bookmarkEnd w:id="8"/>
+    </w:p>
+    <w:p>
+      <w:pPr>
+        <w:ind w:firstLine="709"/>
         <w:jc w:val="both"/>
-        <w:rPr>
-          <w:rFonts w:ascii="Times New Roman" w:hAnsi="Times New Roman" w:cs="Times New Roman"/>
-          <w:sz w:val="28"/>
-        </w:rPr>
-      </w:pPr>
+        <w:outlineLvl w:val="2"/>
+        <w:rPr>
+          <w:rFonts w:ascii="Times New Roman" w:hAnsi="Times New Roman" w:cs="Times New Roman"/>
+          <w:sz w:val="28"/>
+        </w:rPr>
+      </w:pPr>
+      <w:bookmarkStart w:id="9" w:name="_Toc239712797"/>
       <w:r>
         <w:rPr>
           <w:rFonts w:ascii="Times New Roman" w:hAnsi="Times New Roman" w:cs="Times New Roman"/>
@@ -2257,6 +4227,7 @@
         </w:rPr>
         <w:t>2.1. Неорієнтований граф</w:t>
       </w:r>
+      <w:bookmarkEnd w:id="9"/>
     </w:p>
     <w:p>
       <w:pPr>
@@ -2727,13 +4698,15 @@
     </w:p>
     <w:p>
       <w:pPr>
-        <w:ind w:firstLine="708"/>
+        <w:ind w:firstLine="709"/>
         <w:jc w:val="both"/>
-        <w:rPr>
-          <w:rFonts w:ascii="Times New Roman" w:hAnsi="Times New Roman" w:cs="Times New Roman"/>
-          <w:sz w:val="28"/>
-        </w:rPr>
-      </w:pPr>
+        <w:outlineLvl w:val="2"/>
+        <w:rPr>
+          <w:rFonts w:ascii="Times New Roman" w:hAnsi="Times New Roman" w:cs="Times New Roman"/>
+          <w:sz w:val="28"/>
+        </w:rPr>
+      </w:pPr>
+      <w:bookmarkStart w:id="10" w:name="_Toc239712798"/>
       <w:r>
         <w:rPr>
           <w:rFonts w:ascii="Times New Roman" w:hAnsi="Times New Roman" w:cs="Times New Roman"/>
@@ -2741,6 +4714,7 @@
         </w:rPr>
         <w:t>2.2. Орієнтований граф</w:t>
       </w:r>
+      <w:bookmarkEnd w:id="10"/>
     </w:p>
     <w:p>
       <w:pPr>
@@ -3564,12 +5538,15 @@
           <w:ilvl w:val="0"/>
           <w:numId w:val="35"/>
         </w:numPr>
-        <w:rPr>
-          <w:rFonts w:ascii="Times New Roman" w:hAnsi="Times New Roman" w:cs="Times New Roman"/>
-          <w:bCs/>
-          <w:sz w:val="28"/>
-        </w:rPr>
-      </w:pPr>
+        <w:ind w:left="1066" w:hanging="357"/>
+        <w:outlineLvl w:val="1"/>
+        <w:rPr>
+          <w:rFonts w:ascii="Times New Roman" w:hAnsi="Times New Roman" w:cs="Times New Roman"/>
+          <w:bCs/>
+          <w:sz w:val="28"/>
+        </w:rPr>
+      </w:pPr>
+      <w:bookmarkStart w:id="11" w:name="_Toc239712799"/>
       <w:r>
         <w:rPr>
           <w:rFonts w:ascii="Times New Roman" w:hAnsi="Times New Roman" w:cs="Times New Roman"/>
@@ -3578,6 +5555,7 @@
         </w:rPr>
         <w:t>Дерево</w:t>
       </w:r>
+      <w:bookmarkEnd w:id="11"/>
     </w:p>
     <w:p>
       <w:pPr>
@@ -3850,12 +5828,15 @@
           <w:ilvl w:val="0"/>
           <w:numId w:val="35"/>
         </w:numPr>
-        <w:rPr>
-          <w:rFonts w:ascii="Times New Roman" w:hAnsi="Times New Roman" w:cs="Times New Roman"/>
-          <w:bCs/>
-          <w:sz w:val="28"/>
-        </w:rPr>
-      </w:pPr>
+        <w:ind w:left="1066" w:hanging="357"/>
+        <w:outlineLvl w:val="1"/>
+        <w:rPr>
+          <w:rFonts w:ascii="Times New Roman" w:hAnsi="Times New Roman" w:cs="Times New Roman"/>
+          <w:bCs/>
+          <w:sz w:val="28"/>
+        </w:rPr>
+      </w:pPr>
+      <w:bookmarkStart w:id="12" w:name="_Toc239712800"/>
       <w:r>
         <w:rPr>
           <w:rFonts w:ascii="Times New Roman" w:hAnsi="Times New Roman" w:cs="Times New Roman"/>
@@ -3864,6 +5845,7 @@
         </w:rPr>
         <w:t>Пошук у графах</w:t>
       </w:r>
+      <w:bookmarkEnd w:id="12"/>
     </w:p>
     <w:p>
       <w:pPr>
@@ -4387,13 +6369,16 @@
           <w:ilvl w:val="0"/>
           <w:numId w:val="35"/>
         </w:numPr>
+        <w:ind w:left="1066" w:hanging="357"/>
         <w:jc w:val="both"/>
-        <w:rPr>
-          <w:rFonts w:ascii="Times New Roman" w:hAnsi="Times New Roman" w:cs="Times New Roman"/>
-          <w:bCs/>
-          <w:sz w:val="28"/>
-        </w:rPr>
-      </w:pPr>
+        <w:outlineLvl w:val="1"/>
+        <w:rPr>
+          <w:rFonts w:ascii="Times New Roman" w:hAnsi="Times New Roman" w:cs="Times New Roman"/>
+          <w:bCs/>
+          <w:sz w:val="28"/>
+        </w:rPr>
+      </w:pPr>
+      <w:bookmarkStart w:id="13" w:name="_Toc239712801"/>
       <w:r>
         <w:rPr>
           <w:rFonts w:ascii="Times New Roman" w:hAnsi="Times New Roman" w:cs="Times New Roman"/>
@@ -4410,6 +6395,7 @@
         </w:rPr>
         <w:t>у</w:t>
       </w:r>
+      <w:bookmarkEnd w:id="13"/>
     </w:p>
     <w:p>
       <w:pPr>
@@ -4635,13 +6621,16 @@
           <w:ilvl w:val="0"/>
           <w:numId w:val="35"/>
         </w:numPr>
+        <w:ind w:left="1066" w:hanging="357"/>
         <w:jc w:val="both"/>
-        <w:rPr>
-          <w:rFonts w:ascii="Times New Roman" w:hAnsi="Times New Roman" w:cs="Times New Roman"/>
-          <w:bCs/>
-          <w:sz w:val="28"/>
-        </w:rPr>
-      </w:pPr>
+        <w:outlineLvl w:val="1"/>
+        <w:rPr>
+          <w:rFonts w:ascii="Times New Roman" w:hAnsi="Times New Roman" w:cs="Times New Roman"/>
+          <w:bCs/>
+          <w:sz w:val="28"/>
+        </w:rPr>
+      </w:pPr>
+      <w:bookmarkStart w:id="14" w:name="_Toc239712802"/>
       <w:r>
         <w:rPr>
           <w:rFonts w:ascii="Times New Roman" w:hAnsi="Times New Roman" w:cs="Times New Roman"/>
@@ -4650,6 +6639,7 @@
         </w:rPr>
         <w:t>Черга у BFS</w:t>
       </w:r>
+      <w:bookmarkEnd w:id="14"/>
     </w:p>
     <w:p>
       <w:pPr>
@@ -4956,13 +6946,16 @@
           <w:ilvl w:val="0"/>
           <w:numId w:val="35"/>
         </w:numPr>
+        <w:ind w:left="1066" w:hanging="357"/>
         <w:jc w:val="both"/>
-        <w:rPr>
-          <w:rFonts w:ascii="Times New Roman" w:hAnsi="Times New Roman" w:cs="Times New Roman"/>
-          <w:bCs/>
-          <w:sz w:val="28"/>
-        </w:rPr>
-      </w:pPr>
+        <w:outlineLvl w:val="1"/>
+        <w:rPr>
+          <w:rFonts w:ascii="Times New Roman" w:hAnsi="Times New Roman" w:cs="Times New Roman"/>
+          <w:bCs/>
+          <w:sz w:val="28"/>
+        </w:rPr>
+      </w:pPr>
+      <w:bookmarkStart w:id="15" w:name="_Toc239712803"/>
       <w:r>
         <w:rPr>
           <w:rFonts w:ascii="Times New Roman" w:hAnsi="Times New Roman" w:cs="Times New Roman"/>
@@ -4971,6 +6964,7 @@
         </w:rPr>
         <w:t>Алгоритм BFS</w:t>
       </w:r>
+      <w:bookmarkEnd w:id="15"/>
     </w:p>
     <w:p>
       <w:pPr>
@@ -5384,13 +7378,16 @@
           <w:ilvl w:val="0"/>
           <w:numId w:val="35"/>
         </w:numPr>
+        <w:ind w:left="1066" w:hanging="357"/>
         <w:jc w:val="both"/>
-        <w:rPr>
-          <w:rFonts w:ascii="Times New Roman" w:hAnsi="Times New Roman" w:cs="Times New Roman"/>
-          <w:bCs/>
-          <w:sz w:val="28"/>
-        </w:rPr>
-      </w:pPr>
+        <w:outlineLvl w:val="1"/>
+        <w:rPr>
+          <w:rFonts w:ascii="Times New Roman" w:hAnsi="Times New Roman" w:cs="Times New Roman"/>
+          <w:bCs/>
+          <w:sz w:val="28"/>
+        </w:rPr>
+      </w:pPr>
+      <w:bookmarkStart w:id="16" w:name="_Toc239712804"/>
       <w:r>
         <w:rPr>
           <w:rFonts w:ascii="Times New Roman" w:hAnsi="Times New Roman" w:cs="Times New Roman"/>
@@ -5400,6 +7397,7 @@
         <w:lastRenderedPageBreak/>
         <w:t>Відновлення знайденого шляху</w:t>
       </w:r>
+      <w:bookmarkEnd w:id="16"/>
     </w:p>
     <w:p>
       <w:pPr>
@@ -5668,13 +7666,16 @@
           <w:ilvl w:val="0"/>
           <w:numId w:val="35"/>
         </w:numPr>
+        <w:ind w:left="1066" w:hanging="357"/>
         <w:jc w:val="both"/>
-        <w:rPr>
-          <w:rFonts w:ascii="Times New Roman" w:hAnsi="Times New Roman" w:cs="Times New Roman"/>
-          <w:bCs/>
-          <w:sz w:val="28"/>
-        </w:rPr>
-      </w:pPr>
+        <w:outlineLvl w:val="1"/>
+        <w:rPr>
+          <w:rFonts w:ascii="Times New Roman" w:hAnsi="Times New Roman" w:cs="Times New Roman"/>
+          <w:bCs/>
+          <w:sz w:val="28"/>
+        </w:rPr>
+      </w:pPr>
+      <w:bookmarkStart w:id="17" w:name="_Toc239712805"/>
       <w:r>
         <w:rPr>
           <w:rFonts w:ascii="Times New Roman" w:hAnsi="Times New Roman" w:cs="Times New Roman"/>
@@ -5683,6 +7684,7 @@
         </w:rPr>
         <w:t>BFS та найкоротший шлях</w:t>
       </w:r>
+      <w:bookmarkEnd w:id="17"/>
     </w:p>
     <w:p>
       <w:pPr>
@@ -5788,15 +7790,7 @@
           <w:bCs/>
           <w:sz w:val="28"/>
         </w:rPr>
-        <w:t>Т</w:t>
-      </w:r>
-      <w:r>
-        <w:rPr>
-          <w:rFonts w:ascii="Times New Roman" w:hAnsi="Times New Roman" w:cs="Times New Roman"/>
-          <w:bCs/>
-          <w:sz w:val="28"/>
-        </w:rPr>
-        <w:t>а</w:t>
+        <w:t>Та</w:t>
       </w:r>
     </w:p>
     <w:p>
@@ -6081,12 +8075,14 @@
     </w:p>
     <w:p>
       <w:pPr>
+        <w:outlineLvl w:val="0"/>
         <w:rPr>
           <w:rFonts w:ascii="Times New Roman" w:hAnsi="Times New Roman" w:cs="Times New Roman"/>
           <w:b/>
           <w:sz w:val="28"/>
         </w:rPr>
       </w:pPr>
+      <w:bookmarkStart w:id="18" w:name="_Toc239712806"/>
       <w:r>
         <w:rPr>
           <w:rFonts w:ascii="Times New Roman" w:hAnsi="Times New Roman" w:cs="Times New Roman"/>
@@ -6096,6 +8092,7 @@
         <w:lastRenderedPageBreak/>
         <w:t>Інтерфейс та принцип роботи програми</w:t>
       </w:r>
+      <w:bookmarkEnd w:id="18"/>
     </w:p>
     <w:p>
       <w:pPr>
@@ -6185,6 +8182,7 @@
         <w:rPr>
           <w:rFonts w:ascii="Times New Roman" w:hAnsi="Times New Roman" w:cs="Times New Roman"/>
           <w:bCs/>
+          <w:noProof/>
           <w:sz w:val="28"/>
           <w:lang w:val="en-US"/>
         </w:rPr>
@@ -6569,15 +8567,7 @@
           <w:bCs/>
           <w:sz w:val="28"/>
         </w:rPr>
-        <w:t>«Очистити пошук» — видаляє результати поточного пошуку та повертає граф до початкового стану.</w:t>
-      </w:r>
-      <w:r>
-        <w:rPr>
-          <w:rFonts w:ascii="Times New Roman" w:hAnsi="Times New Roman" w:cs="Times New Roman"/>
-          <w:bCs/>
-          <w:sz w:val="28"/>
-        </w:rPr>
-        <w:t xml:space="preserve"> </w:t>
+        <w:t xml:space="preserve">«Очистити пошук» — видаляє результати поточного пошуку та повертає граф до початкового стану. </w:t>
       </w:r>
     </w:p>
     <w:p>
@@ -6591,6 +8581,9 @@
         </w:rPr>
       </w:pPr>
       <w:r>
+        <w:rPr>
+          <w:noProof/>
+        </w:rPr>
         <w:drawing>
           <wp:inline distT="0" distB="0" distL="0" distR="0" wp14:anchorId="2B4D2909" wp14:editId="4A2C16E9">
             <wp:extent cx="1746011" cy="4038600"/>
@@ -6998,6 +8991,7 @@
         <w:rPr>
           <w:rFonts w:ascii="Times New Roman" w:hAnsi="Times New Roman" w:cs="Times New Roman"/>
           <w:bCs/>
+          <w:noProof/>
           <w:sz w:val="28"/>
         </w:rPr>
         <w:drawing>
@@ -7158,6 +9152,7 @@
         <w:rPr>
           <w:rFonts w:ascii="Times New Roman" w:hAnsi="Times New Roman" w:cs="Times New Roman"/>
           <w:bCs/>
+          <w:noProof/>
           <w:sz w:val="28"/>
         </w:rPr>
         <w:drawing>
@@ -7308,6 +9303,7 @@
         <w:rPr>
           <w:rFonts w:ascii="Times New Roman" w:hAnsi="Times New Roman" w:cs="Times New Roman"/>
           <w:bCs/>
+          <w:noProof/>
           <w:sz w:val="28"/>
         </w:rPr>
         <w:drawing>
@@ -7448,12 +9444,14 @@
     <w:p>
       <w:pPr>
         <w:jc w:val="both"/>
+        <w:outlineLvl w:val="0"/>
         <w:rPr>
           <w:rFonts w:ascii="Times New Roman" w:hAnsi="Times New Roman" w:cs="Times New Roman"/>
           <w:b/>
           <w:sz w:val="28"/>
         </w:rPr>
       </w:pPr>
+      <w:bookmarkStart w:id="19" w:name="_Toc239712807"/>
       <w:r>
         <w:rPr>
           <w:rFonts w:ascii="Times New Roman" w:hAnsi="Times New Roman" w:cs="Times New Roman"/>
@@ -7463,10 +9461,12 @@
         <w:lastRenderedPageBreak/>
         <w:t>Результати дослідження роботи програми</w:t>
       </w:r>
+      <w:bookmarkEnd w:id="19"/>
     </w:p>
     <w:p>
       <w:pPr>
         <w:jc w:val="both"/>
+        <w:outlineLvl w:val="1"/>
         <w:rPr>
           <w:rFonts w:ascii="Times New Roman" w:hAnsi="Times New Roman" w:cs="Times New Roman"/>
           <w:bCs/>
@@ -7475,6 +9475,7 @@
           <w:sz w:val="28"/>
         </w:rPr>
       </w:pPr>
+      <w:bookmarkStart w:id="20" w:name="_Toc239712808"/>
       <w:r>
         <w:rPr>
           <w:rFonts w:ascii="Times New Roman" w:hAnsi="Times New Roman" w:cs="Times New Roman"/>
@@ -7485,6 +9486,7 @@
         </w:rPr>
         <w:t>Дослідження 1: зміна напрямку обходу вершин на неорієнтованому графі.</w:t>
       </w:r>
+      <w:bookmarkEnd w:id="20"/>
     </w:p>
     <w:p>
       <w:pPr>
@@ -7518,6 +9520,7 @@
         <w:rPr>
           <w:rFonts w:ascii="Times New Roman" w:hAnsi="Times New Roman" w:cs="Times New Roman"/>
           <w:bCs/>
+          <w:noProof/>
           <w:sz w:val="28"/>
         </w:rPr>
         <w:drawing>
@@ -7658,6 +9661,7 @@
         <w:rPr>
           <w:rFonts w:ascii="Times New Roman" w:hAnsi="Times New Roman" w:cs="Times New Roman"/>
           <w:bCs/>
+          <w:noProof/>
           <w:sz w:val="28"/>
         </w:rPr>
         <w:lastRenderedPageBreak/>
@@ -7745,17 +9749,7 @@
           <w:iCs/>
           <w:sz w:val="28"/>
         </w:rPr>
-        <w:t xml:space="preserve">Обхід неорієнтованого графа за </w:t>
-      </w:r>
-      <w:r>
-        <w:rPr>
-          <w:rFonts w:ascii="Times New Roman" w:hAnsi="Times New Roman" w:cs="Times New Roman"/>
-          <w:bCs/>
-          <w:i/>
-          <w:iCs/>
-          <w:sz w:val="28"/>
-        </w:rPr>
-        <w:t>спаданням</w:t>
+        <w:t>Обхід неорієнтованого графа за спаданням</w:t>
       </w:r>
     </w:p>
     <w:p>
@@ -7771,6 +9765,7 @@
         <w:rPr>
           <w:rFonts w:ascii="Times New Roman" w:hAnsi="Times New Roman" w:cs="Times New Roman"/>
           <w:bCs/>
+          <w:noProof/>
           <w:sz w:val="28"/>
         </w:rPr>
         <w:drawing>
@@ -7859,9 +9854,32 @@
           <w:iCs/>
           <w:sz w:val="28"/>
         </w:rPr>
-        <w:t xml:space="preserve">Обхід неорієнтованого графа за </w:t>
-      </w:r>
-      <w:r>
+        <w:t>Обхід неорієнтованого графа за власним порядком (в даному випадку створено правило: 11 має більший пріоритет ніж 3).</w:t>
+      </w:r>
+    </w:p>
+    <w:p>
+      <w:pPr>
+        <w:ind w:firstLine="708"/>
+        <w:jc w:val="both"/>
+        <w:rPr>
+          <w:rFonts w:ascii="Times New Roman" w:hAnsi="Times New Roman" w:cs="Times New Roman"/>
+          <w:bCs/>
+          <w:sz w:val="28"/>
+        </w:rPr>
+      </w:pPr>
+      <w:r>
+        <w:rPr>
+          <w:rFonts w:ascii="Times New Roman" w:hAnsi="Times New Roman" w:cs="Times New Roman"/>
+          <w:bCs/>
+          <w:sz w:val="28"/>
+        </w:rPr>
+        <w:lastRenderedPageBreak/>
+        <w:t>Як видно на рисунку 7 та рисунку 8 результати змінилися для даного графу. В цьому експерименті для даного графу найкраще показав себе обхід за спаданням.</w:t>
+      </w:r>
+    </w:p>
+    <w:p>
+      <w:pPr>
+        <w:outlineLvl w:val="1"/>
         <w:rPr>
           <w:rFonts w:ascii="Times New Roman" w:hAnsi="Times New Roman" w:cs="Times New Roman"/>
           <w:bCs/>
@@ -7869,31 +9887,9 @@
           <w:iCs/>
           <w:sz w:val="28"/>
         </w:rPr>
-        <w:t>власним порядком (в даному випадку створено правило: 11 має більший пріоритет ніж 3).</w:t>
-      </w:r>
-    </w:p>
-    <w:p>
-      <w:pPr>
-        <w:ind w:firstLine="708"/>
-        <w:jc w:val="both"/>
-        <w:rPr>
-          <w:rFonts w:ascii="Times New Roman" w:hAnsi="Times New Roman" w:cs="Times New Roman"/>
-          <w:bCs/>
-          <w:sz w:val="28"/>
-        </w:rPr>
-      </w:pPr>
-      <w:r>
-        <w:rPr>
-          <w:rFonts w:ascii="Times New Roman" w:hAnsi="Times New Roman" w:cs="Times New Roman"/>
-          <w:bCs/>
-          <w:sz w:val="28"/>
-        </w:rPr>
-        <w:lastRenderedPageBreak/>
-        <w:t>Як видно на рисунку 7 та рисунку 8 результати змінилися для даного графу. В цьому експерименті для даного графу найкраще показав себе обхід за спаданням.</w:t>
-      </w:r>
-    </w:p>
-    <w:p>
-      <w:pPr>
+      </w:pPr>
+      <w:bookmarkStart w:id="21" w:name="_Toc239712809"/>
+      <w:r>
         <w:rPr>
           <w:rFonts w:ascii="Times New Roman" w:hAnsi="Times New Roman" w:cs="Times New Roman"/>
           <w:bCs/>
@@ -7901,17 +9897,9 @@
           <w:iCs/>
           <w:sz w:val="28"/>
         </w:rPr>
-      </w:pPr>
-      <w:r>
-        <w:rPr>
-          <w:rFonts w:ascii="Times New Roman" w:hAnsi="Times New Roman" w:cs="Times New Roman"/>
-          <w:bCs/>
-          <w:i/>
-          <w:iCs/>
-          <w:sz w:val="28"/>
-        </w:rPr>
         <w:t>Дослідження 2: зміна початку та кінця пошуку місцями.</w:t>
       </w:r>
+      <w:bookmarkEnd w:id="21"/>
     </w:p>
     <w:p>
       <w:pPr>
@@ -7943,6 +9931,7 @@
         <w:rPr>
           <w:rFonts w:ascii="Times New Roman" w:hAnsi="Times New Roman" w:cs="Times New Roman"/>
           <w:bCs/>
+          <w:noProof/>
           <w:sz w:val="28"/>
         </w:rPr>
         <w:drawing>
@@ -8084,6 +10073,7 @@
     <w:p>
       <w:pPr>
         <w:jc w:val="both"/>
+        <w:outlineLvl w:val="1"/>
         <w:rPr>
           <w:rFonts w:ascii="Times New Roman" w:hAnsi="Times New Roman" w:cs="Times New Roman"/>
           <w:bCs/>
@@ -8092,6 +10082,7 @@
           <w:sz w:val="28"/>
         </w:rPr>
       </w:pPr>
+      <w:bookmarkStart w:id="22" w:name="_Toc239712810"/>
       <w:r>
         <w:rPr>
           <w:rFonts w:ascii="Times New Roman" w:hAnsi="Times New Roman" w:cs="Times New Roman"/>
@@ -8124,6 +10115,7 @@
         </w:rPr>
         <w:t xml:space="preserve"> та дуг, які входять у вирішальний граф.</w:t>
       </w:r>
+      <w:bookmarkEnd w:id="22"/>
     </w:p>
     <w:p>
       <w:pPr>
@@ -8157,6 +10149,7 @@
         <w:rPr>
           <w:rFonts w:ascii="Times New Roman" w:hAnsi="Times New Roman" w:cs="Times New Roman"/>
           <w:bCs/>
+          <w:noProof/>
           <w:sz w:val="28"/>
         </w:rPr>
         <w:lastRenderedPageBreak/>
@@ -8244,17 +10237,7 @@
           <w:iCs/>
           <w:sz w:val="28"/>
         </w:rPr>
-        <w:t>видаливши вершини 4 та 14</w:t>
-      </w:r>
-      <w:r>
-        <w:rPr>
-          <w:rFonts w:ascii="Times New Roman" w:hAnsi="Times New Roman" w:cs="Times New Roman"/>
-          <w:bCs/>
-          <w:i/>
-          <w:iCs/>
-          <w:sz w:val="28"/>
-        </w:rPr>
-        <w:t>.</w:t>
+        <w:t>видаливши вершини 4 та 14.</w:t>
       </w:r>
     </w:p>
     <w:p>
@@ -8344,6 +10327,7 @@
         <w:rPr>
           <w:rFonts w:ascii="Times New Roman" w:hAnsi="Times New Roman" w:cs="Times New Roman"/>
           <w:bCs/>
+          <w:noProof/>
           <w:sz w:val="28"/>
         </w:rPr>
         <w:drawing>
@@ -8491,6 +10475,7 @@
         <w:rPr>
           <w:rFonts w:ascii="Times New Roman" w:hAnsi="Times New Roman" w:cs="Times New Roman"/>
           <w:bCs/>
+          <w:noProof/>
           <w:sz w:val="28"/>
         </w:rPr>
         <w:lastRenderedPageBreak/>
@@ -8601,19 +10586,40 @@
     </w:p>
     <w:p>
       <w:pPr>
-        <w:rPr>
-          <w:rFonts w:ascii="Times New Roman" w:hAnsi="Times New Roman" w:cs="Times New Roman"/>
-          <w:bCs/>
-          <w:sz w:val="28"/>
-        </w:rPr>
-      </w:pPr>
-      <w:r>
-        <w:rPr>
-          <w:rFonts w:ascii="Times New Roman" w:hAnsi="Times New Roman" w:cs="Times New Roman"/>
-          <w:bCs/>
-          <w:sz w:val="28"/>
-        </w:rPr>
-        <w:t xml:space="preserve">Дослід 4: Використання пошуку вшир на різних видах графів. </w:t>
+        <w:outlineLvl w:val="1"/>
+        <w:rPr>
+          <w:rFonts w:ascii="Times New Roman" w:hAnsi="Times New Roman" w:cs="Times New Roman"/>
+          <w:bCs/>
+          <w:sz w:val="28"/>
+        </w:rPr>
+      </w:pPr>
+      <w:bookmarkStart w:id="23" w:name="_Toc239712811"/>
+      <w:r>
+        <w:rPr>
+          <w:rFonts w:ascii="Times New Roman" w:hAnsi="Times New Roman" w:cs="Times New Roman"/>
+          <w:bCs/>
+          <w:i/>
+          <w:iCs/>
+          <w:sz w:val="28"/>
+        </w:rPr>
+        <w:t>Дослід 4: Використання пошуку вшир на різних видах графів</w:t>
+      </w:r>
+      <w:r>
+        <w:rPr>
+          <w:rFonts w:ascii="Times New Roman" w:hAnsi="Times New Roman" w:cs="Times New Roman"/>
+          <w:bCs/>
+          <w:sz w:val="28"/>
+        </w:rPr>
+        <w:t>.</w:t>
+      </w:r>
+      <w:bookmarkEnd w:id="23"/>
+      <w:r>
+        <w:rPr>
+          <w:rFonts w:ascii="Times New Roman" w:hAnsi="Times New Roman" w:cs="Times New Roman"/>
+          <w:bCs/>
+          <w:sz w:val="28"/>
+        </w:rPr>
+        <w:t xml:space="preserve"> </w:t>
       </w:r>
     </w:p>
     <w:p>
@@ -8647,6 +10653,7 @@
         <w:rPr>
           <w:rFonts w:ascii="Times New Roman" w:hAnsi="Times New Roman" w:cs="Times New Roman"/>
           <w:bCs/>
+          <w:noProof/>
           <w:sz w:val="28"/>
         </w:rPr>
         <w:drawing>
@@ -8713,7 +10720,7 @@
           <w:iCs/>
           <w:sz w:val="28"/>
         </w:rPr>
-        <w:t>1</w:t>
+        <w:t>13</w:t>
       </w:r>
       <w:r>
         <w:rPr>
@@ -8723,7 +10730,7 @@
           <w:iCs/>
           <w:sz w:val="28"/>
         </w:rPr>
-        <w:t>3</w:t>
+        <w:t xml:space="preserve"> – Обхід орієнтованого графа </w:t>
       </w:r>
       <w:r>
         <w:rPr>
@@ -8733,7 +10740,7 @@
           <w:iCs/>
           <w:sz w:val="28"/>
         </w:rPr>
-        <w:t xml:space="preserve"> – Обхід орієнтованого графа </w:t>
+        <w:t xml:space="preserve">з початковою вершиною 1 та </w:t>
       </w:r>
       <w:r>
         <w:rPr>
@@ -8743,7 +10750,7 @@
           <w:iCs/>
           <w:sz w:val="28"/>
         </w:rPr>
-        <w:t xml:space="preserve">з початковою вершиною 1 та </w:t>
+        <w:t>кінцевою</w:t>
       </w:r>
       <w:r>
         <w:rPr>
@@ -8753,27 +10760,7 @@
           <w:iCs/>
           <w:sz w:val="28"/>
         </w:rPr>
-        <w:t>кінцевою</w:t>
-      </w:r>
-      <w:r>
-        <w:rPr>
-          <w:rFonts w:ascii="Times New Roman" w:hAnsi="Times New Roman" w:cs="Times New Roman"/>
-          <w:bCs/>
-          <w:i/>
-          <w:iCs/>
-          <w:sz w:val="28"/>
-        </w:rPr>
-        <w:t xml:space="preserve"> 30</w:t>
-      </w:r>
-      <w:r>
-        <w:rPr>
-          <w:rFonts w:ascii="Times New Roman" w:hAnsi="Times New Roman" w:cs="Times New Roman"/>
-          <w:bCs/>
-          <w:i/>
-          <w:iCs/>
-          <w:sz w:val="28"/>
-        </w:rPr>
-        <w:t>.</w:t>
+        <w:t xml:space="preserve"> 30.</w:t>
       </w:r>
     </w:p>
     <w:p>
@@ -8799,6 +10786,7 @@
         <w:rPr>
           <w:rFonts w:ascii="Times New Roman" w:hAnsi="Times New Roman" w:cs="Times New Roman"/>
           <w:bCs/>
+          <w:noProof/>
           <w:sz w:val="28"/>
         </w:rPr>
         <w:drawing>
@@ -8865,7 +10853,7 @@
           <w:iCs/>
           <w:sz w:val="28"/>
         </w:rPr>
-        <w:t>1</w:t>
+        <w:t>14</w:t>
       </w:r>
       <w:r>
         <w:rPr>
@@ -8875,7 +10863,7 @@
           <w:iCs/>
           <w:sz w:val="28"/>
         </w:rPr>
-        <w:t>4</w:t>
+        <w:t xml:space="preserve"> – Обхід орієнтованого графа </w:t>
       </w:r>
       <w:r>
         <w:rPr>
@@ -8885,7 +10873,7 @@
           <w:iCs/>
           <w:sz w:val="28"/>
         </w:rPr>
-        <w:t xml:space="preserve"> – Обхід орієнтованого графа </w:t>
+        <w:t xml:space="preserve">з початковою вершиною 30 та </w:t>
       </w:r>
       <w:r>
         <w:rPr>
@@ -8895,7 +10883,7 @@
           <w:iCs/>
           <w:sz w:val="28"/>
         </w:rPr>
-        <w:t xml:space="preserve">з початковою вершиною </w:t>
+        <w:t>кінцевою</w:t>
       </w:r>
       <w:r>
         <w:rPr>
@@ -8905,57 +10893,7 @@
           <w:iCs/>
           <w:sz w:val="28"/>
         </w:rPr>
-        <w:t>30</w:t>
-      </w:r>
-      <w:r>
-        <w:rPr>
-          <w:rFonts w:ascii="Times New Roman" w:hAnsi="Times New Roman" w:cs="Times New Roman"/>
-          <w:bCs/>
-          <w:i/>
-          <w:iCs/>
-          <w:sz w:val="28"/>
-        </w:rPr>
-        <w:t xml:space="preserve"> та </w:t>
-      </w:r>
-      <w:r>
-        <w:rPr>
-          <w:rFonts w:ascii="Times New Roman" w:hAnsi="Times New Roman" w:cs="Times New Roman"/>
-          <w:bCs/>
-          <w:i/>
-          <w:iCs/>
-          <w:sz w:val="28"/>
-        </w:rPr>
-        <w:t>кінцевою</w:t>
-      </w:r>
-      <w:r>
-        <w:rPr>
-          <w:rFonts w:ascii="Times New Roman" w:hAnsi="Times New Roman" w:cs="Times New Roman"/>
-          <w:bCs/>
-          <w:i/>
-          <w:iCs/>
-          <w:sz w:val="28"/>
-        </w:rPr>
-        <w:t xml:space="preserve"> </w:t>
-      </w:r>
-      <w:r>
-        <w:rPr>
-          <w:rFonts w:ascii="Times New Roman" w:hAnsi="Times New Roman" w:cs="Times New Roman"/>
-          <w:bCs/>
-          <w:i/>
-          <w:iCs/>
-          <w:sz w:val="28"/>
-        </w:rPr>
-        <w:t>1</w:t>
-      </w:r>
-      <w:r>
-        <w:rPr>
-          <w:rFonts w:ascii="Times New Roman" w:hAnsi="Times New Roman" w:cs="Times New Roman"/>
-          <w:bCs/>
-          <w:i/>
-          <w:iCs/>
-          <w:sz w:val="28"/>
-        </w:rPr>
-        <w:t>.</w:t>
+        <w:t xml:space="preserve"> 1.</w:t>
       </w:r>
     </w:p>
     <w:p>
@@ -9046,7 +10984,7 @@
           <w:iCs/>
           <w:sz w:val="28"/>
         </w:rPr>
-        <w:t>1</w:t>
+        <w:t>15</w:t>
       </w:r>
       <w:r>
         <w:rPr>
@@ -9056,7 +10994,7 @@
           <w:iCs/>
           <w:sz w:val="28"/>
         </w:rPr>
-        <w:t>5</w:t>
+        <w:t xml:space="preserve"> – Обхід орієнтованого графа </w:t>
       </w:r>
       <w:r>
         <w:rPr>
@@ -9066,7 +11004,7 @@
           <w:iCs/>
           <w:sz w:val="28"/>
         </w:rPr>
-        <w:t xml:space="preserve"> – Обхід орієнтованого графа </w:t>
+        <w:t xml:space="preserve">з початковою вершиною 14 та </w:t>
       </w:r>
       <w:r>
         <w:rPr>
@@ -9076,7 +11014,7 @@
           <w:iCs/>
           <w:sz w:val="28"/>
         </w:rPr>
-        <w:t xml:space="preserve">з початковою вершиною </w:t>
+        <w:t>кінцевою</w:t>
       </w:r>
       <w:r>
         <w:rPr>
@@ -9086,57 +11024,7 @@
           <w:iCs/>
           <w:sz w:val="28"/>
         </w:rPr>
-        <w:t>14</w:t>
-      </w:r>
-      <w:r>
-        <w:rPr>
-          <w:rFonts w:ascii="Times New Roman" w:hAnsi="Times New Roman" w:cs="Times New Roman"/>
-          <w:bCs/>
-          <w:i/>
-          <w:iCs/>
-          <w:sz w:val="28"/>
-        </w:rPr>
-        <w:t xml:space="preserve"> та </w:t>
-      </w:r>
-      <w:r>
-        <w:rPr>
-          <w:rFonts w:ascii="Times New Roman" w:hAnsi="Times New Roman" w:cs="Times New Roman"/>
-          <w:bCs/>
-          <w:i/>
-          <w:iCs/>
-          <w:sz w:val="28"/>
-        </w:rPr>
-        <w:t>кінцевою</w:t>
-      </w:r>
-      <w:r>
-        <w:rPr>
-          <w:rFonts w:ascii="Times New Roman" w:hAnsi="Times New Roman" w:cs="Times New Roman"/>
-          <w:bCs/>
-          <w:i/>
-          <w:iCs/>
-          <w:sz w:val="28"/>
-        </w:rPr>
-        <w:t xml:space="preserve"> </w:t>
-      </w:r>
-      <w:r>
-        <w:rPr>
-          <w:rFonts w:ascii="Times New Roman" w:hAnsi="Times New Roman" w:cs="Times New Roman"/>
-          <w:bCs/>
-          <w:i/>
-          <w:iCs/>
-          <w:sz w:val="28"/>
-        </w:rPr>
-        <w:t>1</w:t>
-      </w:r>
-      <w:r>
-        <w:rPr>
-          <w:rFonts w:ascii="Times New Roman" w:hAnsi="Times New Roman" w:cs="Times New Roman"/>
-          <w:bCs/>
-          <w:i/>
-          <w:iCs/>
-          <w:sz w:val="28"/>
-        </w:rPr>
-        <w:t>.</w:t>
+        <w:t xml:space="preserve"> 1.</w:t>
       </w:r>
     </w:p>
     <w:p>
@@ -9220,7 +11108,7 @@
           <w:iCs/>
           <w:sz w:val="28"/>
         </w:rPr>
-        <w:t>1</w:t>
+        <w:t xml:space="preserve">16 </w:t>
       </w:r>
       <w:r>
         <w:rPr>
@@ -9230,7 +11118,7 @@
           <w:iCs/>
           <w:sz w:val="28"/>
         </w:rPr>
-        <w:t xml:space="preserve">6 </w:t>
+        <w:t xml:space="preserve">– Обхід орієнтованого графа </w:t>
       </w:r>
       <w:r>
         <w:rPr>
@@ -9240,57 +11128,7 @@
           <w:iCs/>
           <w:sz w:val="28"/>
         </w:rPr>
-        <w:t xml:space="preserve">– Обхід орієнтованого графа </w:t>
-      </w:r>
-      <w:r>
-        <w:rPr>
-          <w:rFonts w:ascii="Times New Roman" w:hAnsi="Times New Roman" w:cs="Times New Roman"/>
-          <w:bCs/>
-          <w:i/>
-          <w:iCs/>
-          <w:sz w:val="28"/>
-        </w:rPr>
-        <w:t xml:space="preserve">з початковою вершиною </w:t>
-      </w:r>
-      <w:r>
-        <w:rPr>
-          <w:rFonts w:ascii="Times New Roman" w:hAnsi="Times New Roman" w:cs="Times New Roman"/>
-          <w:bCs/>
-          <w:i/>
-          <w:iCs/>
-          <w:sz w:val="28"/>
-        </w:rPr>
-        <w:t>25</w:t>
-      </w:r>
-      <w:r>
-        <w:rPr>
-          <w:rFonts w:ascii="Times New Roman" w:hAnsi="Times New Roman" w:cs="Times New Roman"/>
-          <w:bCs/>
-          <w:i/>
-          <w:iCs/>
-          <w:sz w:val="28"/>
-        </w:rPr>
-        <w:t xml:space="preserve"> та кінцевою </w:t>
-      </w:r>
-      <w:r>
-        <w:rPr>
-          <w:rFonts w:ascii="Times New Roman" w:hAnsi="Times New Roman" w:cs="Times New Roman"/>
-          <w:bCs/>
-          <w:i/>
-          <w:iCs/>
-          <w:sz w:val="28"/>
-        </w:rPr>
-        <w:t>14</w:t>
-      </w:r>
-      <w:r>
-        <w:rPr>
-          <w:rFonts w:ascii="Times New Roman" w:hAnsi="Times New Roman" w:cs="Times New Roman"/>
-          <w:bCs/>
-          <w:i/>
-          <w:iCs/>
-          <w:sz w:val="28"/>
-        </w:rPr>
-        <w:t>.</w:t>
+        <w:t>з початковою вершиною 25 та кінцевою 14.</w:t>
       </w:r>
     </w:p>
     <w:p>
@@ -9342,6 +11180,7 @@
         <w:rPr>
           <w:rFonts w:ascii="Times New Roman" w:hAnsi="Times New Roman" w:cs="Times New Roman"/>
           <w:bCs/>
+          <w:noProof/>
           <w:sz w:val="28"/>
         </w:rPr>
         <w:drawing>
@@ -9484,6 +11323,7 @@
         <w:rPr>
           <w:rFonts w:ascii="Times New Roman" w:hAnsi="Times New Roman" w:cs="Times New Roman"/>
           <w:bCs/>
+          <w:noProof/>
           <w:sz w:val="28"/>
         </w:rPr>
         <w:lastRenderedPageBreak/>
@@ -9581,27 +11421,7 @@
           <w:iCs/>
           <w:sz w:val="28"/>
         </w:rPr>
-        <w:t xml:space="preserve"> з початковою вершиною 1 та </w:t>
-      </w:r>
-      <w:r>
-        <w:rPr>
-          <w:rFonts w:ascii="Times New Roman" w:hAnsi="Times New Roman" w:cs="Times New Roman"/>
-          <w:bCs/>
-          <w:i/>
-          <w:iCs/>
-          <w:sz w:val="28"/>
-        </w:rPr>
-        <w:t>кінцевою</w:t>
-      </w:r>
-      <w:r>
-        <w:rPr>
-          <w:rFonts w:ascii="Times New Roman" w:hAnsi="Times New Roman" w:cs="Times New Roman"/>
-          <w:bCs/>
-          <w:i/>
-          <w:iCs/>
-          <w:sz w:val="28"/>
-        </w:rPr>
-        <w:t xml:space="preserve"> </w:t>
+        <w:t xml:space="preserve"> з початковою вершиною 1 та кінцевою </w:t>
       </w:r>
       <w:r>
         <w:rPr>
@@ -9807,6 +11627,7 @@
     </w:p>
     <w:p>
       <w:pPr>
+        <w:outlineLvl w:val="0"/>
         <w:rPr>
           <w:rFonts w:ascii="Times New Roman" w:hAnsi="Times New Roman" w:cs="Times New Roman"/>
           <w:b/>
@@ -9814,6 +11635,7 @@
           <w:sz w:val="28"/>
         </w:rPr>
       </w:pPr>
+      <w:bookmarkStart w:id="24" w:name="_Toc239712812"/>
       <w:r>
         <w:rPr>
           <w:rFonts w:ascii="Times New Roman" w:hAnsi="Times New Roman" w:cs="Times New Roman"/>
@@ -9824,6 +11646,7 @@
         <w:lastRenderedPageBreak/>
         <w:t>Висновок</w:t>
       </w:r>
+      <w:bookmarkEnd w:id="24"/>
     </w:p>
     <w:p>
       <w:pPr>
@@ -10067,21 +11890,24 @@
     </w:p>
     <w:p>
       <w:pPr>
-        <w:rPr>
-          <w:rFonts w:ascii="Times New Roman" w:hAnsi="Times New Roman" w:cs="Times New Roman"/>
-          <w:bCs/>
-          <w:sz w:val="28"/>
-        </w:rPr>
-      </w:pPr>
-      <w:r>
-        <w:rPr>
-          <w:rFonts w:ascii="Times New Roman" w:hAnsi="Times New Roman" w:cs="Times New Roman"/>
-          <w:bCs/>
+        <w:outlineLvl w:val="0"/>
+        <w:rPr>
+          <w:rFonts w:ascii="Times New Roman" w:hAnsi="Times New Roman" w:cs="Times New Roman"/>
+          <w:b/>
+          <w:sz w:val="28"/>
+        </w:rPr>
+      </w:pPr>
+      <w:bookmarkStart w:id="25" w:name="_Toc239712813"/>
+      <w:r>
+        <w:rPr>
+          <w:rFonts w:ascii="Times New Roman" w:hAnsi="Times New Roman" w:cs="Times New Roman"/>
+          <w:b/>
           <w:sz w:val="28"/>
         </w:rPr>
         <w:lastRenderedPageBreak/>
         <w:t>Код програми</w:t>
       </w:r>
+      <w:bookmarkEnd w:id="25"/>
     </w:p>
     <w:p>
       <w:pPr>
@@ -11685,7 +13511,7 @@
       <w:lvlText w:val="%1."/>
       <w:lvlJc w:val="left"/>
       <w:pPr>
-        <w:ind w:left="1068" w:hanging="360"/>
+        <w:ind w:left="1069" w:hanging="360"/>
       </w:pPr>
       <w:rPr>
         <w:rFonts w:hint="default"/>
@@ -16175,6 +18001,7 @@
   <w:style w:type="character" w:default="1" w:styleId="a0">
     <w:name w:val="Default Paragraph Font"/>
     <w:uiPriority w:val="1"/>
+    <w:semiHidden/>
     <w:unhideWhenUsed/>
   </w:style>
   <w:style w:type="table" w:default="1" w:styleId="a1">
@@ -16540,6 +18367,62 @@
       <w:shd w:val="clear" w:color="auto" w:fill="E1DFDD"/>
     </w:rPr>
   </w:style>
+  <w:style w:type="paragraph" w:styleId="af2">
+    <w:name w:val="TOC Heading"/>
+    <w:basedOn w:val="1"/>
+    <w:next w:val="a"/>
+    <w:uiPriority w:val="39"/>
+    <w:unhideWhenUsed/>
+    <w:qFormat/>
+    <w:rsid w:val="00F8171B"/>
+    <w:pPr>
+      <w:spacing w:before="240" w:after="0"/>
+      <w:outlineLvl w:val="9"/>
+    </w:pPr>
+    <w:rPr>
+      <w:sz w:val="32"/>
+      <w:szCs w:val="32"/>
+      <w:lang w:eastAsia="uk-UA"/>
+    </w:rPr>
+  </w:style>
+  <w:style w:type="paragraph" w:styleId="11">
+    <w:name w:val="toc 1"/>
+    <w:basedOn w:val="a"/>
+    <w:next w:val="a"/>
+    <w:autoRedefine/>
+    <w:uiPriority w:val="39"/>
+    <w:unhideWhenUsed/>
+    <w:rsid w:val="00F8171B"/>
+    <w:pPr>
+      <w:spacing w:after="100"/>
+    </w:pPr>
+  </w:style>
+  <w:style w:type="paragraph" w:styleId="21">
+    <w:name w:val="toc 2"/>
+    <w:basedOn w:val="a"/>
+    <w:next w:val="a"/>
+    <w:autoRedefine/>
+    <w:uiPriority w:val="39"/>
+    <w:unhideWhenUsed/>
+    <w:rsid w:val="00F8171B"/>
+    <w:pPr>
+      <w:spacing w:after="100"/>
+      <w:ind w:left="220"/>
+    </w:pPr>
+  </w:style>
+  <w:style w:type="paragraph" w:styleId="31">
+    <w:name w:val="toc 3"/>
+    <w:basedOn w:val="a"/>
+    <w:next w:val="a"/>
+    <w:autoRedefine/>
+    <w:uiPriority w:val="39"/>
+    <w:unhideWhenUsed/>
+    <w:rsid w:val="00F8171B"/>
+    <w:pPr>
+      <w:spacing w:after="100"/>
+      <w:ind w:left="440"/>
+    </w:pPr>
+  </w:style>
 </w:styles>
 </file>
 

--- a/lab_1/Звіт Трофимова Володимира група ФЕі-42 лаб№1.docx
+++ b/lab_1/Звіт Трофимова Володимира група ФЕі-42 лаб№1.docx
@@ -342,7 +342,15 @@
           <w:bCs/>
           <w:sz w:val="28"/>
         </w:rPr>
-        <w:t>студент групи ФеІ-3</w:t>
+        <w:t>студент групи ФеІ-</w:t>
+      </w:r>
+      <w:r>
+        <w:rPr>
+          <w:rFonts w:ascii="Times New Roman" w:hAnsi="Times New Roman" w:cs="Times New Roman"/>
+          <w:bCs/>
+          <w:sz w:val="28"/>
+        </w:rPr>
+        <w:t>4</w:t>
       </w:r>
       <w:r>
         <w:rPr>
@@ -405,7 +413,7 @@
           <w:bCs/>
           <w:sz w:val="28"/>
         </w:rPr>
-        <w:t>доц</w:t>
+        <w:t> ас</w:t>
       </w:r>
       <w:r>
         <w:rPr>
@@ -430,7 +438,7 @@
           <w:bCs/>
           <w:sz w:val="28"/>
         </w:rPr>
-        <w:t>Любунь</w:t>
+        <w:t>Іжик</w:t>
       </w:r>
       <w:proofErr w:type="spellEnd"/>
       <w:r>
@@ -439,15 +447,7 @@
           <w:bCs/>
           <w:sz w:val="28"/>
         </w:rPr>
-        <w:t xml:space="preserve"> </w:t>
-      </w:r>
-      <w:r>
-        <w:rPr>
-          <w:rFonts w:ascii="Times New Roman" w:hAnsi="Times New Roman" w:cs="Times New Roman"/>
-          <w:bCs/>
-          <w:sz w:val="28"/>
-        </w:rPr>
-        <w:t>З</w:t>
+        <w:t xml:space="preserve"> О</w:t>
       </w:r>
       <w:r>
         <w:rPr>
@@ -463,7 +463,7 @@
           <w:bCs/>
           <w:sz w:val="28"/>
         </w:rPr>
-        <w:t>М</w:t>
+        <w:t xml:space="preserve"> Б</w:t>
       </w:r>
       <w:r>
         <w:rPr>
@@ -550,6 +550,13 @@
     </w:p>
     <w:sdt>
       <w:sdtPr>
+        <w:rPr>
+          <w:rFonts w:asciiTheme="minorHAnsi" w:eastAsiaTheme="minorHAnsi" w:hAnsiTheme="minorHAnsi" w:cstheme="minorBidi"/>
+          <w:color w:val="auto"/>
+          <w:sz w:val="22"/>
+          <w:szCs w:val="22"/>
+          <w:lang w:eastAsia="en-US"/>
+        </w:rPr>
         <w:id w:val="1960916007"/>
         <w:docPartObj>
           <w:docPartGallery w:val="Table of Contents"/>
@@ -558,13 +565,8 @@
       </w:sdtPr>
       <w:sdtEndPr>
         <w:rPr>
-          <w:rFonts w:asciiTheme="minorHAnsi" w:eastAsiaTheme="minorHAnsi" w:hAnsiTheme="minorHAnsi" w:cstheme="minorBidi"/>
           <w:b/>
           <w:bCs/>
-          <w:color w:val="auto"/>
-          <w:sz w:val="22"/>
-          <w:szCs w:val="22"/>
-          <w:lang w:eastAsia="en-US"/>
         </w:rPr>
       </w:sdtEndPr>
       <w:sdtContent>
@@ -600,7 +602,13 @@
               <w:tab w:val="right" w:leader="dot" w:pos="9629"/>
             </w:tabs>
             <w:rPr>
+              <w:rFonts w:eastAsiaTheme="minorEastAsia"/>
               <w:noProof/>
+              <w:kern w:val="2"/>
+              <w:sz w:val="24"/>
+              <w:szCs w:val="24"/>
+              <w:lang w:eastAsia="uk-UA"/>
+              <w14:ligatures w14:val="standardContextual"/>
             </w:rPr>
           </w:pPr>
           <w:r>
@@ -612,7 +620,7 @@
           <w:r>
             <w:fldChar w:fldCharType="separate"/>
           </w:r>
-          <w:hyperlink w:anchor="_Toc239712789" w:history="1">
+          <w:hyperlink w:anchor="_Toc239948895" w:history="1">
             <w:r>
               <w:rPr>
                 <w:rStyle w:val="af0"/>
@@ -641,7 +649,7 @@
                 <w:noProof/>
                 <w:webHidden/>
               </w:rPr>
-              <w:instrText xml:space="preserve"> PAGEREF _Toc239712789 \h </w:instrText>
+              <w:instrText xml:space="preserve"> PAGEREF _Toc239948895 \h </w:instrText>
             </w:r>
             <w:r>
               <w:rPr>
@@ -661,7 +669,7 @@
                 <w:noProof/>
                 <w:webHidden/>
               </w:rPr>
-              <w:t>2</w:t>
+              <w:t>3</w:t>
             </w:r>
             <w:r>
               <w:rPr>
@@ -679,10 +687,16 @@
               <w:tab w:val="right" w:leader="dot" w:pos="9629"/>
             </w:tabs>
             <w:rPr>
+              <w:rFonts w:eastAsiaTheme="minorEastAsia"/>
               <w:noProof/>
+              <w:kern w:val="2"/>
+              <w:sz w:val="24"/>
+              <w:szCs w:val="24"/>
+              <w:lang w:eastAsia="uk-UA"/>
+              <w14:ligatures w14:val="standardContextual"/>
             </w:rPr>
           </w:pPr>
-          <w:hyperlink w:anchor="_Toc239712790" w:history="1">
+          <w:hyperlink w:anchor="_Toc239948896" w:history="1">
             <w:r>
               <w:rPr>
                 <w:rStyle w:val="af0"/>
@@ -711,7 +725,7 @@
                 <w:noProof/>
                 <w:webHidden/>
               </w:rPr>
-              <w:instrText xml:space="preserve"> PAGEREF _Toc239712790 \h </w:instrText>
+              <w:instrText xml:space="preserve"> PAGEREF _Toc239948896 \h </w:instrText>
             </w:r>
             <w:r>
               <w:rPr>
@@ -731,7 +745,7 @@
                 <w:noProof/>
                 <w:webHidden/>
               </w:rPr>
-              <w:t>2</w:t>
+              <w:t>3</w:t>
             </w:r>
             <w:r>
               <w:rPr>
@@ -749,10 +763,16 @@
               <w:tab w:val="right" w:leader="dot" w:pos="9629"/>
             </w:tabs>
             <w:rPr>
+              <w:rFonts w:eastAsiaTheme="minorEastAsia"/>
               <w:noProof/>
+              <w:kern w:val="2"/>
+              <w:sz w:val="24"/>
+              <w:szCs w:val="24"/>
+              <w:lang w:eastAsia="uk-UA"/>
+              <w14:ligatures w14:val="standardContextual"/>
             </w:rPr>
           </w:pPr>
-          <w:hyperlink w:anchor="_Toc239712791" w:history="1">
+          <w:hyperlink w:anchor="_Toc239948897" w:history="1">
             <w:r>
               <w:rPr>
                 <w:rStyle w:val="af0"/>
@@ -781,7 +801,7 @@
                 <w:noProof/>
                 <w:webHidden/>
               </w:rPr>
-              <w:instrText xml:space="preserve"> PAGEREF _Toc239712791 \h </w:instrText>
+              <w:instrText xml:space="preserve"> PAGEREF _Toc239948897 \h </w:instrText>
             </w:r>
             <w:r>
               <w:rPr>
@@ -801,7 +821,7 @@
                 <w:noProof/>
                 <w:webHidden/>
               </w:rPr>
-              <w:t>2</w:t>
+              <w:t>3</w:t>
             </w:r>
             <w:r>
               <w:rPr>
@@ -819,10 +839,16 @@
               <w:tab w:val="right" w:leader="dot" w:pos="9629"/>
             </w:tabs>
             <w:rPr>
+              <w:rFonts w:eastAsiaTheme="minorEastAsia"/>
               <w:noProof/>
+              <w:kern w:val="2"/>
+              <w:sz w:val="24"/>
+              <w:szCs w:val="24"/>
+              <w:lang w:eastAsia="uk-UA"/>
+              <w14:ligatures w14:val="standardContextual"/>
             </w:rPr>
           </w:pPr>
-          <w:hyperlink w:anchor="_Toc239712792" w:history="1">
+          <w:hyperlink w:anchor="_Toc239948898" w:history="1">
             <w:r>
               <w:rPr>
                 <w:rStyle w:val="af0"/>
@@ -851,7 +877,7 @@
                 <w:noProof/>
                 <w:webHidden/>
               </w:rPr>
-              <w:instrText xml:space="preserve"> PAGEREF _Toc239712792 \h </w:instrText>
+              <w:instrText xml:space="preserve"> PAGEREF _Toc239948898 \h </w:instrText>
             </w:r>
             <w:r>
               <w:rPr>
@@ -871,7 +897,7 @@
                 <w:noProof/>
                 <w:webHidden/>
               </w:rPr>
-              <w:t>2</w:t>
+              <w:t>3</w:t>
             </w:r>
             <w:r>
               <w:rPr>
@@ -889,10 +915,16 @@
               <w:tab w:val="right" w:leader="dot" w:pos="9629"/>
             </w:tabs>
             <w:rPr>
+              <w:rFonts w:eastAsiaTheme="minorEastAsia"/>
               <w:noProof/>
+              <w:kern w:val="2"/>
+              <w:sz w:val="24"/>
+              <w:szCs w:val="24"/>
+              <w:lang w:eastAsia="uk-UA"/>
+              <w14:ligatures w14:val="standardContextual"/>
             </w:rPr>
           </w:pPr>
-          <w:hyperlink w:anchor="_Toc239712793" w:history="1">
+          <w:hyperlink w:anchor="_Toc239948899" w:history="1">
             <w:r>
               <w:rPr>
                 <w:rStyle w:val="af0"/>
@@ -921,7 +953,7 @@
                 <w:noProof/>
                 <w:webHidden/>
               </w:rPr>
-              <w:instrText xml:space="preserve"> PAGEREF _Toc239712793 \h </w:instrText>
+              <w:instrText xml:space="preserve"> PAGEREF _Toc239948899 \h </w:instrText>
             </w:r>
             <w:r>
               <w:rPr>
@@ -941,7 +973,7 @@
                 <w:noProof/>
                 <w:webHidden/>
               </w:rPr>
-              <w:t>2</w:t>
+              <w:t>3</w:t>
             </w:r>
             <w:r>
               <w:rPr>
@@ -959,10 +991,16 @@
               <w:tab w:val="right" w:leader="dot" w:pos="9629"/>
             </w:tabs>
             <w:rPr>
+              <w:rFonts w:eastAsiaTheme="minorEastAsia"/>
               <w:noProof/>
+              <w:kern w:val="2"/>
+              <w:sz w:val="24"/>
+              <w:szCs w:val="24"/>
+              <w:lang w:eastAsia="uk-UA"/>
+              <w14:ligatures w14:val="standardContextual"/>
             </w:rPr>
           </w:pPr>
-          <w:hyperlink w:anchor="_Toc239712794" w:history="1">
+          <w:hyperlink w:anchor="_Toc239948900" w:history="1">
             <w:r>
               <w:rPr>
                 <w:rStyle w:val="af0"/>
@@ -991,7 +1029,7 @@
                 <w:noProof/>
                 <w:webHidden/>
               </w:rPr>
-              <w:instrText xml:space="preserve"> PAGEREF _Toc239712794 \h </w:instrText>
+              <w:instrText xml:space="preserve"> PAGEREF _Toc239948900 \h </w:instrText>
             </w:r>
             <w:r>
               <w:rPr>
@@ -1011,7 +1049,7 @@
                 <w:noProof/>
                 <w:webHidden/>
               </w:rPr>
-              <w:t>3</w:t>
+              <w:t>4</w:t>
             </w:r>
             <w:r>
               <w:rPr>
@@ -1030,10 +1068,16 @@
               <w:tab w:val="right" w:leader="dot" w:pos="9629"/>
             </w:tabs>
             <w:rPr>
+              <w:rFonts w:eastAsiaTheme="minorEastAsia"/>
               <w:noProof/>
+              <w:kern w:val="2"/>
+              <w:sz w:val="24"/>
+              <w:szCs w:val="24"/>
+              <w:lang w:eastAsia="uk-UA"/>
+              <w14:ligatures w14:val="standardContextual"/>
             </w:rPr>
           </w:pPr>
-          <w:hyperlink w:anchor="_Toc239712795" w:history="1">
+          <w:hyperlink w:anchor="_Toc239948901" w:history="1">
             <w:r>
               <w:rPr>
                 <w:rStyle w:val="af0"/>
@@ -1045,7 +1089,13 @@
             </w:r>
             <w:r>
               <w:rPr>
-                <w:noProof/>
+                <w:rFonts w:eastAsiaTheme="minorEastAsia"/>
+                <w:noProof/>
+                <w:kern w:val="2"/>
+                <w:sz w:val="24"/>
+                <w:szCs w:val="24"/>
+                <w:lang w:eastAsia="uk-UA"/>
+                <w14:ligatures w14:val="standardContextual"/>
               </w:rPr>
               <w:tab/>
             </w:r>
@@ -1077,7 +1127,7 @@
                 <w:noProof/>
                 <w:webHidden/>
               </w:rPr>
-              <w:instrText xml:space="preserve"> PAGEREF _Toc239712795 \h </w:instrText>
+              <w:instrText xml:space="preserve"> PAGEREF _Toc239948901 \h </w:instrText>
             </w:r>
             <w:r>
               <w:rPr>
@@ -1097,7 +1147,7 @@
                 <w:noProof/>
                 <w:webHidden/>
               </w:rPr>
-              <w:t>3</w:t>
+              <w:t>4</w:t>
             </w:r>
             <w:r>
               <w:rPr>
@@ -1116,10 +1166,16 @@
               <w:tab w:val="right" w:leader="dot" w:pos="9629"/>
             </w:tabs>
             <w:rPr>
+              <w:rFonts w:eastAsiaTheme="minorEastAsia"/>
               <w:noProof/>
+              <w:kern w:val="2"/>
+              <w:sz w:val="24"/>
+              <w:szCs w:val="24"/>
+              <w:lang w:eastAsia="uk-UA"/>
+              <w14:ligatures w14:val="standardContextual"/>
             </w:rPr>
           </w:pPr>
-          <w:hyperlink w:anchor="_Toc239712796" w:history="1">
+          <w:hyperlink w:anchor="_Toc239948902" w:history="1">
             <w:r>
               <w:rPr>
                 <w:rStyle w:val="af0"/>
@@ -1131,7 +1187,13 @@
             </w:r>
             <w:r>
               <w:rPr>
-                <w:noProof/>
+                <w:rFonts w:eastAsiaTheme="minorEastAsia"/>
+                <w:noProof/>
+                <w:kern w:val="2"/>
+                <w:sz w:val="24"/>
+                <w:szCs w:val="24"/>
+                <w:lang w:eastAsia="uk-UA"/>
+                <w14:ligatures w14:val="standardContextual"/>
               </w:rPr>
               <w:tab/>
             </w:r>
@@ -1163,7 +1225,7 @@
                 <w:noProof/>
                 <w:webHidden/>
               </w:rPr>
-              <w:instrText xml:space="preserve"> PAGEREF _Toc239712796 \h </w:instrText>
+              <w:instrText xml:space="preserve"> PAGEREF _Toc239948902 \h </w:instrText>
             </w:r>
             <w:r>
               <w:rPr>
@@ -1183,7 +1245,7 @@
                 <w:noProof/>
                 <w:webHidden/>
               </w:rPr>
-              <w:t>4</w:t>
+              <w:t>5</w:t>
             </w:r>
             <w:r>
               <w:rPr>
@@ -1201,10 +1263,16 @@
               <w:tab w:val="right" w:leader="dot" w:pos="9629"/>
             </w:tabs>
             <w:rPr>
+              <w:rFonts w:eastAsiaTheme="minorEastAsia"/>
               <w:noProof/>
+              <w:kern w:val="2"/>
+              <w:sz w:val="24"/>
+              <w:szCs w:val="24"/>
+              <w:lang w:eastAsia="uk-UA"/>
+              <w14:ligatures w14:val="standardContextual"/>
             </w:rPr>
           </w:pPr>
-          <w:hyperlink w:anchor="_Toc239712797" w:history="1">
+          <w:hyperlink w:anchor="_Toc239948903" w:history="1">
             <w:r>
               <w:rPr>
                 <w:rStyle w:val="af0"/>
@@ -1232,7 +1300,7 @@
                 <w:noProof/>
                 <w:webHidden/>
               </w:rPr>
-              <w:instrText xml:space="preserve"> PAGEREF _Toc239712797 \h </w:instrText>
+              <w:instrText xml:space="preserve"> PAGEREF _Toc239948903 \h </w:instrText>
             </w:r>
             <w:r>
               <w:rPr>
@@ -1252,7 +1320,7 @@
                 <w:noProof/>
                 <w:webHidden/>
               </w:rPr>
-              <w:t>4</w:t>
+              <w:t>5</w:t>
             </w:r>
             <w:r>
               <w:rPr>
@@ -1270,10 +1338,16 @@
               <w:tab w:val="right" w:leader="dot" w:pos="9629"/>
             </w:tabs>
             <w:rPr>
+              <w:rFonts w:eastAsiaTheme="minorEastAsia"/>
               <w:noProof/>
+              <w:kern w:val="2"/>
+              <w:sz w:val="24"/>
+              <w:szCs w:val="24"/>
+              <w:lang w:eastAsia="uk-UA"/>
+              <w14:ligatures w14:val="standardContextual"/>
             </w:rPr>
           </w:pPr>
-          <w:hyperlink w:anchor="_Toc239712798" w:history="1">
+          <w:hyperlink w:anchor="_Toc239948904" w:history="1">
             <w:r>
               <w:rPr>
                 <w:rStyle w:val="af0"/>
@@ -1301,7 +1375,7 @@
                 <w:noProof/>
                 <w:webHidden/>
               </w:rPr>
-              <w:instrText xml:space="preserve"> PAGEREF _Toc239712798 \h </w:instrText>
+              <w:instrText xml:space="preserve"> PAGEREF _Toc239948904 \h </w:instrText>
             </w:r>
             <w:r>
               <w:rPr>
@@ -1321,7 +1395,7 @@
                 <w:noProof/>
                 <w:webHidden/>
               </w:rPr>
-              <w:t>4</w:t>
+              <w:t>5</w:t>
             </w:r>
             <w:r>
               <w:rPr>
@@ -1340,10 +1414,16 @@
               <w:tab w:val="right" w:leader="dot" w:pos="9629"/>
             </w:tabs>
             <w:rPr>
+              <w:rFonts w:eastAsiaTheme="minorEastAsia"/>
               <w:noProof/>
+              <w:kern w:val="2"/>
+              <w:sz w:val="24"/>
+              <w:szCs w:val="24"/>
+              <w:lang w:eastAsia="uk-UA"/>
+              <w14:ligatures w14:val="standardContextual"/>
             </w:rPr>
           </w:pPr>
-          <w:hyperlink w:anchor="_Toc239712799" w:history="1">
+          <w:hyperlink w:anchor="_Toc239948905" w:history="1">
             <w:r>
               <w:rPr>
                 <w:rStyle w:val="af0"/>
@@ -1355,7 +1435,13 @@
             </w:r>
             <w:r>
               <w:rPr>
-                <w:noProof/>
+                <w:rFonts w:eastAsiaTheme="minorEastAsia"/>
+                <w:noProof/>
+                <w:kern w:val="2"/>
+                <w:sz w:val="24"/>
+                <w:szCs w:val="24"/>
+                <w:lang w:eastAsia="uk-UA"/>
+                <w14:ligatures w14:val="standardContextual"/>
               </w:rPr>
               <w:tab/>
             </w:r>
@@ -1387,7 +1473,7 @@
                 <w:noProof/>
                 <w:webHidden/>
               </w:rPr>
-              <w:instrText xml:space="preserve"> PAGEREF _Toc239712799 \h </w:instrText>
+              <w:instrText xml:space="preserve"> PAGEREF _Toc239948905 \h </w:instrText>
             </w:r>
             <w:r>
               <w:rPr>
@@ -1407,7 +1493,7 @@
                 <w:noProof/>
                 <w:webHidden/>
               </w:rPr>
-              <w:t>4</w:t>
+              <w:t>5</w:t>
             </w:r>
             <w:r>
               <w:rPr>
@@ -1426,10 +1512,16 @@
               <w:tab w:val="right" w:leader="dot" w:pos="9629"/>
             </w:tabs>
             <w:rPr>
+              <w:rFonts w:eastAsiaTheme="minorEastAsia"/>
               <w:noProof/>
+              <w:kern w:val="2"/>
+              <w:sz w:val="24"/>
+              <w:szCs w:val="24"/>
+              <w:lang w:eastAsia="uk-UA"/>
+              <w14:ligatures w14:val="standardContextual"/>
             </w:rPr>
           </w:pPr>
-          <w:hyperlink w:anchor="_Toc239712800" w:history="1">
+          <w:hyperlink w:anchor="_Toc239948906" w:history="1">
             <w:r>
               <w:rPr>
                 <w:rStyle w:val="af0"/>
@@ -1441,7 +1533,13 @@
             </w:r>
             <w:r>
               <w:rPr>
-                <w:noProof/>
+                <w:rFonts w:eastAsiaTheme="minorEastAsia"/>
+                <w:noProof/>
+                <w:kern w:val="2"/>
+                <w:sz w:val="24"/>
+                <w:szCs w:val="24"/>
+                <w:lang w:eastAsia="uk-UA"/>
+                <w14:ligatures w14:val="standardContextual"/>
               </w:rPr>
               <w:tab/>
             </w:r>
@@ -1473,7 +1571,7 @@
                 <w:noProof/>
                 <w:webHidden/>
               </w:rPr>
-              <w:instrText xml:space="preserve"> PAGEREF _Toc239712800 \h </w:instrText>
+              <w:instrText xml:space="preserve"> PAGEREF _Toc239948906 \h </w:instrText>
             </w:r>
             <w:r>
               <w:rPr>
@@ -1493,7 +1591,7 @@
                 <w:noProof/>
                 <w:webHidden/>
               </w:rPr>
-              <w:t>5</w:t>
+              <w:t>6</w:t>
             </w:r>
             <w:r>
               <w:rPr>
@@ -1512,10 +1610,16 @@
               <w:tab w:val="right" w:leader="dot" w:pos="9629"/>
             </w:tabs>
             <w:rPr>
+              <w:rFonts w:eastAsiaTheme="minorEastAsia"/>
               <w:noProof/>
+              <w:kern w:val="2"/>
+              <w:sz w:val="24"/>
+              <w:szCs w:val="24"/>
+              <w:lang w:eastAsia="uk-UA"/>
+              <w14:ligatures w14:val="standardContextual"/>
             </w:rPr>
           </w:pPr>
-          <w:hyperlink w:anchor="_Toc239712801" w:history="1">
+          <w:hyperlink w:anchor="_Toc239948907" w:history="1">
             <w:r>
               <w:rPr>
                 <w:rStyle w:val="af0"/>
@@ -1527,7 +1631,13 @@
             </w:r>
             <w:r>
               <w:rPr>
-                <w:noProof/>
+                <w:rFonts w:eastAsiaTheme="minorEastAsia"/>
+                <w:noProof/>
+                <w:kern w:val="2"/>
+                <w:sz w:val="24"/>
+                <w:szCs w:val="24"/>
+                <w:lang w:eastAsia="uk-UA"/>
+                <w14:ligatures w14:val="standardContextual"/>
               </w:rPr>
               <w:tab/>
             </w:r>
@@ -1559,7 +1669,7 @@
                 <w:noProof/>
                 <w:webHidden/>
               </w:rPr>
-              <w:instrText xml:space="preserve"> PAGEREF _Toc239712801 \h </w:instrText>
+              <w:instrText xml:space="preserve"> PAGEREF _Toc239948907 \h </w:instrText>
             </w:r>
             <w:r>
               <w:rPr>
@@ -1579,7 +1689,7 @@
                 <w:noProof/>
                 <w:webHidden/>
               </w:rPr>
-              <w:t>5</w:t>
+              <w:t>6</w:t>
             </w:r>
             <w:r>
               <w:rPr>
@@ -1598,10 +1708,16 @@
               <w:tab w:val="right" w:leader="dot" w:pos="9629"/>
             </w:tabs>
             <w:rPr>
+              <w:rFonts w:eastAsiaTheme="minorEastAsia"/>
               <w:noProof/>
+              <w:kern w:val="2"/>
+              <w:sz w:val="24"/>
+              <w:szCs w:val="24"/>
+              <w:lang w:eastAsia="uk-UA"/>
+              <w14:ligatures w14:val="standardContextual"/>
             </w:rPr>
           </w:pPr>
-          <w:hyperlink w:anchor="_Toc239712802" w:history="1">
+          <w:hyperlink w:anchor="_Toc239948908" w:history="1">
             <w:r>
               <w:rPr>
                 <w:rStyle w:val="af0"/>
@@ -1613,7 +1729,13 @@
             </w:r>
             <w:r>
               <w:rPr>
-                <w:noProof/>
+                <w:rFonts w:eastAsiaTheme="minorEastAsia"/>
+                <w:noProof/>
+                <w:kern w:val="2"/>
+                <w:sz w:val="24"/>
+                <w:szCs w:val="24"/>
+                <w:lang w:eastAsia="uk-UA"/>
+                <w14:ligatures w14:val="standardContextual"/>
               </w:rPr>
               <w:tab/>
             </w:r>
@@ -1645,7 +1767,7 @@
                 <w:noProof/>
                 <w:webHidden/>
               </w:rPr>
-              <w:instrText xml:space="preserve"> PAGEREF _Toc239712802 \h </w:instrText>
+              <w:instrText xml:space="preserve"> PAGEREF _Toc239948908 \h </w:instrText>
             </w:r>
             <w:r>
               <w:rPr>
@@ -1665,7 +1787,7 @@
                 <w:noProof/>
                 <w:webHidden/>
               </w:rPr>
-              <w:t>6</w:t>
+              <w:t>7</w:t>
             </w:r>
             <w:r>
               <w:rPr>
@@ -1684,10 +1806,16 @@
               <w:tab w:val="right" w:leader="dot" w:pos="9629"/>
             </w:tabs>
             <w:rPr>
+              <w:rFonts w:eastAsiaTheme="minorEastAsia"/>
               <w:noProof/>
+              <w:kern w:val="2"/>
+              <w:sz w:val="24"/>
+              <w:szCs w:val="24"/>
+              <w:lang w:eastAsia="uk-UA"/>
+              <w14:ligatures w14:val="standardContextual"/>
             </w:rPr>
           </w:pPr>
-          <w:hyperlink w:anchor="_Toc239712803" w:history="1">
+          <w:hyperlink w:anchor="_Toc239948909" w:history="1">
             <w:r>
               <w:rPr>
                 <w:rStyle w:val="af0"/>
@@ -1699,7 +1827,13 @@
             </w:r>
             <w:r>
               <w:rPr>
-                <w:noProof/>
+                <w:rFonts w:eastAsiaTheme="minorEastAsia"/>
+                <w:noProof/>
+                <w:kern w:val="2"/>
+                <w:sz w:val="24"/>
+                <w:szCs w:val="24"/>
+                <w:lang w:eastAsia="uk-UA"/>
+                <w14:ligatures w14:val="standardContextual"/>
               </w:rPr>
               <w:tab/>
             </w:r>
@@ -1731,7 +1865,7 @@
                 <w:noProof/>
                 <w:webHidden/>
               </w:rPr>
-              <w:instrText xml:space="preserve"> PAGEREF _Toc239712803 \h </w:instrText>
+              <w:instrText xml:space="preserve"> PAGEREF _Toc239948909 \h </w:instrText>
             </w:r>
             <w:r>
               <w:rPr>
@@ -1751,7 +1885,7 @@
                 <w:noProof/>
                 <w:webHidden/>
               </w:rPr>
-              <w:t>6</w:t>
+              <w:t>7</w:t>
             </w:r>
             <w:r>
               <w:rPr>
@@ -1770,10 +1904,16 @@
               <w:tab w:val="right" w:leader="dot" w:pos="9629"/>
             </w:tabs>
             <w:rPr>
+              <w:rFonts w:eastAsiaTheme="minorEastAsia"/>
               <w:noProof/>
+              <w:kern w:val="2"/>
+              <w:sz w:val="24"/>
+              <w:szCs w:val="24"/>
+              <w:lang w:eastAsia="uk-UA"/>
+              <w14:ligatures w14:val="standardContextual"/>
             </w:rPr>
           </w:pPr>
-          <w:hyperlink w:anchor="_Toc239712804" w:history="1">
+          <w:hyperlink w:anchor="_Toc239948910" w:history="1">
             <w:r>
               <w:rPr>
                 <w:rStyle w:val="af0"/>
@@ -1785,7 +1925,13 @@
             </w:r>
             <w:r>
               <w:rPr>
-                <w:noProof/>
+                <w:rFonts w:eastAsiaTheme="minorEastAsia"/>
+                <w:noProof/>
+                <w:kern w:val="2"/>
+                <w:sz w:val="24"/>
+                <w:szCs w:val="24"/>
+                <w:lang w:eastAsia="uk-UA"/>
+                <w14:ligatures w14:val="standardContextual"/>
               </w:rPr>
               <w:tab/>
             </w:r>
@@ -1817,7 +1963,7 @@
                 <w:noProof/>
                 <w:webHidden/>
               </w:rPr>
-              <w:instrText xml:space="preserve"> PAGEREF _Toc239712804 \h </w:instrText>
+              <w:instrText xml:space="preserve"> PAGEREF _Toc239948910 \h </w:instrText>
             </w:r>
             <w:r>
               <w:rPr>
@@ -1837,7 +1983,7 @@
                 <w:noProof/>
                 <w:webHidden/>
               </w:rPr>
-              <w:t>7</w:t>
+              <w:t>8</w:t>
             </w:r>
             <w:r>
               <w:rPr>
@@ -1856,10 +2002,16 @@
               <w:tab w:val="right" w:leader="dot" w:pos="9629"/>
             </w:tabs>
             <w:rPr>
+              <w:rFonts w:eastAsiaTheme="minorEastAsia"/>
               <w:noProof/>
+              <w:kern w:val="2"/>
+              <w:sz w:val="24"/>
+              <w:szCs w:val="24"/>
+              <w:lang w:eastAsia="uk-UA"/>
+              <w14:ligatures w14:val="standardContextual"/>
             </w:rPr>
           </w:pPr>
-          <w:hyperlink w:anchor="_Toc239712805" w:history="1">
+          <w:hyperlink w:anchor="_Toc239948911" w:history="1">
             <w:r>
               <w:rPr>
                 <w:rStyle w:val="af0"/>
@@ -1871,7 +2023,13 @@
             </w:r>
             <w:r>
               <w:rPr>
-                <w:noProof/>
+                <w:rFonts w:eastAsiaTheme="minorEastAsia"/>
+                <w:noProof/>
+                <w:kern w:val="2"/>
+                <w:sz w:val="24"/>
+                <w:szCs w:val="24"/>
+                <w:lang w:eastAsia="uk-UA"/>
+                <w14:ligatures w14:val="standardContextual"/>
               </w:rPr>
               <w:tab/>
             </w:r>
@@ -1903,7 +2061,7 @@
                 <w:noProof/>
                 <w:webHidden/>
               </w:rPr>
-              <w:instrText xml:space="preserve"> PAGEREF _Toc239712805 \h </w:instrText>
+              <w:instrText xml:space="preserve"> PAGEREF _Toc239948911 \h </w:instrText>
             </w:r>
             <w:r>
               <w:rPr>
@@ -1923,7 +2081,7 @@
                 <w:noProof/>
                 <w:webHidden/>
               </w:rPr>
-              <w:t>7</w:t>
+              <w:t>8</w:t>
             </w:r>
             <w:r>
               <w:rPr>
@@ -1941,10 +2099,16 @@
               <w:tab w:val="right" w:leader="dot" w:pos="9629"/>
             </w:tabs>
             <w:rPr>
+              <w:rFonts w:eastAsiaTheme="minorEastAsia"/>
               <w:noProof/>
+              <w:kern w:val="2"/>
+              <w:sz w:val="24"/>
+              <w:szCs w:val="24"/>
+              <w:lang w:eastAsia="uk-UA"/>
+              <w14:ligatures w14:val="standardContextual"/>
             </w:rPr>
           </w:pPr>
-          <w:hyperlink w:anchor="_Toc239712806" w:history="1">
+          <w:hyperlink w:anchor="_Toc239948912" w:history="1">
             <w:r>
               <w:rPr>
                 <w:rStyle w:val="af0"/>
@@ -1973,7 +2137,7 @@
                 <w:noProof/>
                 <w:webHidden/>
               </w:rPr>
-              <w:instrText xml:space="preserve"> PAGEREF _Toc239712806 \h </w:instrText>
+              <w:instrText xml:space="preserve"> PAGEREF _Toc239948912 \h </w:instrText>
             </w:r>
             <w:r>
               <w:rPr>
@@ -1993,7 +2157,7 @@
                 <w:noProof/>
                 <w:webHidden/>
               </w:rPr>
-              <w:t>8</w:t>
+              <w:t>9</w:t>
             </w:r>
             <w:r>
               <w:rPr>
@@ -2011,10 +2175,16 @@
               <w:tab w:val="right" w:leader="dot" w:pos="9629"/>
             </w:tabs>
             <w:rPr>
+              <w:rFonts w:eastAsiaTheme="minorEastAsia"/>
               <w:noProof/>
+              <w:kern w:val="2"/>
+              <w:sz w:val="24"/>
+              <w:szCs w:val="24"/>
+              <w:lang w:eastAsia="uk-UA"/>
+              <w14:ligatures w14:val="standardContextual"/>
             </w:rPr>
           </w:pPr>
-          <w:hyperlink w:anchor="_Toc239712807" w:history="1">
+          <w:hyperlink w:anchor="_Toc239948913" w:history="1">
             <w:r>
               <w:rPr>
                 <w:rStyle w:val="af0"/>
@@ -2043,7 +2213,7 @@
                 <w:noProof/>
                 <w:webHidden/>
               </w:rPr>
-              <w:instrText xml:space="preserve"> PAGEREF _Toc239712807 \h </w:instrText>
+              <w:instrText xml:space="preserve"> PAGEREF _Toc239948913 \h </w:instrText>
             </w:r>
             <w:r>
               <w:rPr>
@@ -2063,7 +2233,7 @@
                 <w:noProof/>
                 <w:webHidden/>
               </w:rPr>
-              <w:t>12</w:t>
+              <w:t>13</w:t>
             </w:r>
             <w:r>
               <w:rPr>
@@ -2081,10 +2251,16 @@
               <w:tab w:val="right" w:leader="dot" w:pos="9629"/>
             </w:tabs>
             <w:rPr>
+              <w:rFonts w:eastAsiaTheme="minorEastAsia"/>
               <w:noProof/>
+              <w:kern w:val="2"/>
+              <w:sz w:val="24"/>
+              <w:szCs w:val="24"/>
+              <w:lang w:eastAsia="uk-UA"/>
+              <w14:ligatures w14:val="standardContextual"/>
             </w:rPr>
           </w:pPr>
-          <w:hyperlink w:anchor="_Toc239712808" w:history="1">
+          <w:hyperlink w:anchor="_Toc239948914" w:history="1">
             <w:r>
               <w:rPr>
                 <w:rStyle w:val="af0"/>
@@ -2115,7 +2291,7 @@
                 <w:noProof/>
                 <w:webHidden/>
               </w:rPr>
-              <w:instrText xml:space="preserve"> PAGEREF _Toc239712808 \h </w:instrText>
+              <w:instrText xml:space="preserve"> PAGEREF _Toc239948914 \h </w:instrText>
             </w:r>
             <w:r>
               <w:rPr>
@@ -2135,7 +2311,7 @@
                 <w:noProof/>
                 <w:webHidden/>
               </w:rPr>
-              <w:t>12</w:t>
+              <w:t>13</w:t>
             </w:r>
             <w:r>
               <w:rPr>
@@ -2153,10 +2329,16 @@
               <w:tab w:val="right" w:leader="dot" w:pos="9629"/>
             </w:tabs>
             <w:rPr>
+              <w:rFonts w:eastAsiaTheme="minorEastAsia"/>
               <w:noProof/>
+              <w:kern w:val="2"/>
+              <w:sz w:val="24"/>
+              <w:szCs w:val="24"/>
+              <w:lang w:eastAsia="uk-UA"/>
+              <w14:ligatures w14:val="standardContextual"/>
             </w:rPr>
           </w:pPr>
-          <w:hyperlink w:anchor="_Toc239712809" w:history="1">
+          <w:hyperlink w:anchor="_Toc239948915" w:history="1">
             <w:r>
               <w:rPr>
                 <w:rStyle w:val="af0"/>
@@ -2187,7 +2369,7 @@
                 <w:noProof/>
                 <w:webHidden/>
               </w:rPr>
-              <w:instrText xml:space="preserve"> PAGEREF _Toc239712809 \h </w:instrText>
+              <w:instrText xml:space="preserve"> PAGEREF _Toc239948915 \h </w:instrText>
             </w:r>
             <w:r>
               <w:rPr>
@@ -2225,10 +2407,16 @@
               <w:tab w:val="right" w:leader="dot" w:pos="9629"/>
             </w:tabs>
             <w:rPr>
+              <w:rFonts w:eastAsiaTheme="minorEastAsia"/>
               <w:noProof/>
+              <w:kern w:val="2"/>
+              <w:sz w:val="24"/>
+              <w:szCs w:val="24"/>
+              <w:lang w:eastAsia="uk-UA"/>
+              <w14:ligatures w14:val="standardContextual"/>
             </w:rPr>
           </w:pPr>
-          <w:hyperlink w:anchor="_Toc239712810" w:history="1">
+          <w:hyperlink w:anchor="_Toc239948916" w:history="1">
             <w:r>
               <w:rPr>
                 <w:rStyle w:val="af0"/>
@@ -2259,7 +2447,7 @@
                 <w:noProof/>
                 <w:webHidden/>
               </w:rPr>
-              <w:instrText xml:space="preserve"> PAGEREF _Toc239712810 \h </w:instrText>
+              <w:instrText xml:space="preserve"> PAGEREF _Toc239948916 \h </w:instrText>
             </w:r>
             <w:r>
               <w:rPr>
@@ -2279,7 +2467,7 @@
                 <w:noProof/>
                 <w:webHidden/>
               </w:rPr>
-              <w:t>14</w:t>
+              <w:t>15</w:t>
             </w:r>
             <w:r>
               <w:rPr>
@@ -2297,10 +2485,16 @@
               <w:tab w:val="right" w:leader="dot" w:pos="9629"/>
             </w:tabs>
             <w:rPr>
+              <w:rFonts w:eastAsiaTheme="minorEastAsia"/>
               <w:noProof/>
+              <w:kern w:val="2"/>
+              <w:sz w:val="24"/>
+              <w:szCs w:val="24"/>
+              <w:lang w:eastAsia="uk-UA"/>
+              <w14:ligatures w14:val="standardContextual"/>
             </w:rPr>
           </w:pPr>
-          <w:hyperlink w:anchor="_Toc239712811" w:history="1">
+          <w:hyperlink w:anchor="_Toc239948917" w:history="1">
             <w:r>
               <w:rPr>
                 <w:rStyle w:val="af0"/>
@@ -2310,7 +2504,7 @@
                 <w:iCs/>
                 <w:noProof/>
               </w:rPr>
-              <w:t>Дослід 4: Використання пошуку вшир на різних видах графів</w:t>
+              <w:t>Дослідження 4: Використання пошуку вшир на різних видах графів</w:t>
             </w:r>
             <w:r>
               <w:rPr>
@@ -2340,7 +2534,7 @@
                 <w:noProof/>
                 <w:webHidden/>
               </w:rPr>
-              <w:instrText xml:space="preserve"> PAGEREF _Toc239712811 \h </w:instrText>
+              <w:instrText xml:space="preserve"> PAGEREF _Toc239948917 \h </w:instrText>
             </w:r>
             <w:r>
               <w:rPr>
@@ -2378,10 +2572,16 @@
               <w:tab w:val="right" w:leader="dot" w:pos="9629"/>
             </w:tabs>
             <w:rPr>
+              <w:rFonts w:eastAsiaTheme="minorEastAsia"/>
               <w:noProof/>
+              <w:kern w:val="2"/>
+              <w:sz w:val="24"/>
+              <w:szCs w:val="24"/>
+              <w:lang w:eastAsia="uk-UA"/>
+              <w14:ligatures w14:val="standardContextual"/>
             </w:rPr>
           </w:pPr>
-          <w:hyperlink w:anchor="_Toc239712812" w:history="1">
+          <w:hyperlink w:anchor="_Toc239948918" w:history="1">
             <w:r>
               <w:rPr>
                 <w:rStyle w:val="af0"/>
@@ -2411,7 +2611,7 @@
                 <w:noProof/>
                 <w:webHidden/>
               </w:rPr>
-              <w:instrText xml:space="preserve"> PAGEREF _Toc239712812 \h </w:instrText>
+              <w:instrText xml:space="preserve"> PAGEREF _Toc239948918 \h </w:instrText>
             </w:r>
             <w:r>
               <w:rPr>
@@ -2431,7 +2631,7 @@
                 <w:noProof/>
                 <w:webHidden/>
               </w:rPr>
-              <w:t>20</w:t>
+              <w:t>21</w:t>
             </w:r>
             <w:r>
               <w:rPr>
@@ -2449,10 +2649,16 @@
               <w:tab w:val="right" w:leader="dot" w:pos="9629"/>
             </w:tabs>
             <w:rPr>
+              <w:rFonts w:eastAsiaTheme="minorEastAsia"/>
               <w:noProof/>
+              <w:kern w:val="2"/>
+              <w:sz w:val="24"/>
+              <w:szCs w:val="24"/>
+              <w:lang w:eastAsia="uk-UA"/>
+              <w14:ligatures w14:val="standardContextual"/>
             </w:rPr>
           </w:pPr>
-          <w:hyperlink w:anchor="_Toc239712813" w:history="1">
+          <w:hyperlink w:anchor="_Toc239948919" w:history="1">
             <w:r>
               <w:rPr>
                 <w:rStyle w:val="af0"/>
@@ -2481,7 +2687,7 @@
                 <w:noProof/>
                 <w:webHidden/>
               </w:rPr>
-              <w:instrText xml:space="preserve"> PAGEREF _Toc239712813 \h </w:instrText>
+              <w:instrText xml:space="preserve"> PAGEREF _Toc239948919 \h </w:instrText>
             </w:r>
             <w:r>
               <w:rPr>
@@ -2501,7 +2707,7 @@
                 <w:noProof/>
                 <w:webHidden/>
               </w:rPr>
-              <w:t>21</w:t>
+              <w:t>22</w:t>
             </w:r>
             <w:r>
               <w:rPr>
@@ -2549,7 +2755,7 @@
           <w:sz w:val="28"/>
         </w:rPr>
       </w:pPr>
-      <w:bookmarkStart w:id="1" w:name="_Toc239712789"/>
+      <w:bookmarkStart w:id="1" w:name="_Toc239948895"/>
       <w:r>
         <w:rPr>
           <w:rFonts w:ascii="Times New Roman" w:hAnsi="Times New Roman" w:cs="Times New Roman"/>
@@ -2597,7 +2803,7 @@
           <w:sz w:val="28"/>
         </w:rPr>
       </w:pPr>
-      <w:bookmarkStart w:id="2" w:name="_Toc239712790"/>
+      <w:bookmarkStart w:id="2" w:name="_Toc239948896"/>
       <w:r>
         <w:rPr>
           <w:rFonts w:ascii="Times New Roman" w:hAnsi="Times New Roman" w:cs="Times New Roman"/>
@@ -2668,7 +2874,7 @@
           <w:sz w:val="28"/>
         </w:rPr>
       </w:pPr>
-      <w:bookmarkStart w:id="3" w:name="_Toc239712791"/>
+      <w:bookmarkStart w:id="3" w:name="_Toc239948897"/>
       <w:r>
         <w:rPr>
           <w:rFonts w:ascii="Times New Roman" w:hAnsi="Times New Roman" w:cs="Times New Roman"/>
@@ -2783,7 +2989,7 @@
           <w:sz w:val="28"/>
         </w:rPr>
       </w:pPr>
-      <w:bookmarkStart w:id="4" w:name="_Toc239712792"/>
+      <w:bookmarkStart w:id="4" w:name="_Toc239948898"/>
       <w:r>
         <w:rPr>
           <w:rFonts w:ascii="Times New Roman" w:hAnsi="Times New Roman" w:cs="Times New Roman"/>
@@ -2948,7 +3154,7 @@
           <w:sz w:val="28"/>
         </w:rPr>
       </w:pPr>
-      <w:bookmarkStart w:id="5" w:name="_Toc239712793"/>
+      <w:bookmarkStart w:id="5" w:name="_Toc239948899"/>
       <w:r>
         <w:rPr>
           <w:rFonts w:ascii="Times New Roman" w:hAnsi="Times New Roman" w:cs="Times New Roman"/>
@@ -3105,6 +3311,7 @@
           <w:bCs/>
           <w:sz w:val="28"/>
         </w:rPr>
+        <w:lastRenderedPageBreak/>
         <w:t xml:space="preserve">2. </w:t>
       </w:r>
       <w:r>
@@ -3136,7 +3343,6 @@
           <w:bCs/>
           <w:sz w:val="28"/>
         </w:rPr>
-        <w:lastRenderedPageBreak/>
         <w:t>різних напрямках обходу суміжних вершин при розкритті вершини;</w:t>
       </w:r>
     </w:p>
@@ -3279,7 +3485,7 @@
           <w:sz w:val="28"/>
         </w:rPr>
       </w:pPr>
-      <w:bookmarkStart w:id="6" w:name="_Toc239712794"/>
+      <w:bookmarkStart w:id="6" w:name="_Toc239948900"/>
       <w:r>
         <w:rPr>
           <w:rFonts w:ascii="Times New Roman" w:hAnsi="Times New Roman" w:cs="Times New Roman"/>
@@ -3305,7 +3511,7 @@
           <w:sz w:val="28"/>
         </w:rPr>
       </w:pPr>
-      <w:bookmarkStart w:id="7" w:name="_Toc239712795"/>
+      <w:bookmarkStart w:id="7" w:name="_Toc239948901"/>
       <w:r>
         <w:rPr>
           <w:rFonts w:ascii="Times New Roman" w:hAnsi="Times New Roman" w:cs="Times New Roman"/>
@@ -3711,6 +3917,9 @@
             <m:t>,</m:t>
           </m:r>
           <m:r>
+            <m:rPr>
+              <m:sty m:val="p"/>
+            </m:rPr>
             <w:rPr>
               <w:rFonts w:ascii="Times New Roman" w:hAnsi="Times New Roman" w:cs="Times New Roman"/>
               <w:sz w:val="28"/>
@@ -4167,6 +4376,7 @@
               <w:rFonts w:ascii="Cambria Math" w:hAnsi="Cambria Math" w:cs="Times New Roman"/>
               <w:sz w:val="28"/>
             </w:rPr>
+            <w:lastRenderedPageBreak/>
             <m:t>n=30, m=40.</m:t>
           </m:r>
         </m:oMath>
@@ -4197,14 +4407,13 @@
           <w:sz w:val="28"/>
         </w:rPr>
       </w:pPr>
-      <w:bookmarkStart w:id="8" w:name="_Toc239712796"/>
-      <w:r>
-        <w:rPr>
-          <w:rFonts w:ascii="Times New Roman" w:hAnsi="Times New Roman" w:cs="Times New Roman"/>
-          <w:bCs/>
-          <w:sz w:val="28"/>
-        </w:rPr>
-        <w:lastRenderedPageBreak/>
+      <w:bookmarkStart w:id="8" w:name="_Toc239948902"/>
+      <w:r>
+        <w:rPr>
+          <w:rFonts w:ascii="Times New Roman" w:hAnsi="Times New Roman" w:cs="Times New Roman"/>
+          <w:bCs/>
+          <w:sz w:val="28"/>
+        </w:rPr>
         <w:t>Основні види графів</w:t>
       </w:r>
       <w:bookmarkEnd w:id="8"/>
@@ -4219,7 +4428,7 @@
           <w:sz w:val="28"/>
         </w:rPr>
       </w:pPr>
-      <w:bookmarkStart w:id="9" w:name="_Toc239712797"/>
+      <w:bookmarkStart w:id="9" w:name="_Toc239948903"/>
       <w:r>
         <w:rPr>
           <w:rFonts w:ascii="Times New Roman" w:hAnsi="Times New Roman" w:cs="Times New Roman"/>
@@ -4706,7 +4915,7 @@
           <w:sz w:val="28"/>
         </w:rPr>
       </w:pPr>
-      <w:bookmarkStart w:id="10" w:name="_Toc239712798"/>
+      <w:bookmarkStart w:id="10" w:name="_Toc239948904"/>
       <w:r>
         <w:rPr>
           <w:rFonts w:ascii="Times New Roman" w:hAnsi="Times New Roman" w:cs="Times New Roman"/>
@@ -5546,13 +5755,14 @@
           <w:sz w:val="28"/>
         </w:rPr>
       </w:pPr>
-      <w:bookmarkStart w:id="11" w:name="_Toc239712799"/>
-      <w:r>
-        <w:rPr>
-          <w:rFonts w:ascii="Times New Roman" w:hAnsi="Times New Roman" w:cs="Times New Roman"/>
-          <w:bCs/>
-          <w:sz w:val="28"/>
-        </w:rPr>
+      <w:bookmarkStart w:id="11" w:name="_Toc239948905"/>
+      <w:r>
+        <w:rPr>
+          <w:rFonts w:ascii="Times New Roman" w:hAnsi="Times New Roman" w:cs="Times New Roman"/>
+          <w:bCs/>
+          <w:sz w:val="28"/>
+        </w:rPr>
+        <w:lastRenderedPageBreak/>
         <w:t>Дерево</w:t>
       </w:r>
       <w:bookmarkEnd w:id="11"/>
@@ -5599,7 +5809,6 @@
           <w:bCs/>
           <w:sz w:val="28"/>
         </w:rPr>
-        <w:lastRenderedPageBreak/>
         <w:t xml:space="preserve">Для дерева з </w:t>
       </w:r>
       <m:oMath>
@@ -5836,7 +6045,7 @@
           <w:sz w:val="28"/>
         </w:rPr>
       </w:pPr>
-      <w:bookmarkStart w:id="12" w:name="_Toc239712800"/>
+      <w:bookmarkStart w:id="12" w:name="_Toc239948906"/>
       <w:r>
         <w:rPr>
           <w:rFonts w:ascii="Times New Roman" w:hAnsi="Times New Roman" w:cs="Times New Roman"/>
@@ -6378,7 +6587,7 @@
           <w:sz w:val="28"/>
         </w:rPr>
       </w:pPr>
-      <w:bookmarkStart w:id="13" w:name="_Toc239712801"/>
+      <w:bookmarkStart w:id="13" w:name="_Toc239948907"/>
       <w:r>
         <w:rPr>
           <w:rFonts w:ascii="Times New Roman" w:hAnsi="Times New Roman" w:cs="Times New Roman"/>
@@ -6412,6 +6621,7 @@
           <w:bCs/>
           <w:sz w:val="28"/>
         </w:rPr>
+        <w:lastRenderedPageBreak/>
         <w:t>Пошук у ширину (</w:t>
       </w:r>
       <w:proofErr w:type="spellStart"/>
@@ -6502,7 +6712,6 @@
           <w:bCs/>
           <w:sz w:val="28"/>
         </w:rPr>
-        <w:lastRenderedPageBreak/>
         <w:t>→ вершини першого рівня</w:t>
       </w:r>
     </w:p>
@@ -6630,7 +6839,7 @@
           <w:sz w:val="28"/>
         </w:rPr>
       </w:pPr>
-      <w:bookmarkStart w:id="14" w:name="_Toc239712802"/>
+      <w:bookmarkStart w:id="14" w:name="_Toc239948908"/>
       <w:r>
         <w:rPr>
           <w:rFonts w:ascii="Times New Roman" w:hAnsi="Times New Roman" w:cs="Times New Roman"/>
@@ -6955,7 +7164,7 @@
           <w:sz w:val="28"/>
         </w:rPr>
       </w:pPr>
-      <w:bookmarkStart w:id="15" w:name="_Toc239712803"/>
+      <w:bookmarkStart w:id="15" w:name="_Toc239948909"/>
       <w:r>
         <w:rPr>
           <w:rFonts w:ascii="Times New Roman" w:hAnsi="Times New Roman" w:cs="Times New Roman"/>
@@ -7278,6 +7487,7 @@
           <w:bCs/>
           <w:sz w:val="28"/>
         </w:rPr>
+        <w:lastRenderedPageBreak/>
         <w:t xml:space="preserve">переглянути її суміжні вершини; </w:t>
       </w:r>
     </w:p>
@@ -7387,14 +7597,13 @@
           <w:sz w:val="28"/>
         </w:rPr>
       </w:pPr>
-      <w:bookmarkStart w:id="16" w:name="_Toc239712804"/>
-      <w:r>
-        <w:rPr>
-          <w:rFonts w:ascii="Times New Roman" w:hAnsi="Times New Roman" w:cs="Times New Roman"/>
-          <w:bCs/>
-          <w:sz w:val="28"/>
-        </w:rPr>
-        <w:lastRenderedPageBreak/>
+      <w:bookmarkStart w:id="16" w:name="_Toc239948910"/>
+      <w:r>
+        <w:rPr>
+          <w:rFonts w:ascii="Times New Roman" w:hAnsi="Times New Roman" w:cs="Times New Roman"/>
+          <w:bCs/>
+          <w:sz w:val="28"/>
+        </w:rPr>
         <w:t>Відновлення знайденого шляху</w:t>
       </w:r>
       <w:bookmarkEnd w:id="16"/>
@@ -7675,7 +7884,7 @@
           <w:sz w:val="28"/>
         </w:rPr>
       </w:pPr>
-      <w:bookmarkStart w:id="17" w:name="_Toc239712805"/>
+      <w:bookmarkStart w:id="17" w:name="_Toc239948911"/>
       <w:r>
         <w:rPr>
           <w:rFonts w:ascii="Times New Roman" w:hAnsi="Times New Roman" w:cs="Times New Roman"/>
@@ -7951,6 +8160,7 @@
           <w:bCs/>
           <w:sz w:val="28"/>
         </w:rPr>
+        <w:lastRenderedPageBreak/>
         <w:t xml:space="preserve">де </w:t>
       </w:r>
       <m:oMath>
@@ -8082,14 +8292,13 @@
           <w:sz w:val="28"/>
         </w:rPr>
       </w:pPr>
-      <w:bookmarkStart w:id="18" w:name="_Toc239712806"/>
+      <w:bookmarkStart w:id="18" w:name="_Toc239948912"/>
       <w:r>
         <w:rPr>
           <w:rFonts w:ascii="Times New Roman" w:hAnsi="Times New Roman" w:cs="Times New Roman"/>
           <w:b/>
           <w:sz w:val="28"/>
         </w:rPr>
-        <w:lastRenderedPageBreak/>
         <w:t>Інтерфейс та принцип роботи програми</w:t>
       </w:r>
       <w:bookmarkEnd w:id="18"/>
@@ -8165,7 +8374,23 @@
           <w:bCs/>
           <w:sz w:val="28"/>
         </w:rPr>
-        <w:t>Основна функціональність програми зосереджена у вкладці «Лабораторна», яка призначена для виконання експериментів та дослідження особливостей алгоритму пошуку в ширину. Додатково передбачено вкладки «Результати» та «Теорія BFS».</w:t>
+        <w:t>Основна функціональність програми зосереджена у вкладці «Лабораторна», яка призначена для виконання експериментів та дослідження особливостей алгоритму пошуку в ширину. Додатково передбачено вкладки «Результати» та «Теорія BFS»</w:t>
+      </w:r>
+      <w:r>
+        <w:rPr>
+          <w:rFonts w:ascii="Times New Roman" w:hAnsi="Times New Roman" w:cs="Times New Roman"/>
+          <w:bCs/>
+          <w:sz w:val="28"/>
+        </w:rPr>
+        <w:t xml:space="preserve"> (див. рис.1)</w:t>
+      </w:r>
+      <w:r>
+        <w:rPr>
+          <w:rFonts w:ascii="Times New Roman" w:hAnsi="Times New Roman" w:cs="Times New Roman"/>
+          <w:bCs/>
+          <w:sz w:val="28"/>
+        </w:rPr>
+        <w:t>.</w:t>
       </w:r>
     </w:p>
     <w:p>
@@ -8187,9 +8412,9 @@
           <w:lang w:val="en-US"/>
         </w:rPr>
         <w:drawing>
-          <wp:inline distT="0" distB="0" distL="0" distR="0" wp14:anchorId="4027F8FD" wp14:editId="5426CACF">
-            <wp:extent cx="5381625" cy="2737432"/>
-            <wp:effectExtent l="0" t="0" r="0" b="6350"/>
+          <wp:inline distT="0" distB="0" distL="0" distR="0" wp14:anchorId="4027F8FD" wp14:editId="1C34F33E">
+            <wp:extent cx="4643120" cy="2361782"/>
+            <wp:effectExtent l="0" t="0" r="5080" b="635"/>
             <wp:docPr id="1026658720" name="Рисунок 1"/>
             <wp:cNvGraphicFramePr>
               <a:graphicFrameLocks xmlns:a="http://schemas.openxmlformats.org/drawingml/2006/main" noChangeAspect="1"/>
@@ -8202,7 +8427,7 @@
                     <pic:cNvPicPr/>
                   </pic:nvPicPr>
                   <pic:blipFill>
-                    <a:blip r:embed="rId6"/>
+                    <a:blip r:embed="rId8"/>
                     <a:stretch>
                       <a:fillRect/>
                     </a:stretch>
@@ -8210,7 +8435,7 @@
                   <pic:spPr>
                     <a:xfrm>
                       <a:off x="0" y="0"/>
-                      <a:ext cx="5386350" cy="2739836"/>
+                      <a:ext cx="4658768" cy="2369742"/>
                     </a:xfrm>
                     <a:prstGeom prst="rect">
                       <a:avLst/>
@@ -8280,7 +8505,16 @@
           <w:bCs/>
           <w:sz w:val="28"/>
         </w:rPr>
-        <w:t xml:space="preserve">У секції «Параметри експерименту» користувач може задавати основні параметри пошуку та структури графа. Передбачено можливість вибору типу графа: неорієнтований граф, орієнтований граф або дерево. Це дозволяє досліджувати вплив структури та </w:t>
+        <w:t xml:space="preserve">У секції «Параметри експерименту» користувач може задавати основні параметри пошуку та структури графа. Передбачено можливість вибору типу графа: неорієнтований граф, орієнтований граф або дерево. Це дозволяє </w:t>
+      </w:r>
+      <w:r>
+        <w:rPr>
+          <w:rFonts w:ascii="Times New Roman" w:hAnsi="Times New Roman" w:cs="Times New Roman"/>
+          <w:bCs/>
+          <w:sz w:val="28"/>
+        </w:rPr>
+        <w:lastRenderedPageBreak/>
+        <w:t xml:space="preserve">досліджувати вплив структури та </w:t>
       </w:r>
       <w:proofErr w:type="spellStart"/>
       <w:r>
@@ -8436,7 +8670,6 @@
           <w:bCs/>
           <w:sz w:val="28"/>
         </w:rPr>
-        <w:lastRenderedPageBreak/>
         <w:t>Окремим параметром є порядок обходу суміжних вершин. Програма підтримує декілька режимів: обхід у зростаючому порядку, у спадаючому порядку та за спеціально заданою користувачем послідовністю. Даний параметр використовується для дослідження впливу порядку розгляду суміжних вершин на процес BFS та вибір конкретного шляху у випадку існування декількох найкоротших маршрутів.</w:t>
       </w:r>
     </w:p>
@@ -8475,7 +8708,23 @@
           <w:bCs/>
           <w:sz w:val="28"/>
         </w:rPr>
-        <w:t>Основні операції керування пошуком представлені такими функціями:</w:t>
+        <w:t>Основні операції керування пошуком представлені такими функціями</w:t>
+      </w:r>
+      <w:r>
+        <w:rPr>
+          <w:rFonts w:ascii="Times New Roman" w:hAnsi="Times New Roman" w:cs="Times New Roman"/>
+          <w:bCs/>
+          <w:sz w:val="28"/>
+        </w:rPr>
+        <w:t xml:space="preserve"> (див. рис.2)</w:t>
+      </w:r>
+      <w:r>
+        <w:rPr>
+          <w:rFonts w:ascii="Times New Roman" w:hAnsi="Times New Roman" w:cs="Times New Roman"/>
+          <w:bCs/>
+          <w:sz w:val="28"/>
+        </w:rPr>
+        <w:t>:</w:t>
       </w:r>
     </w:p>
     <w:p>
@@ -8584,6 +8833,7 @@
         <w:rPr>
           <w:noProof/>
         </w:rPr>
+        <w:lastRenderedPageBreak/>
         <w:drawing>
           <wp:inline distT="0" distB="0" distL="0" distR="0" wp14:anchorId="2B4D2909" wp14:editId="4A2C16E9">
             <wp:extent cx="1746011" cy="4038600"/>
@@ -8600,7 +8850,7 @@
                     <pic:cNvPicPr/>
                   </pic:nvPicPr>
                   <pic:blipFill>
-                    <a:blip r:embed="rId7"/>
+                    <a:blip r:embed="rId9"/>
                     <a:stretch>
                       <a:fillRect/>
                     </a:stretch>
@@ -8762,16 +9012,7 @@
           <w:bCs/>
           <w:sz w:val="28"/>
         </w:rPr>
-        <w:t xml:space="preserve">. За її допомогою можна змінювати структуру графа шляхом </w:t>
-      </w:r>
-      <w:r>
-        <w:rPr>
-          <w:rFonts w:ascii="Times New Roman" w:hAnsi="Times New Roman" w:cs="Times New Roman"/>
-          <w:bCs/>
-          <w:sz w:val="28"/>
-        </w:rPr>
-        <w:lastRenderedPageBreak/>
-        <w:t xml:space="preserve">додавання та видалення вершин, </w:t>
+        <w:t xml:space="preserve">. За її допомогою можна змінювати структуру графа шляхом додавання та видалення вершин, </w:t>
       </w:r>
       <w:proofErr w:type="spellStart"/>
       <w:r>
@@ -8929,7 +9170,32 @@
           <w:bCs/>
           <w:sz w:val="28"/>
         </w:rPr>
-        <w:t>Під час виконання BFS візуально відображаються проміжні стани алгоритму. Це дозволяє простежити порядок розкриття вершин, формування черги та поступове наближення до цільової вершини. Зміна візуального стану вершин використовується для розмежування невідвіданих, відвіданих, поточної та розкритої вершин. Після успішного завершення пошуку знайдений маршрут додатково виділяється на графі.</w:t>
+        <w:t>Під час виконання BFS візуально відображаються проміжні стани алгоритму</w:t>
+      </w:r>
+      <w:r>
+        <w:rPr>
+          <w:rFonts w:ascii="Times New Roman" w:hAnsi="Times New Roman" w:cs="Times New Roman"/>
+          <w:bCs/>
+          <w:sz w:val="28"/>
+        </w:rPr>
+        <w:t xml:space="preserve"> (див. рис.3)</w:t>
+      </w:r>
+      <w:r>
+        <w:rPr>
+          <w:rFonts w:ascii="Times New Roman" w:hAnsi="Times New Roman" w:cs="Times New Roman"/>
+          <w:bCs/>
+          <w:sz w:val="28"/>
+        </w:rPr>
+        <w:t xml:space="preserve">. Це дозволяє простежити порядок розкриття вершин, формування черги та поступове наближення до цільової вершини. Зміна </w:t>
+      </w:r>
+      <w:r>
+        <w:rPr>
+          <w:rFonts w:ascii="Times New Roman" w:hAnsi="Times New Roman" w:cs="Times New Roman"/>
+          <w:bCs/>
+          <w:sz w:val="28"/>
+        </w:rPr>
+        <w:lastRenderedPageBreak/>
+        <w:t>візуального стану вершин використовується для розмежування невідвіданих, відвіданих, поточної та розкритої вершин. Після успішного завершення пошуку знайдений маршрут додатково виділяється на графі.</w:t>
       </w:r>
     </w:p>
     <w:p>
@@ -8995,9 +9261,9 @@
           <w:sz w:val="28"/>
         </w:rPr>
         <w:drawing>
-          <wp:inline distT="0" distB="0" distL="0" distR="0" wp14:anchorId="1777A1BF" wp14:editId="1B16A70E">
-            <wp:extent cx="4626671" cy="2950529"/>
-            <wp:effectExtent l="0" t="0" r="2540" b="2540"/>
+          <wp:inline distT="0" distB="0" distL="0" distR="0" wp14:anchorId="1777A1BF" wp14:editId="2B672EEE">
+            <wp:extent cx="3901440" cy="2488033"/>
+            <wp:effectExtent l="0" t="0" r="3810" b="7620"/>
             <wp:docPr id="1940705196" name="Рисунок 1"/>
             <wp:cNvGraphicFramePr>
               <a:graphicFrameLocks xmlns:a="http://schemas.openxmlformats.org/drawingml/2006/main" noChangeAspect="1"/>
@@ -9010,7 +9276,7 @@
                     <pic:cNvPicPr/>
                   </pic:nvPicPr>
                   <pic:blipFill>
-                    <a:blip r:embed="rId8"/>
+                    <a:blip r:embed="rId10"/>
                     <a:stretch>
                       <a:fillRect/>
                     </a:stretch>
@@ -9018,7 +9284,7 @@
                   <pic:spPr>
                     <a:xfrm>
                       <a:off x="0" y="0"/>
-                      <a:ext cx="4634795" cy="2955710"/>
+                      <a:ext cx="3912657" cy="2495186"/>
                     </a:xfrm>
                     <a:prstGeom prst="rect">
                       <a:avLst/>
@@ -9097,7 +9363,6 @@
           <w:bCs/>
           <w:sz w:val="28"/>
         </w:rPr>
-        <w:lastRenderedPageBreak/>
         <w:t>Вкладка «Результати» призначена для фіксації результатів проведених експериментів. Результати можуть зберігатися у вигляді окремих записів, що дозволяє порівнювати різні конфігурації графа та параметри пошуку.</w:t>
       </w:r>
     </w:p>
@@ -9136,7 +9401,23 @@
           <w:bCs/>
           <w:sz w:val="28"/>
         </w:rPr>
-        <w:t>Додавання запису до таблиці результатів здійснюється користувачем після завершення відповідного експерименту. Це дозволяє зберігати лише ті результати, які безпосередньо використовуються під час подальшого аналізу.</w:t>
+        <w:t>Додавання запису до таблиці результатів здійснюється користувачем після завершення відповідного експерименту</w:t>
+      </w:r>
+      <w:r>
+        <w:rPr>
+          <w:rFonts w:ascii="Times New Roman" w:hAnsi="Times New Roman" w:cs="Times New Roman"/>
+          <w:bCs/>
+          <w:sz w:val="28"/>
+        </w:rPr>
+        <w:t xml:space="preserve"> (див. рис.4)</w:t>
+      </w:r>
+      <w:r>
+        <w:rPr>
+          <w:rFonts w:ascii="Times New Roman" w:hAnsi="Times New Roman" w:cs="Times New Roman"/>
+          <w:bCs/>
+          <w:sz w:val="28"/>
+        </w:rPr>
+        <w:t>. Це дозволяє зберігати лише ті результати, які безпосередньо використовуються під час подальшого аналізу.</w:t>
       </w:r>
     </w:p>
     <w:p>
@@ -9156,9 +9437,9 @@
           <w:sz w:val="28"/>
         </w:rPr>
         <w:drawing>
-          <wp:inline distT="0" distB="0" distL="0" distR="0" wp14:anchorId="2AB6D625" wp14:editId="5C068849">
-            <wp:extent cx="5124450" cy="1116438"/>
-            <wp:effectExtent l="0" t="0" r="0" b="7620"/>
+          <wp:inline distT="0" distB="0" distL="0" distR="0" wp14:anchorId="2AB6D625" wp14:editId="4DF09734">
+            <wp:extent cx="4485640" cy="977263"/>
+            <wp:effectExtent l="0" t="0" r="0" b="0"/>
             <wp:docPr id="1639150854" name="Рисунок 1"/>
             <wp:cNvGraphicFramePr>
               <a:graphicFrameLocks xmlns:a="http://schemas.openxmlformats.org/drawingml/2006/main" noChangeAspect="1"/>
@@ -9171,7 +9452,7 @@
                     <pic:cNvPicPr/>
                   </pic:nvPicPr>
                   <pic:blipFill>
-                    <a:blip r:embed="rId9"/>
+                    <a:blip r:embed="rId11"/>
                     <a:stretch>
                       <a:fillRect/>
                     </a:stretch>
@@ -9179,7 +9460,7 @@
                   <pic:spPr>
                     <a:xfrm>
                       <a:off x="0" y="0"/>
-                      <a:ext cx="5144042" cy="1120706"/>
+                      <a:ext cx="4519426" cy="984624"/>
                     </a:xfrm>
                     <a:prstGeom prst="rect">
                       <a:avLst/>
@@ -9268,7 +9549,32 @@
           <w:bCs/>
           <w:sz w:val="28"/>
         </w:rPr>
-        <w:t>Вкладка «Теорія BFS» містить стислий довідковий матеріал щодо алгоритму пошуку в ширину. У ній наведено основний принцип роботи BFS, особливості використання черги, порядок розкриття вершин, умови знаходження найкоротшого шляху та основні характеристики алгоритму.</w:t>
+        <w:t xml:space="preserve">Вкладка «Теорія BFS» </w:t>
+      </w:r>
+      <w:r>
+        <w:rPr>
+          <w:rFonts w:ascii="Times New Roman" w:hAnsi="Times New Roman" w:cs="Times New Roman"/>
+          <w:bCs/>
+          <w:sz w:val="28"/>
+        </w:rPr>
+        <w:t xml:space="preserve">(див. рис.5) </w:t>
+      </w:r>
+      <w:r>
+        <w:rPr>
+          <w:rFonts w:ascii="Times New Roman" w:hAnsi="Times New Roman" w:cs="Times New Roman"/>
+          <w:bCs/>
+          <w:sz w:val="28"/>
+        </w:rPr>
+        <w:t xml:space="preserve">містить стислий довідковий матеріал щодо алгоритму пошуку в ширину. У ній наведено основний принцип роботи </w:t>
+      </w:r>
+      <w:r>
+        <w:rPr>
+          <w:rFonts w:ascii="Times New Roman" w:hAnsi="Times New Roman" w:cs="Times New Roman"/>
+          <w:bCs/>
+          <w:sz w:val="28"/>
+        </w:rPr>
+        <w:lastRenderedPageBreak/>
+        <w:t>BFS, особливості використання черги, порядок розкриття вершин, умови знаходження найкоротшого шляху та основні характеристики алгоритму.</w:t>
       </w:r>
     </w:p>
     <w:p>
@@ -9322,7 +9628,7 @@
                     <pic:cNvPicPr/>
                   </pic:nvPicPr>
                   <pic:blipFill>
-                    <a:blip r:embed="rId10"/>
+                    <a:blip r:embed="rId12"/>
                     <a:stretch>
                       <a:fillRect/>
                     </a:stretch>
@@ -9451,14 +9757,13 @@
           <w:sz w:val="28"/>
         </w:rPr>
       </w:pPr>
-      <w:bookmarkStart w:id="19" w:name="_Toc239712807"/>
+      <w:bookmarkStart w:id="19" w:name="_Toc239948913"/>
       <w:r>
         <w:rPr>
           <w:rFonts w:ascii="Times New Roman" w:hAnsi="Times New Roman" w:cs="Times New Roman"/>
           <w:b/>
           <w:sz w:val="28"/>
         </w:rPr>
-        <w:lastRenderedPageBreak/>
         <w:t>Результати дослідження роботи програми</w:t>
       </w:r>
       <w:bookmarkEnd w:id="19"/>
@@ -9475,7 +9780,7 @@
           <w:sz w:val="28"/>
         </w:rPr>
       </w:pPr>
-      <w:bookmarkStart w:id="20" w:name="_Toc239712808"/>
+      <w:bookmarkStart w:id="20" w:name="_Toc239948914"/>
       <w:r>
         <w:rPr>
           <w:rFonts w:ascii="Times New Roman" w:hAnsi="Times New Roman" w:cs="Times New Roman"/>
@@ -9506,6 +9811,32 @@
         <w:tab/>
         <w:t>Перший етапом буде обхід графа за зростанням.</w:t>
       </w:r>
+      <w:r>
+        <w:rPr>
+          <w:rFonts w:ascii="Times New Roman" w:hAnsi="Times New Roman" w:cs="Times New Roman"/>
+          <w:bCs/>
+          <w:sz w:val="28"/>
+        </w:rPr>
+        <w:t xml:space="preserve"> Для цього наперед було задано неорієнтований граф із 30 вершин та 54 </w:t>
+      </w:r>
+      <w:proofErr w:type="spellStart"/>
+      <w:r>
+        <w:rPr>
+          <w:rFonts w:ascii="Times New Roman" w:hAnsi="Times New Roman" w:cs="Times New Roman"/>
+          <w:bCs/>
+          <w:sz w:val="28"/>
+        </w:rPr>
+        <w:t>ребер</w:t>
+      </w:r>
+      <w:proofErr w:type="spellEnd"/>
+      <w:r>
+        <w:rPr>
+          <w:rFonts w:ascii="Times New Roman" w:hAnsi="Times New Roman" w:cs="Times New Roman"/>
+          <w:bCs/>
+          <w:sz w:val="28"/>
+        </w:rPr>
+        <w:t>.</w:t>
+      </w:r>
     </w:p>
     <w:p>
       <w:pPr>
@@ -9524,9 +9855,9 @@
           <w:sz w:val="28"/>
         </w:rPr>
         <w:drawing>
-          <wp:inline distT="0" distB="0" distL="0" distR="0" wp14:anchorId="66EFB06C" wp14:editId="4AE9F4B2">
-            <wp:extent cx="6120765" cy="4377055"/>
-            <wp:effectExtent l="0" t="0" r="0" b="4445"/>
+          <wp:inline distT="0" distB="0" distL="0" distR="0" wp14:anchorId="66EFB06C" wp14:editId="7C8D2A87">
+            <wp:extent cx="4027824" cy="2880360"/>
+            <wp:effectExtent l="0" t="0" r="0" b="0"/>
             <wp:docPr id="791994652" name="Рисунок 1"/>
             <wp:cNvGraphicFramePr>
               <a:graphicFrameLocks xmlns:a="http://schemas.openxmlformats.org/drawingml/2006/main" noChangeAspect="1"/>
@@ -9539,7 +9870,7 @@
                     <pic:cNvPicPr/>
                   </pic:nvPicPr>
                   <pic:blipFill>
-                    <a:blip r:embed="rId11"/>
+                    <a:blip r:embed="rId13"/>
                     <a:stretch>
                       <a:fillRect/>
                     </a:stretch>
@@ -9547,7 +9878,7 @@
                   <pic:spPr>
                     <a:xfrm>
                       <a:off x="0" y="0"/>
-                      <a:ext cx="6120765" cy="4377055"/>
+                      <a:ext cx="4031248" cy="2882809"/>
                     </a:xfrm>
                     <a:prstGeom prst="rect">
                       <a:avLst/>
@@ -9577,6 +9908,7 @@
           <w:iCs/>
           <w:sz w:val="28"/>
         </w:rPr>
+        <w:lastRenderedPageBreak/>
         <w:t>Рис.</w:t>
       </w:r>
       <w:r>
@@ -9628,6 +9960,14 @@
         <w:tab/>
         <w:t>Згідно рисунка 6, даний обхід показав такі результати: кількість відкритих вершин 30, відвіданих: 30, що вказує на повний обхід графа для побудови найкоротшого маршруту.</w:t>
       </w:r>
+      <w:r>
+        <w:rPr>
+          <w:rFonts w:ascii="Times New Roman" w:hAnsi="Times New Roman" w:cs="Times New Roman"/>
+          <w:bCs/>
+          <w:sz w:val="28"/>
+        </w:rPr>
+        <w:t xml:space="preserve"> При цьому був витрачений 0.124 с.</w:t>
+      </w:r>
     </w:p>
     <w:p>
       <w:pPr>
@@ -9645,7 +9985,31 @@
           <w:sz w:val="28"/>
         </w:rPr>
         <w:tab/>
-        <w:t>Тепер використаємо обхід за спаданням та власний обхід (цей обхід використовує обхід за зростанням та додатково наші правила обходу).</w:t>
+        <w:t>Тепер використаємо обхід за спаданням та власний обхід</w:t>
+      </w:r>
+      <w:r>
+        <w:rPr>
+          <w:rFonts w:ascii="Times New Roman" w:hAnsi="Times New Roman" w:cs="Times New Roman"/>
+          <w:bCs/>
+          <w:sz w:val="28"/>
+        </w:rPr>
+        <w:t xml:space="preserve"> на тому ж самому графі</w:t>
+      </w:r>
+      <w:r>
+        <w:rPr>
+          <w:rFonts w:ascii="Times New Roman" w:hAnsi="Times New Roman" w:cs="Times New Roman"/>
+          <w:bCs/>
+          <w:sz w:val="28"/>
+        </w:rPr>
+        <w:t xml:space="preserve"> (цей обхід використовує обхід за зростанням та додатково наші правила обходу).</w:t>
+      </w:r>
+      <w:r>
+        <w:rPr>
+          <w:rFonts w:ascii="Times New Roman" w:hAnsi="Times New Roman" w:cs="Times New Roman"/>
+          <w:bCs/>
+          <w:sz w:val="28"/>
+        </w:rPr>
+        <w:t xml:space="preserve"> Для власного обходу створено правило: 11 має більший пріоритет ніж 3.</w:t>
       </w:r>
     </w:p>
     <w:p>
@@ -9654,6 +10018,8 @@
         <w:rPr>
           <w:rFonts w:ascii="Times New Roman" w:hAnsi="Times New Roman" w:cs="Times New Roman"/>
           <w:bCs/>
+          <w:i/>
+          <w:iCs/>
           <w:sz w:val="28"/>
         </w:rPr>
       </w:pPr>
@@ -9664,11 +10030,10 @@
           <w:noProof/>
           <w:sz w:val="28"/>
         </w:rPr>
-        <w:lastRenderedPageBreak/>
         <w:drawing>
-          <wp:inline distT="0" distB="0" distL="0" distR="0" wp14:anchorId="6E1FFE38" wp14:editId="6EFF4EDD">
-            <wp:extent cx="6120765" cy="4337050"/>
-            <wp:effectExtent l="0" t="0" r="0" b="6350"/>
+          <wp:inline distT="0" distB="0" distL="0" distR="0" wp14:anchorId="6E1FFE38" wp14:editId="34EB3840">
+            <wp:extent cx="4164106" cy="2950600"/>
+            <wp:effectExtent l="0" t="0" r="8255" b="2540"/>
             <wp:docPr id="1674733705" name="Рисунок 1"/>
             <wp:cNvGraphicFramePr>
               <a:graphicFrameLocks xmlns:a="http://schemas.openxmlformats.org/drawingml/2006/main" noChangeAspect="1"/>
@@ -9681,7 +10046,7 @@
                     <pic:cNvPicPr/>
                   </pic:nvPicPr>
                   <pic:blipFill>
-                    <a:blip r:embed="rId12"/>
+                    <a:blip r:embed="rId14"/>
                     <a:stretch>
                       <a:fillRect/>
                     </a:stretch>
@@ -9689,7 +10054,7 @@
                   <pic:spPr>
                     <a:xfrm>
                       <a:off x="0" y="0"/>
-                      <a:ext cx="6120765" cy="4337050"/>
+                      <a:ext cx="4187652" cy="2967284"/>
                     </a:xfrm>
                     <a:prstGeom prst="rect">
                       <a:avLst/>
@@ -9701,6 +10066,16 @@
           </wp:inline>
         </w:drawing>
       </w:r>
+    </w:p>
+    <w:p>
+      <w:pPr>
+        <w:jc w:val="center"/>
+        <w:rPr>
+          <w:rFonts w:ascii="Times New Roman" w:hAnsi="Times New Roman" w:cs="Times New Roman"/>
+          <w:bCs/>
+          <w:sz w:val="28"/>
+        </w:rPr>
+      </w:pPr>
       <w:r>
         <w:rPr>
           <w:rFonts w:ascii="Times New Roman" w:hAnsi="Times New Roman" w:cs="Times New Roman"/>
@@ -9709,7 +10084,7 @@
           <w:iCs/>
           <w:sz w:val="28"/>
         </w:rPr>
-        <w:t xml:space="preserve"> </w:t>
+        <w:t>Рис.</w:t>
       </w:r>
       <w:r>
         <w:rPr>
@@ -9719,7 +10094,7 @@
           <w:iCs/>
           <w:sz w:val="28"/>
         </w:rPr>
-        <w:t>Рис.</w:t>
+        <w:t>7</w:t>
       </w:r>
       <w:r>
         <w:rPr>
@@ -9729,7 +10104,7 @@
           <w:iCs/>
           <w:sz w:val="28"/>
         </w:rPr>
-        <w:t>7</w:t>
+        <w:t xml:space="preserve"> – </w:t>
       </w:r>
       <w:r>
         <w:rPr>
@@ -9739,16 +10114,6 @@
           <w:iCs/>
           <w:sz w:val="28"/>
         </w:rPr>
-        <w:t xml:space="preserve"> – </w:t>
-      </w:r>
-      <w:r>
-        <w:rPr>
-          <w:rFonts w:ascii="Times New Roman" w:hAnsi="Times New Roman" w:cs="Times New Roman"/>
-          <w:bCs/>
-          <w:i/>
-          <w:iCs/>
-          <w:sz w:val="28"/>
-        </w:rPr>
         <w:t>Обхід неорієнтованого графа за спаданням</w:t>
       </w:r>
     </w:p>
@@ -9769,9 +10134,9 @@
           <w:sz w:val="28"/>
         </w:rPr>
         <w:drawing>
-          <wp:inline distT="0" distB="0" distL="0" distR="0" wp14:anchorId="34DADEF9" wp14:editId="680BCF99">
-            <wp:extent cx="6120765" cy="4265930"/>
-            <wp:effectExtent l="0" t="0" r="0" b="1270"/>
+          <wp:inline distT="0" distB="0" distL="0" distR="0" wp14:anchorId="34DADEF9" wp14:editId="1CA258A6">
+            <wp:extent cx="3630706" cy="2530458"/>
+            <wp:effectExtent l="0" t="0" r="8255" b="3810"/>
             <wp:docPr id="1771985654" name="Рисунок 1"/>
             <wp:cNvGraphicFramePr>
               <a:graphicFrameLocks xmlns:a="http://schemas.openxmlformats.org/drawingml/2006/main" noChangeAspect="1"/>
@@ -9784,7 +10149,7 @@
                     <pic:cNvPicPr/>
                   </pic:nvPicPr>
                   <pic:blipFill>
-                    <a:blip r:embed="rId13"/>
+                    <a:blip r:embed="rId15"/>
                     <a:stretch>
                       <a:fillRect/>
                     </a:stretch>
@@ -9792,7 +10157,7 @@
                   <pic:spPr>
                     <a:xfrm>
                       <a:off x="0" y="0"/>
-                      <a:ext cx="6120765" cy="4265930"/>
+                      <a:ext cx="3649961" cy="2543878"/>
                     </a:xfrm>
                     <a:prstGeom prst="rect">
                       <a:avLst/>
@@ -9873,8 +10238,208 @@
           <w:bCs/>
           <w:sz w:val="28"/>
         </w:rPr>
+        <w:t xml:space="preserve">Як видно на рисунку 7 та рисунку 8 результати змінилися для даного графу. </w:t>
+      </w:r>
+      <w:r>
+        <w:rPr>
+          <w:rFonts w:ascii="Times New Roman" w:hAnsi="Times New Roman" w:cs="Times New Roman"/>
+          <w:bCs/>
+          <w:sz w:val="28"/>
+        </w:rPr>
+        <w:t>О</w:t>
+      </w:r>
+      <w:r>
+        <w:rPr>
+          <w:rFonts w:ascii="Times New Roman" w:hAnsi="Times New Roman" w:cs="Times New Roman"/>
+          <w:bCs/>
+          <w:sz w:val="28"/>
+        </w:rPr>
+        <w:t>бх</w:t>
+      </w:r>
+      <w:r>
+        <w:rPr>
+          <w:rFonts w:ascii="Times New Roman" w:hAnsi="Times New Roman" w:cs="Times New Roman"/>
+          <w:bCs/>
+          <w:sz w:val="28"/>
+        </w:rPr>
+        <w:t>і</w:t>
+      </w:r>
+      <w:r>
+        <w:rPr>
+          <w:rFonts w:ascii="Times New Roman" w:hAnsi="Times New Roman" w:cs="Times New Roman"/>
+          <w:bCs/>
+          <w:sz w:val="28"/>
+        </w:rPr>
+        <w:t xml:space="preserve">д за </w:t>
+      </w:r>
+      <w:r>
+        <w:rPr>
+          <w:rFonts w:ascii="Times New Roman" w:hAnsi="Times New Roman" w:cs="Times New Roman"/>
+          <w:bCs/>
+          <w:sz w:val="28"/>
+        </w:rPr>
+        <w:t xml:space="preserve">спаданням показав час 0.264 с., </w:t>
+      </w:r>
+      <w:r>
+        <w:rPr>
+          <w:rFonts w:ascii="Times New Roman" w:hAnsi="Times New Roman" w:cs="Times New Roman"/>
+          <w:bCs/>
+          <w:sz w:val="28"/>
+        </w:rPr>
+        <w:t xml:space="preserve">кількість відкритих вершин </w:t>
+      </w:r>
+      <w:r>
+        <w:rPr>
+          <w:rFonts w:ascii="Times New Roman" w:hAnsi="Times New Roman" w:cs="Times New Roman"/>
+          <w:bCs/>
+          <w:sz w:val="28"/>
+        </w:rPr>
+        <w:t>28</w:t>
+      </w:r>
+      <w:r>
+        <w:rPr>
+          <w:rFonts w:ascii="Times New Roman" w:hAnsi="Times New Roman" w:cs="Times New Roman"/>
+          <w:bCs/>
+          <w:sz w:val="28"/>
+        </w:rPr>
+        <w:t>, відвіданих</w:t>
+      </w:r>
+      <w:r>
+        <w:rPr>
+          <w:rFonts w:ascii="Times New Roman" w:hAnsi="Times New Roman" w:cs="Times New Roman"/>
+          <w:bCs/>
+          <w:sz w:val="28"/>
+        </w:rPr>
+        <w:t xml:space="preserve"> -</w:t>
+      </w:r>
+      <w:r>
+        <w:rPr>
+          <w:rFonts w:ascii="Times New Roman" w:hAnsi="Times New Roman" w:cs="Times New Roman"/>
+          <w:bCs/>
+          <w:sz w:val="28"/>
+        </w:rPr>
+        <w:t xml:space="preserve"> 30</w:t>
+      </w:r>
+      <w:r>
+        <w:rPr>
+          <w:rFonts w:ascii="Times New Roman" w:hAnsi="Times New Roman" w:cs="Times New Roman"/>
+          <w:bCs/>
+          <w:sz w:val="28"/>
+        </w:rPr>
+        <w:t>, а за власним порядком (11 має більший пріоритет ніж 3) 0.387</w:t>
+      </w:r>
+      <w:r>
+        <w:rPr>
+          <w:rFonts w:ascii="Times New Roman" w:hAnsi="Times New Roman" w:cs="Times New Roman"/>
+          <w:bCs/>
+          <w:sz w:val="28"/>
+        </w:rPr>
+        <w:t xml:space="preserve"> с., </w:t>
+      </w:r>
+      <w:r>
+        <w:rPr>
+          <w:rFonts w:ascii="Times New Roman" w:hAnsi="Times New Roman" w:cs="Times New Roman"/>
+          <w:bCs/>
+          <w:sz w:val="28"/>
+        </w:rPr>
         <w:lastRenderedPageBreak/>
-        <w:t>Як видно на рисунку 7 та рисунку 8 результати змінилися для даного графу. В цьому експерименті для даного графу найкраще показав себе обхід за спаданням.</w:t>
+        <w:t xml:space="preserve">кількість відкритих вершин </w:t>
+      </w:r>
+      <w:r>
+        <w:rPr>
+          <w:rFonts w:ascii="Times New Roman" w:hAnsi="Times New Roman" w:cs="Times New Roman"/>
+          <w:bCs/>
+          <w:sz w:val="28"/>
+        </w:rPr>
+        <w:t>29</w:t>
+      </w:r>
+      <w:r>
+        <w:rPr>
+          <w:rFonts w:ascii="Times New Roman" w:hAnsi="Times New Roman" w:cs="Times New Roman"/>
+          <w:bCs/>
+          <w:sz w:val="28"/>
+        </w:rPr>
+        <w:t>, відвіданих</w:t>
+      </w:r>
+      <w:r>
+        <w:rPr>
+          <w:rFonts w:ascii="Times New Roman" w:hAnsi="Times New Roman" w:cs="Times New Roman"/>
+          <w:bCs/>
+          <w:sz w:val="28"/>
+        </w:rPr>
+        <w:t xml:space="preserve"> -</w:t>
+      </w:r>
+      <w:r>
+        <w:rPr>
+          <w:rFonts w:ascii="Times New Roman" w:hAnsi="Times New Roman" w:cs="Times New Roman"/>
+          <w:bCs/>
+          <w:sz w:val="28"/>
+        </w:rPr>
+        <w:t xml:space="preserve"> 30</w:t>
+      </w:r>
+      <w:r>
+        <w:rPr>
+          <w:rFonts w:ascii="Times New Roman" w:hAnsi="Times New Roman" w:cs="Times New Roman"/>
+          <w:bCs/>
+          <w:sz w:val="28"/>
+        </w:rPr>
+        <w:t>.</w:t>
+      </w:r>
+      <w:r>
+        <w:rPr>
+          <w:rFonts w:ascii="Times New Roman" w:hAnsi="Times New Roman" w:cs="Times New Roman"/>
+          <w:bCs/>
+          <w:sz w:val="28"/>
+        </w:rPr>
+        <w:t xml:space="preserve"> </w:t>
+      </w:r>
+      <w:r>
+        <w:rPr>
+          <w:rFonts w:ascii="Times New Roman" w:hAnsi="Times New Roman" w:cs="Times New Roman"/>
+          <w:bCs/>
+          <w:sz w:val="28"/>
+        </w:rPr>
+        <w:t>В цьому експерименті для даного графу найкраще показав себе обхід за спаданням</w:t>
+      </w:r>
+      <w:r>
+        <w:rPr>
+          <w:rFonts w:ascii="Times New Roman" w:hAnsi="Times New Roman" w:cs="Times New Roman"/>
+          <w:bCs/>
+          <w:sz w:val="28"/>
+        </w:rPr>
+        <w:t xml:space="preserve"> (показник</w:t>
+      </w:r>
+      <w:r>
+        <w:rPr>
+          <w:rFonts w:ascii="Times New Roman" w:hAnsi="Times New Roman" w:cs="Times New Roman"/>
+          <w:bCs/>
+          <w:sz w:val="28"/>
+        </w:rPr>
+        <w:t>:</w:t>
+      </w:r>
+      <w:r>
+        <w:rPr>
+          <w:rFonts w:ascii="Times New Roman" w:hAnsi="Times New Roman" w:cs="Times New Roman"/>
+          <w:bCs/>
+          <w:sz w:val="28"/>
+        </w:rPr>
+        <w:t xml:space="preserve"> кількість відкритих вершин)</w:t>
+      </w:r>
+      <w:r>
+        <w:rPr>
+          <w:rFonts w:ascii="Times New Roman" w:hAnsi="Times New Roman" w:cs="Times New Roman"/>
+          <w:bCs/>
+          <w:sz w:val="28"/>
+        </w:rPr>
+        <w:t xml:space="preserve"> або за зростанням (показник час)</w:t>
+      </w:r>
+      <w:r>
+        <w:rPr>
+          <w:rFonts w:ascii="Times New Roman" w:hAnsi="Times New Roman" w:cs="Times New Roman"/>
+          <w:bCs/>
+          <w:sz w:val="28"/>
+        </w:rPr>
+        <w:t>.</w:t>
       </w:r>
     </w:p>
     <w:p>
@@ -9888,7 +10453,7 @@
           <w:sz w:val="28"/>
         </w:rPr>
       </w:pPr>
-      <w:bookmarkStart w:id="21" w:name="_Toc239712809"/>
+      <w:bookmarkStart w:id="21" w:name="_Toc239948915"/>
       <w:r>
         <w:rPr>
           <w:rFonts w:ascii="Times New Roman" w:hAnsi="Times New Roman" w:cs="Times New Roman"/>
@@ -9903,6 +10468,7 @@
     </w:p>
     <w:p>
       <w:pPr>
+        <w:jc w:val="both"/>
         <w:rPr>
           <w:rFonts w:ascii="Times New Roman" w:hAnsi="Times New Roman" w:cs="Times New Roman"/>
           <w:bCs/>
@@ -9918,9 +10484,18 @@
         <w:tab/>
         <w:t>Виконаємо даний експеримент.</w:t>
       </w:r>
-    </w:p>
-    <w:p>
-      <w:pPr>
+      <w:r>
+        <w:rPr>
+          <w:rFonts w:ascii="Times New Roman" w:hAnsi="Times New Roman" w:cs="Times New Roman"/>
+          <w:bCs/>
+          <w:sz w:val="28"/>
+        </w:rPr>
+        <w:t xml:space="preserve"> За початковий обхід беремо граф та початок/ціль на рисунку 6.</w:t>
+      </w:r>
+    </w:p>
+    <w:p>
+      <w:pPr>
+        <w:jc w:val="center"/>
         <w:rPr>
           <w:rFonts w:ascii="Times New Roman" w:hAnsi="Times New Roman" w:cs="Times New Roman"/>
           <w:bCs/>
@@ -9935,9 +10510,9 @@
           <w:sz w:val="28"/>
         </w:rPr>
         <w:drawing>
-          <wp:inline distT="0" distB="0" distL="0" distR="0" wp14:anchorId="40277C8D" wp14:editId="7B01089E">
-            <wp:extent cx="6120765" cy="4317365"/>
-            <wp:effectExtent l="0" t="0" r="0" b="6985"/>
+          <wp:inline distT="0" distB="0" distL="0" distR="0" wp14:anchorId="40277C8D" wp14:editId="504F49B0">
+            <wp:extent cx="3836894" cy="2706405"/>
+            <wp:effectExtent l="0" t="0" r="0" b="0"/>
             <wp:docPr id="584034304" name="Рисунок 1"/>
             <wp:cNvGraphicFramePr>
               <a:graphicFrameLocks xmlns:a="http://schemas.openxmlformats.org/drawingml/2006/main" noChangeAspect="1"/>
@@ -9950,7 +10525,7 @@
                     <pic:cNvPicPr/>
                   </pic:nvPicPr>
                   <pic:blipFill>
-                    <a:blip r:embed="rId14"/>
+                    <a:blip r:embed="rId16"/>
                     <a:stretch>
                       <a:fillRect/>
                     </a:stretch>
@@ -9958,7 +10533,7 @@
                   <pic:spPr>
                     <a:xfrm>
                       <a:off x="0" y="0"/>
-                      <a:ext cx="6120765" cy="4317365"/>
+                      <a:ext cx="3849119" cy="2715028"/>
                     </a:xfrm>
                     <a:prstGeom prst="rect">
                       <a:avLst/>
@@ -10049,7 +10624,7 @@
           <w:sz w:val="28"/>
         </w:rPr>
         <w:tab/>
-        <w:t xml:space="preserve">Для даного графу краще згідно рисунка 9 краще використовувати шлях від вершини 30 до вершини 1, оскільки </w:t>
+        <w:t xml:space="preserve">Для даного графу згідно рисунка 9 краще використовувати шлях від вершини 30 до вершини 1, оскільки </w:t>
       </w:r>
       <w:proofErr w:type="spellStart"/>
       <w:r>
@@ -10067,7 +10642,63 @@
           <w:bCs/>
           <w:sz w:val="28"/>
         </w:rPr>
-        <w:t xml:space="preserve"> менше пам’яті для пошуку шляху.</w:t>
+        <w:t xml:space="preserve"> менше пам’яті для пошуку шляху</w:t>
+      </w:r>
+      <w:r>
+        <w:rPr>
+          <w:rFonts w:ascii="Times New Roman" w:hAnsi="Times New Roman" w:cs="Times New Roman"/>
+          <w:bCs/>
+          <w:sz w:val="28"/>
+        </w:rPr>
+        <w:t xml:space="preserve"> (оскільки </w:t>
+      </w:r>
+      <w:r>
+        <w:rPr>
+          <w:rFonts w:ascii="Times New Roman" w:hAnsi="Times New Roman" w:cs="Times New Roman"/>
+          <w:bCs/>
+          <w:sz w:val="28"/>
+        </w:rPr>
+        <w:t xml:space="preserve">кількість відкритих вершин </w:t>
+      </w:r>
+      <w:r>
+        <w:rPr>
+          <w:rFonts w:ascii="Times New Roman" w:hAnsi="Times New Roman" w:cs="Times New Roman"/>
+          <w:bCs/>
+          <w:sz w:val="28"/>
+        </w:rPr>
+        <w:t>27</w:t>
+      </w:r>
+      <w:r>
+        <w:rPr>
+          <w:rFonts w:ascii="Times New Roman" w:hAnsi="Times New Roman" w:cs="Times New Roman"/>
+          <w:bCs/>
+          <w:sz w:val="28"/>
+        </w:rPr>
+        <w:t xml:space="preserve">, відвіданих: </w:t>
+      </w:r>
+      <w:r>
+        <w:rPr>
+          <w:rFonts w:ascii="Times New Roman" w:hAnsi="Times New Roman" w:cs="Times New Roman"/>
+          <w:bCs/>
+          <w:sz w:val="28"/>
+        </w:rPr>
+        <w:t>29)</w:t>
+      </w:r>
+      <w:r>
+        <w:rPr>
+          <w:rFonts w:ascii="Times New Roman" w:hAnsi="Times New Roman" w:cs="Times New Roman"/>
+          <w:bCs/>
+          <w:sz w:val="28"/>
+        </w:rPr>
+        <w:t>.</w:t>
+      </w:r>
+      <w:r>
+        <w:rPr>
+          <w:rFonts w:ascii="Times New Roman" w:hAnsi="Times New Roman" w:cs="Times New Roman"/>
+          <w:bCs/>
+          <w:sz w:val="28"/>
+        </w:rPr>
+        <w:t xml:space="preserve"> При цьому час зріс: 0.399 с.</w:t>
       </w:r>
     </w:p>
     <w:p>
@@ -10082,7 +10713,7 @@
           <w:sz w:val="28"/>
         </w:rPr>
       </w:pPr>
-      <w:bookmarkStart w:id="22" w:name="_Toc239712810"/>
+      <w:bookmarkStart w:id="22" w:name="_Toc239948916"/>
       <w:r>
         <w:rPr>
           <w:rFonts w:ascii="Times New Roman" w:hAnsi="Times New Roman" w:cs="Times New Roman"/>
@@ -10133,7 +10764,23 @@
           <w:sz w:val="28"/>
         </w:rPr>
         <w:tab/>
-        <w:t>Проведемо даний дослід та видалимо вершини 4 та 14.</w:t>
+        <w:t>Проведемо даний дослід та видалимо вершини 4 та 14</w:t>
+      </w:r>
+      <w:r>
+        <w:rPr>
+          <w:rFonts w:ascii="Times New Roman" w:hAnsi="Times New Roman" w:cs="Times New Roman"/>
+          <w:bCs/>
+          <w:sz w:val="28"/>
+        </w:rPr>
+        <w:t xml:space="preserve"> (див рис.10)</w:t>
+      </w:r>
+      <w:r>
+        <w:rPr>
+          <w:rFonts w:ascii="Times New Roman" w:hAnsi="Times New Roman" w:cs="Times New Roman"/>
+          <w:bCs/>
+          <w:sz w:val="28"/>
+        </w:rPr>
+        <w:t>.</w:t>
       </w:r>
     </w:p>
     <w:p>
@@ -10154,9 +10801,9 @@
         </w:rPr>
         <w:lastRenderedPageBreak/>
         <w:drawing>
-          <wp:inline distT="0" distB="0" distL="0" distR="0" wp14:anchorId="0BD3626B" wp14:editId="7340976C">
-            <wp:extent cx="4905375" cy="3507402"/>
-            <wp:effectExtent l="0" t="0" r="0" b="0"/>
+          <wp:inline distT="0" distB="0" distL="0" distR="0" wp14:anchorId="0BD3626B" wp14:editId="7DD8F98C">
+            <wp:extent cx="3798964" cy="2716305"/>
+            <wp:effectExtent l="0" t="0" r="0" b="8255"/>
             <wp:docPr id="912636205" name="Рисунок 1"/>
             <wp:cNvGraphicFramePr>
               <a:graphicFrameLocks xmlns:a="http://schemas.openxmlformats.org/drawingml/2006/main" noChangeAspect="1"/>
@@ -10169,7 +10816,7 @@
                     <pic:cNvPicPr/>
                   </pic:nvPicPr>
                   <pic:blipFill>
-                    <a:blip r:embed="rId15"/>
+                    <a:blip r:embed="rId17"/>
                     <a:stretch>
                       <a:fillRect/>
                     </a:stretch>
@@ -10177,7 +10824,7 @@
                   <pic:spPr>
                     <a:xfrm>
                       <a:off x="0" y="0"/>
-                      <a:ext cx="4909823" cy="3510582"/>
+                      <a:ext cx="3810935" cy="2724864"/>
                     </a:xfrm>
                     <a:prstGeom prst="rect">
                       <a:avLst/>
@@ -10256,7 +10903,95 @@
           <w:sz w:val="28"/>
         </w:rPr>
         <w:tab/>
-        <w:t>Результат показав зміну шляху, однак тепер граф не повністю побував у всіх точках, що вказує на зменшення кількості ітерацій для пошуку маршруту.</w:t>
+        <w:t>Результат показав зміну шляху</w:t>
+      </w:r>
+      <w:r>
+        <w:rPr>
+          <w:rFonts w:ascii="Times New Roman" w:hAnsi="Times New Roman" w:cs="Times New Roman"/>
+          <w:bCs/>
+          <w:sz w:val="28"/>
+        </w:rPr>
+        <w:t xml:space="preserve"> (з </w:t>
+      </w:r>
+      <w:r>
+        <w:rPr>
+          <w:rFonts w:ascii="Times New Roman" w:hAnsi="Times New Roman" w:cs="Times New Roman"/>
+          <w:bCs/>
+          <w:sz w:val="28"/>
+        </w:rPr>
+        <w:t>1-2-3-4-13-14-22-30</w:t>
+      </w:r>
+      <w:r>
+        <w:rPr>
+          <w:rFonts w:ascii="Times New Roman" w:hAnsi="Times New Roman" w:cs="Times New Roman"/>
+          <w:bCs/>
+          <w:sz w:val="28"/>
+        </w:rPr>
+        <w:t xml:space="preserve"> на 1-2-11-20-21-22-30)</w:t>
+      </w:r>
+      <w:r>
+        <w:rPr>
+          <w:rFonts w:ascii="Times New Roman" w:hAnsi="Times New Roman" w:cs="Times New Roman"/>
+          <w:bCs/>
+          <w:sz w:val="28"/>
+        </w:rPr>
+        <w:t>, однак тепер граф не повністю побував у всіх точках, що вказує на зменшення кількості ітерацій для пошуку маршруту</w:t>
+      </w:r>
+      <w:r>
+        <w:rPr>
+          <w:rFonts w:ascii="Times New Roman" w:hAnsi="Times New Roman" w:cs="Times New Roman"/>
+          <w:bCs/>
+          <w:sz w:val="28"/>
+        </w:rPr>
+        <w:t xml:space="preserve"> (відкрито 27 та відвідано 28, хоча початковий обхід мав</w:t>
+      </w:r>
+      <w:r>
+        <w:rPr>
+          <w:rFonts w:ascii="Times New Roman" w:hAnsi="Times New Roman" w:cs="Times New Roman"/>
+          <w:bCs/>
+          <w:sz w:val="28"/>
+        </w:rPr>
+        <w:t xml:space="preserve"> </w:t>
+      </w:r>
+      <w:r>
+        <w:rPr>
+          <w:rFonts w:ascii="Times New Roman" w:hAnsi="Times New Roman" w:cs="Times New Roman"/>
+          <w:bCs/>
+          <w:sz w:val="28"/>
+        </w:rPr>
+        <w:t xml:space="preserve">відкрито </w:t>
+      </w:r>
+      <w:r>
+        <w:rPr>
+          <w:rFonts w:ascii="Times New Roman" w:hAnsi="Times New Roman" w:cs="Times New Roman"/>
+          <w:bCs/>
+          <w:sz w:val="28"/>
+        </w:rPr>
+        <w:t>30</w:t>
+      </w:r>
+      <w:r>
+        <w:rPr>
+          <w:rFonts w:ascii="Times New Roman" w:hAnsi="Times New Roman" w:cs="Times New Roman"/>
+          <w:bCs/>
+          <w:sz w:val="28"/>
+        </w:rPr>
+        <w:t xml:space="preserve"> та відвідано </w:t>
+      </w:r>
+      <w:r>
+        <w:rPr>
+          <w:rFonts w:ascii="Times New Roman" w:hAnsi="Times New Roman" w:cs="Times New Roman"/>
+          <w:bCs/>
+          <w:sz w:val="28"/>
+        </w:rPr>
+        <w:t>30)</w:t>
+      </w:r>
+      <w:r>
+        <w:rPr>
+          <w:rFonts w:ascii="Times New Roman" w:hAnsi="Times New Roman" w:cs="Times New Roman"/>
+          <w:bCs/>
+          <w:sz w:val="28"/>
+        </w:rPr>
+        <w:t>.</w:t>
       </w:r>
     </w:p>
     <w:p>
@@ -10311,7 +11046,23 @@
           <w:bCs/>
           <w:sz w:val="28"/>
         </w:rPr>
-        <w:t xml:space="preserve"> дугу від 13 до 22.</w:t>
+        <w:t xml:space="preserve"> дугу від 13 до 22</w:t>
+      </w:r>
+      <w:r>
+        <w:rPr>
+          <w:rFonts w:ascii="Times New Roman" w:hAnsi="Times New Roman" w:cs="Times New Roman"/>
+          <w:bCs/>
+          <w:sz w:val="28"/>
+        </w:rPr>
+        <w:t xml:space="preserve"> (див.рис.11)</w:t>
+      </w:r>
+      <w:r>
+        <w:rPr>
+          <w:rFonts w:ascii="Times New Roman" w:hAnsi="Times New Roman" w:cs="Times New Roman"/>
+          <w:bCs/>
+          <w:sz w:val="28"/>
+        </w:rPr>
+        <w:t>.</w:t>
       </w:r>
     </w:p>
     <w:p>
@@ -10331,9 +11082,9 @@
           <w:sz w:val="28"/>
         </w:rPr>
         <w:drawing>
-          <wp:inline distT="0" distB="0" distL="0" distR="0" wp14:anchorId="42B77B60" wp14:editId="55C1F3FB">
-            <wp:extent cx="5191125" cy="3668632"/>
-            <wp:effectExtent l="0" t="0" r="0" b="8255"/>
+          <wp:inline distT="0" distB="0" distL="0" distR="0" wp14:anchorId="42B77B60" wp14:editId="375B21AC">
+            <wp:extent cx="3875295" cy="2738718"/>
+            <wp:effectExtent l="0" t="0" r="0" b="5080"/>
             <wp:docPr id="375387050" name="Рисунок 1"/>
             <wp:cNvGraphicFramePr>
               <a:graphicFrameLocks xmlns:a="http://schemas.openxmlformats.org/drawingml/2006/main" noChangeAspect="1"/>
@@ -10346,7 +11097,7 @@
                     <pic:cNvPicPr/>
                   </pic:nvPicPr>
                   <pic:blipFill>
-                    <a:blip r:embed="rId16"/>
+                    <a:blip r:embed="rId18"/>
                     <a:stretch>
                       <a:fillRect/>
                     </a:stretch>
@@ -10354,7 +11105,7 @@
                   <pic:spPr>
                     <a:xfrm>
                       <a:off x="0" y="0"/>
-                      <a:ext cx="5200472" cy="3675237"/>
+                      <a:ext cx="3888527" cy="2748069"/>
                     </a:xfrm>
                     <a:prstGeom prst="rect">
                       <a:avLst/>
@@ -10452,7 +11203,23 @@
           <w:sz w:val="28"/>
         </w:rPr>
         <w:tab/>
-        <w:t>На рисунку 11 видно, що шлях використовує додану дугу. Тому з</w:t>
+        <w:t>На рисунку 11 видно, що шлях використовує додану дугу</w:t>
+      </w:r>
+      <w:r>
+        <w:rPr>
+          <w:rFonts w:ascii="Times New Roman" w:hAnsi="Times New Roman" w:cs="Times New Roman"/>
+          <w:bCs/>
+          <w:sz w:val="28"/>
+        </w:rPr>
+        <w:t xml:space="preserve"> (13-22)</w:t>
+      </w:r>
+      <w:r>
+        <w:rPr>
+          <w:rFonts w:ascii="Times New Roman" w:hAnsi="Times New Roman" w:cs="Times New Roman"/>
+          <w:bCs/>
+          <w:sz w:val="28"/>
+        </w:rPr>
+        <w:t>. Тому з</w:t>
       </w:r>
       <w:r>
         <w:rPr>
@@ -10465,6 +11232,7 @@
     </w:p>
     <w:p>
       <w:pPr>
+        <w:jc w:val="center"/>
         <w:rPr>
           <w:rFonts w:ascii="Times New Roman" w:hAnsi="Times New Roman" w:cs="Times New Roman"/>
           <w:bCs/>
@@ -10480,9 +11248,9 @@
         </w:rPr>
         <w:lastRenderedPageBreak/>
         <w:drawing>
-          <wp:inline distT="0" distB="0" distL="0" distR="0" wp14:anchorId="6768CDE4" wp14:editId="5C4378F6">
-            <wp:extent cx="6120765" cy="4081780"/>
-            <wp:effectExtent l="0" t="0" r="0" b="0"/>
+          <wp:inline distT="0" distB="0" distL="0" distR="0" wp14:anchorId="6768CDE4" wp14:editId="14D52FF8">
+            <wp:extent cx="4696268" cy="3131820"/>
+            <wp:effectExtent l="0" t="0" r="9525" b="0"/>
             <wp:docPr id="1127114857" name="Рисунок 1"/>
             <wp:cNvGraphicFramePr>
               <a:graphicFrameLocks xmlns:a="http://schemas.openxmlformats.org/drawingml/2006/main" noChangeAspect="1"/>
@@ -10495,7 +11263,7 @@
                     <pic:cNvPicPr/>
                   </pic:nvPicPr>
                   <pic:blipFill>
-                    <a:blip r:embed="rId17"/>
+                    <a:blip r:embed="rId19"/>
                     <a:stretch>
                       <a:fillRect/>
                     </a:stretch>
@@ -10503,7 +11271,7 @@
                   <pic:spPr>
                     <a:xfrm>
                       <a:off x="0" y="0"/>
-                      <a:ext cx="6120765" cy="4081780"/>
+                      <a:ext cx="4713085" cy="3143035"/>
                     </a:xfrm>
                     <a:prstGeom prst="rect">
                       <a:avLst/>
@@ -10568,6 +11336,7 @@
     </w:p>
     <w:p>
       <w:pPr>
+        <w:jc w:val="both"/>
         <w:rPr>
           <w:rFonts w:ascii="Times New Roman" w:hAnsi="Times New Roman" w:cs="Times New Roman"/>
           <w:bCs/>
@@ -10586,6 +11355,25 @@
     </w:p>
     <w:p>
       <w:pPr>
+        <w:jc w:val="both"/>
+        <w:rPr>
+          <w:rFonts w:ascii="Times New Roman" w:hAnsi="Times New Roman" w:cs="Times New Roman"/>
+          <w:bCs/>
+          <w:sz w:val="28"/>
+        </w:rPr>
+      </w:pPr>
+      <w:r>
+        <w:rPr>
+          <w:rFonts w:ascii="Times New Roman" w:hAnsi="Times New Roman" w:cs="Times New Roman"/>
+          <w:bCs/>
+          <w:sz w:val="28"/>
+        </w:rPr>
+        <w:tab/>
+        <w:t xml:space="preserve">При проходженні час виконання програми коливався в межі 0.1 с. На це може вплинути завантаженість комп’ютера, тобто можна не враховувати. </w:t>
+      </w:r>
+    </w:p>
+    <w:p>
+      <w:pPr>
         <w:outlineLvl w:val="1"/>
         <w:rPr>
           <w:rFonts w:ascii="Times New Roman" w:hAnsi="Times New Roman" w:cs="Times New Roman"/>
@@ -10593,7 +11381,7 @@
           <w:sz w:val="28"/>
         </w:rPr>
       </w:pPr>
-      <w:bookmarkStart w:id="23" w:name="_Toc239712811"/>
+      <w:bookmarkStart w:id="23" w:name="_Toc239948917"/>
       <w:r>
         <w:rPr>
           <w:rFonts w:ascii="Times New Roman" w:hAnsi="Times New Roman" w:cs="Times New Roman"/>
@@ -10602,7 +11390,27 @@
           <w:iCs/>
           <w:sz w:val="28"/>
         </w:rPr>
-        <w:t>Дослід 4: Використання пошуку вшир на різних видах графів</w:t>
+        <w:t>Дослід</w:t>
+      </w:r>
+      <w:r>
+        <w:rPr>
+          <w:rFonts w:ascii="Times New Roman" w:hAnsi="Times New Roman" w:cs="Times New Roman"/>
+          <w:bCs/>
+          <w:i/>
+          <w:iCs/>
+          <w:sz w:val="28"/>
+        </w:rPr>
+        <w:t>ження</w:t>
+      </w:r>
+      <w:r>
+        <w:rPr>
+          <w:rFonts w:ascii="Times New Roman" w:hAnsi="Times New Roman" w:cs="Times New Roman"/>
+          <w:bCs/>
+          <w:i/>
+          <w:iCs/>
+          <w:sz w:val="28"/>
+        </w:rPr>
+        <w:t xml:space="preserve"> 4: Використання пошуку вшир на різних видах графів</w:t>
       </w:r>
       <w:r>
         <w:rPr>
@@ -10642,6 +11450,497 @@
     </w:p>
     <w:p>
       <w:pPr>
+        <w:ind w:firstLine="708"/>
+        <w:rPr>
+          <w:rFonts w:ascii="Times New Roman" w:hAnsi="Times New Roman" w:cs="Times New Roman"/>
+          <w:bCs/>
+          <w:sz w:val="28"/>
+        </w:rPr>
+      </w:pPr>
+      <w:r>
+        <w:rPr>
+          <w:rFonts w:ascii="Times New Roman" w:hAnsi="Times New Roman" w:cs="Times New Roman"/>
+          <w:bCs/>
+          <w:sz w:val="28"/>
+        </w:rPr>
+        <w:t>Було вибрано наступні вершини:</w:t>
+      </w:r>
+    </w:p>
+    <w:tbl>
+      <w:tblPr>
+        <w:tblStyle w:val="ae"/>
+        <w:tblW w:w="0" w:type="auto"/>
+        <w:tblLook w:val="04A0" w:firstRow="1" w:lastRow="0" w:firstColumn="1" w:lastColumn="0" w:noHBand="0" w:noVBand="1"/>
+      </w:tblPr>
+      <w:tblGrid>
+        <w:gridCol w:w="1413"/>
+        <w:gridCol w:w="1701"/>
+        <w:gridCol w:w="1417"/>
+        <w:gridCol w:w="1417"/>
+      </w:tblGrid>
+      <w:tr>
+        <w:tc>
+          <w:tcPr>
+            <w:tcW w:w="1413" w:type="dxa"/>
+          </w:tcPr>
+          <w:p>
+            <w:pPr>
+              <w:rPr>
+                <w:rFonts w:ascii="Times New Roman" w:hAnsi="Times New Roman" w:cs="Times New Roman"/>
+                <w:bCs/>
+                <w:sz w:val="28"/>
+              </w:rPr>
+            </w:pPr>
+            <w:r>
+              <w:rPr>
+                <w:rFonts w:ascii="Times New Roman" w:hAnsi="Times New Roman" w:cs="Times New Roman"/>
+                <w:bCs/>
+                <w:sz w:val="28"/>
+              </w:rPr>
+              <w:t>Дослід (рис.)</w:t>
+            </w:r>
+          </w:p>
+        </w:tc>
+        <w:tc>
+          <w:tcPr>
+            <w:tcW w:w="1701" w:type="dxa"/>
+          </w:tcPr>
+          <w:p>
+            <w:pPr>
+              <w:rPr>
+                <w:rFonts w:ascii="Times New Roman" w:hAnsi="Times New Roman" w:cs="Times New Roman"/>
+                <w:bCs/>
+                <w:sz w:val="28"/>
+              </w:rPr>
+            </w:pPr>
+            <w:r>
+              <w:rPr>
+                <w:rFonts w:ascii="Times New Roman" w:hAnsi="Times New Roman" w:cs="Times New Roman"/>
+                <w:bCs/>
+                <w:sz w:val="28"/>
+              </w:rPr>
+              <w:t>Початкова вершина</w:t>
+            </w:r>
+          </w:p>
+        </w:tc>
+        <w:tc>
+          <w:tcPr>
+            <w:tcW w:w="1417" w:type="dxa"/>
+          </w:tcPr>
+          <w:p>
+            <w:pPr>
+              <w:rPr>
+                <w:rFonts w:ascii="Times New Roman" w:hAnsi="Times New Roman" w:cs="Times New Roman"/>
+                <w:bCs/>
+                <w:sz w:val="28"/>
+              </w:rPr>
+            </w:pPr>
+            <w:r>
+              <w:rPr>
+                <w:rFonts w:ascii="Times New Roman" w:hAnsi="Times New Roman" w:cs="Times New Roman"/>
+                <w:bCs/>
+                <w:sz w:val="28"/>
+              </w:rPr>
+              <w:t>Кінцева вершина</w:t>
+            </w:r>
+          </w:p>
+        </w:tc>
+        <w:tc>
+          <w:tcPr>
+            <w:tcW w:w="1417" w:type="dxa"/>
+          </w:tcPr>
+          <w:p>
+            <w:pPr>
+              <w:rPr>
+                <w:rFonts w:ascii="Times New Roman" w:hAnsi="Times New Roman" w:cs="Times New Roman"/>
+                <w:bCs/>
+                <w:sz w:val="28"/>
+              </w:rPr>
+            </w:pPr>
+            <w:r>
+              <w:rPr>
+                <w:rFonts w:ascii="Times New Roman" w:hAnsi="Times New Roman" w:cs="Times New Roman"/>
+                <w:bCs/>
+                <w:sz w:val="28"/>
+              </w:rPr>
+              <w:t>Рисунок</w:t>
+            </w:r>
+          </w:p>
+        </w:tc>
+      </w:tr>
+      <w:tr>
+        <w:tc>
+          <w:tcPr>
+            <w:tcW w:w="1413" w:type="dxa"/>
+          </w:tcPr>
+          <w:p>
+            <w:pPr>
+              <w:rPr>
+                <w:rFonts w:ascii="Times New Roman" w:hAnsi="Times New Roman" w:cs="Times New Roman"/>
+                <w:bCs/>
+                <w:sz w:val="28"/>
+              </w:rPr>
+            </w:pPr>
+            <w:r>
+              <w:rPr>
+                <w:rFonts w:ascii="Times New Roman" w:hAnsi="Times New Roman" w:cs="Times New Roman"/>
+                <w:bCs/>
+                <w:sz w:val="28"/>
+              </w:rPr>
+              <w:t>1</w:t>
+            </w:r>
+          </w:p>
+        </w:tc>
+        <w:tc>
+          <w:tcPr>
+            <w:tcW w:w="1701" w:type="dxa"/>
+          </w:tcPr>
+          <w:p>
+            <w:pPr>
+              <w:rPr>
+                <w:rFonts w:ascii="Times New Roman" w:hAnsi="Times New Roman" w:cs="Times New Roman"/>
+                <w:bCs/>
+                <w:sz w:val="28"/>
+              </w:rPr>
+            </w:pPr>
+            <w:r>
+              <w:rPr>
+                <w:rFonts w:ascii="Times New Roman" w:hAnsi="Times New Roman" w:cs="Times New Roman"/>
+                <w:bCs/>
+                <w:sz w:val="28"/>
+              </w:rPr>
+              <w:t>1</w:t>
+            </w:r>
+          </w:p>
+        </w:tc>
+        <w:tc>
+          <w:tcPr>
+            <w:tcW w:w="1417" w:type="dxa"/>
+          </w:tcPr>
+          <w:p>
+            <w:pPr>
+              <w:rPr>
+                <w:rFonts w:ascii="Times New Roman" w:hAnsi="Times New Roman" w:cs="Times New Roman"/>
+                <w:bCs/>
+                <w:sz w:val="28"/>
+              </w:rPr>
+            </w:pPr>
+            <w:r>
+              <w:rPr>
+                <w:rFonts w:ascii="Times New Roman" w:hAnsi="Times New Roman" w:cs="Times New Roman"/>
+                <w:bCs/>
+                <w:sz w:val="28"/>
+              </w:rPr>
+              <w:t>30</w:t>
+            </w:r>
+          </w:p>
+        </w:tc>
+        <w:tc>
+          <w:tcPr>
+            <w:tcW w:w="1417" w:type="dxa"/>
+          </w:tcPr>
+          <w:p>
+            <w:pPr>
+              <w:rPr>
+                <w:rFonts w:ascii="Times New Roman" w:hAnsi="Times New Roman" w:cs="Times New Roman"/>
+                <w:bCs/>
+                <w:sz w:val="28"/>
+              </w:rPr>
+            </w:pPr>
+            <w:r>
+              <w:rPr>
+                <w:rFonts w:ascii="Times New Roman" w:hAnsi="Times New Roman" w:cs="Times New Roman"/>
+                <w:bCs/>
+                <w:sz w:val="28"/>
+              </w:rPr>
+              <w:t>13</w:t>
+            </w:r>
+          </w:p>
+        </w:tc>
+      </w:tr>
+      <w:tr>
+        <w:tc>
+          <w:tcPr>
+            <w:tcW w:w="1413" w:type="dxa"/>
+          </w:tcPr>
+          <w:p>
+            <w:pPr>
+              <w:rPr>
+                <w:rFonts w:ascii="Times New Roman" w:hAnsi="Times New Roman" w:cs="Times New Roman"/>
+                <w:bCs/>
+                <w:sz w:val="28"/>
+              </w:rPr>
+            </w:pPr>
+            <w:r>
+              <w:rPr>
+                <w:rFonts w:ascii="Times New Roman" w:hAnsi="Times New Roman" w:cs="Times New Roman"/>
+                <w:bCs/>
+                <w:sz w:val="28"/>
+              </w:rPr>
+              <w:t>2</w:t>
+            </w:r>
+          </w:p>
+        </w:tc>
+        <w:tc>
+          <w:tcPr>
+            <w:tcW w:w="1701" w:type="dxa"/>
+          </w:tcPr>
+          <w:p>
+            <w:pPr>
+              <w:rPr>
+                <w:rFonts w:ascii="Times New Roman" w:hAnsi="Times New Roman" w:cs="Times New Roman"/>
+                <w:bCs/>
+                <w:sz w:val="28"/>
+              </w:rPr>
+            </w:pPr>
+            <w:r>
+              <w:rPr>
+                <w:rFonts w:ascii="Times New Roman" w:hAnsi="Times New Roman" w:cs="Times New Roman"/>
+                <w:bCs/>
+                <w:sz w:val="28"/>
+              </w:rPr>
+              <w:t>30</w:t>
+            </w:r>
+          </w:p>
+        </w:tc>
+        <w:tc>
+          <w:tcPr>
+            <w:tcW w:w="1417" w:type="dxa"/>
+          </w:tcPr>
+          <w:p>
+            <w:pPr>
+              <w:rPr>
+                <w:rFonts w:ascii="Times New Roman" w:hAnsi="Times New Roman" w:cs="Times New Roman"/>
+                <w:bCs/>
+                <w:sz w:val="28"/>
+              </w:rPr>
+            </w:pPr>
+            <w:r>
+              <w:rPr>
+                <w:rFonts w:ascii="Times New Roman" w:hAnsi="Times New Roman" w:cs="Times New Roman"/>
+                <w:bCs/>
+                <w:sz w:val="28"/>
+              </w:rPr>
+              <w:t>1</w:t>
+            </w:r>
+          </w:p>
+        </w:tc>
+        <w:tc>
+          <w:tcPr>
+            <w:tcW w:w="1417" w:type="dxa"/>
+          </w:tcPr>
+          <w:p>
+            <w:pPr>
+              <w:rPr>
+                <w:rFonts w:ascii="Times New Roman" w:hAnsi="Times New Roman" w:cs="Times New Roman"/>
+                <w:bCs/>
+                <w:sz w:val="28"/>
+              </w:rPr>
+            </w:pPr>
+            <w:r>
+              <w:rPr>
+                <w:rFonts w:ascii="Times New Roman" w:hAnsi="Times New Roman" w:cs="Times New Roman"/>
+                <w:bCs/>
+                <w:sz w:val="28"/>
+              </w:rPr>
+              <w:t>14</w:t>
+            </w:r>
+          </w:p>
+        </w:tc>
+      </w:tr>
+      <w:tr>
+        <w:tc>
+          <w:tcPr>
+            <w:tcW w:w="1413" w:type="dxa"/>
+          </w:tcPr>
+          <w:p>
+            <w:pPr>
+              <w:rPr>
+                <w:rFonts w:ascii="Times New Roman" w:hAnsi="Times New Roman" w:cs="Times New Roman"/>
+                <w:bCs/>
+                <w:sz w:val="28"/>
+              </w:rPr>
+            </w:pPr>
+            <w:r>
+              <w:rPr>
+                <w:rFonts w:ascii="Times New Roman" w:hAnsi="Times New Roman" w:cs="Times New Roman"/>
+                <w:bCs/>
+                <w:sz w:val="28"/>
+              </w:rPr>
+              <w:t>3</w:t>
+            </w:r>
+          </w:p>
+        </w:tc>
+        <w:tc>
+          <w:tcPr>
+            <w:tcW w:w="1701" w:type="dxa"/>
+          </w:tcPr>
+          <w:p>
+            <w:pPr>
+              <w:rPr>
+                <w:rFonts w:ascii="Times New Roman" w:hAnsi="Times New Roman" w:cs="Times New Roman"/>
+                <w:bCs/>
+                <w:sz w:val="28"/>
+              </w:rPr>
+            </w:pPr>
+            <w:r>
+              <w:rPr>
+                <w:rFonts w:ascii="Times New Roman" w:hAnsi="Times New Roman" w:cs="Times New Roman"/>
+                <w:bCs/>
+                <w:sz w:val="28"/>
+              </w:rPr>
+              <w:t>14</w:t>
+            </w:r>
+          </w:p>
+        </w:tc>
+        <w:tc>
+          <w:tcPr>
+            <w:tcW w:w="1417" w:type="dxa"/>
+          </w:tcPr>
+          <w:p>
+            <w:pPr>
+              <w:rPr>
+                <w:rFonts w:ascii="Times New Roman" w:hAnsi="Times New Roman" w:cs="Times New Roman"/>
+                <w:bCs/>
+                <w:sz w:val="28"/>
+              </w:rPr>
+            </w:pPr>
+            <w:r>
+              <w:rPr>
+                <w:rFonts w:ascii="Times New Roman" w:hAnsi="Times New Roman" w:cs="Times New Roman"/>
+                <w:bCs/>
+                <w:sz w:val="28"/>
+              </w:rPr>
+              <w:t>1</w:t>
+            </w:r>
+          </w:p>
+        </w:tc>
+        <w:tc>
+          <w:tcPr>
+            <w:tcW w:w="1417" w:type="dxa"/>
+          </w:tcPr>
+          <w:p>
+            <w:pPr>
+              <w:rPr>
+                <w:rFonts w:ascii="Times New Roman" w:hAnsi="Times New Roman" w:cs="Times New Roman"/>
+                <w:bCs/>
+                <w:sz w:val="28"/>
+              </w:rPr>
+            </w:pPr>
+            <w:r>
+              <w:rPr>
+                <w:rFonts w:ascii="Times New Roman" w:hAnsi="Times New Roman" w:cs="Times New Roman"/>
+                <w:bCs/>
+                <w:sz w:val="28"/>
+              </w:rPr>
+              <w:t>15</w:t>
+            </w:r>
+          </w:p>
+        </w:tc>
+      </w:tr>
+      <w:tr>
+        <w:tc>
+          <w:tcPr>
+            <w:tcW w:w="1413" w:type="dxa"/>
+          </w:tcPr>
+          <w:p>
+            <w:pPr>
+              <w:rPr>
+                <w:rFonts w:ascii="Times New Roman" w:hAnsi="Times New Roman" w:cs="Times New Roman"/>
+                <w:bCs/>
+                <w:sz w:val="28"/>
+              </w:rPr>
+            </w:pPr>
+            <w:r>
+              <w:rPr>
+                <w:rFonts w:ascii="Times New Roman" w:hAnsi="Times New Roman" w:cs="Times New Roman"/>
+                <w:bCs/>
+                <w:sz w:val="28"/>
+              </w:rPr>
+              <w:t>4</w:t>
+            </w:r>
+          </w:p>
+        </w:tc>
+        <w:tc>
+          <w:tcPr>
+            <w:tcW w:w="1701" w:type="dxa"/>
+          </w:tcPr>
+          <w:p>
+            <w:pPr>
+              <w:rPr>
+                <w:rFonts w:ascii="Times New Roman" w:hAnsi="Times New Roman" w:cs="Times New Roman"/>
+                <w:bCs/>
+                <w:sz w:val="28"/>
+              </w:rPr>
+            </w:pPr>
+            <w:r>
+              <w:rPr>
+                <w:rFonts w:ascii="Times New Roman" w:hAnsi="Times New Roman" w:cs="Times New Roman"/>
+                <w:bCs/>
+                <w:sz w:val="28"/>
+              </w:rPr>
+              <w:t>25</w:t>
+            </w:r>
+          </w:p>
+        </w:tc>
+        <w:tc>
+          <w:tcPr>
+            <w:tcW w:w="1417" w:type="dxa"/>
+          </w:tcPr>
+          <w:p>
+            <w:pPr>
+              <w:rPr>
+                <w:rFonts w:ascii="Times New Roman" w:hAnsi="Times New Roman" w:cs="Times New Roman"/>
+                <w:bCs/>
+                <w:sz w:val="28"/>
+              </w:rPr>
+            </w:pPr>
+            <w:r>
+              <w:rPr>
+                <w:rFonts w:ascii="Times New Roman" w:hAnsi="Times New Roman" w:cs="Times New Roman"/>
+                <w:bCs/>
+                <w:sz w:val="28"/>
+              </w:rPr>
+              <w:t>14</w:t>
+            </w:r>
+          </w:p>
+        </w:tc>
+        <w:tc>
+          <w:tcPr>
+            <w:tcW w:w="1417" w:type="dxa"/>
+          </w:tcPr>
+          <w:p>
+            <w:pPr>
+              <w:rPr>
+                <w:rFonts w:ascii="Times New Roman" w:hAnsi="Times New Roman" w:cs="Times New Roman"/>
+                <w:bCs/>
+                <w:sz w:val="28"/>
+              </w:rPr>
+            </w:pPr>
+            <w:r>
+              <w:rPr>
+                <w:rFonts w:ascii="Times New Roman" w:hAnsi="Times New Roman" w:cs="Times New Roman"/>
+                <w:bCs/>
+                <w:sz w:val="28"/>
+              </w:rPr>
+              <w:t>16</w:t>
+            </w:r>
+          </w:p>
+        </w:tc>
+      </w:tr>
+    </w:tbl>
+    <w:p>
+      <w:pPr>
+        <w:ind w:firstLine="708"/>
+        <w:rPr>
+          <w:rFonts w:ascii="Times New Roman" w:hAnsi="Times New Roman" w:cs="Times New Roman"/>
+          <w:bCs/>
+          <w:sz w:val="28"/>
+        </w:rPr>
+      </w:pPr>
+    </w:p>
+    <w:p>
+      <w:pPr>
         <w:jc w:val="center"/>
         <w:rPr>
           <w:rFonts w:ascii="Times New Roman" w:hAnsi="Times New Roman" w:cs="Times New Roman"/>
@@ -10656,10 +11955,11 @@
           <w:noProof/>
           <w:sz w:val="28"/>
         </w:rPr>
+        <w:lastRenderedPageBreak/>
         <w:drawing>
-          <wp:inline distT="0" distB="0" distL="0" distR="0" wp14:anchorId="4304C07C" wp14:editId="7B1416BB">
-            <wp:extent cx="4195858" cy="2950029"/>
-            <wp:effectExtent l="0" t="0" r="0" b="3175"/>
+          <wp:inline distT="0" distB="0" distL="0" distR="0" wp14:anchorId="4304C07C" wp14:editId="64A4F138">
+            <wp:extent cx="3383280" cy="2378720"/>
+            <wp:effectExtent l="0" t="0" r="7620" b="2540"/>
             <wp:docPr id="1238496741" name="Рисунок 1"/>
             <wp:cNvGraphicFramePr>
               <a:graphicFrameLocks xmlns:a="http://schemas.openxmlformats.org/drawingml/2006/main" noChangeAspect="1"/>
@@ -10672,7 +11972,7 @@
                     <pic:cNvPicPr/>
                   </pic:nvPicPr>
                   <pic:blipFill>
-                    <a:blip r:embed="rId18"/>
+                    <a:blip r:embed="rId20"/>
                     <a:stretch>
                       <a:fillRect/>
                     </a:stretch>
@@ -10680,7 +11980,7 @@
                   <pic:spPr>
                     <a:xfrm>
                       <a:off x="0" y="0"/>
-                      <a:ext cx="4212324" cy="2961606"/>
+                      <a:ext cx="3420410" cy="2404825"/>
                     </a:xfrm>
                     <a:prstGeom prst="rect">
                       <a:avLst/>
@@ -10790,8 +12090,8 @@
           <w:sz w:val="28"/>
         </w:rPr>
         <w:drawing>
-          <wp:inline distT="0" distB="0" distL="0" distR="0" wp14:anchorId="5725A658" wp14:editId="0244571A">
-            <wp:extent cx="4136572" cy="2904913"/>
+          <wp:inline distT="0" distB="0" distL="0" distR="0" wp14:anchorId="5725A658" wp14:editId="721A7975">
+            <wp:extent cx="3662150" cy="2571750"/>
             <wp:effectExtent l="0" t="0" r="0" b="0"/>
             <wp:docPr id="1194127215" name="Рисунок 1"/>
             <wp:cNvGraphicFramePr>
@@ -10805,7 +12105,7 @@
                     <pic:cNvPicPr/>
                   </pic:nvPicPr>
                   <pic:blipFill>
-                    <a:blip r:embed="rId19"/>
+                    <a:blip r:embed="rId21"/>
                     <a:stretch>
                       <a:fillRect/>
                     </a:stretch>
@@ -10813,7 +12113,7 @@
                   <pic:spPr>
                     <a:xfrm>
                       <a:off x="0" y="0"/>
-                      <a:ext cx="4156875" cy="2919171"/>
+                      <a:ext cx="3691578" cy="2592416"/>
                     </a:xfrm>
                     <a:prstGeom prst="rect">
                       <a:avLst/>
@@ -10921,9 +12221,9 @@
           <w14:ligatures w14:val="standardContextual"/>
         </w:rPr>
         <w:drawing>
-          <wp:inline distT="0" distB="0" distL="0" distR="0" wp14:anchorId="1DFA7301" wp14:editId="34BFBB0C">
-            <wp:extent cx="4125686" cy="2580961"/>
-            <wp:effectExtent l="0" t="0" r="8255" b="0"/>
+          <wp:inline distT="0" distB="0" distL="0" distR="0" wp14:anchorId="1DFA7301" wp14:editId="75CE7865">
+            <wp:extent cx="3943479" cy="2466975"/>
+            <wp:effectExtent l="0" t="0" r="0" b="0"/>
             <wp:docPr id="1809108212" name="Рисунок 1"/>
             <wp:cNvGraphicFramePr>
               <a:graphicFrameLocks xmlns:a="http://schemas.openxmlformats.org/drawingml/2006/main" noChangeAspect="1"/>
@@ -10936,7 +12236,7 @@
                     <pic:cNvPicPr/>
                   </pic:nvPicPr>
                   <pic:blipFill>
-                    <a:blip r:embed="rId20"/>
+                    <a:blip r:embed="rId22"/>
                     <a:stretch>
                       <a:fillRect/>
                     </a:stretch>
@@ -10944,7 +12244,7 @@
                   <pic:spPr>
                     <a:xfrm>
                       <a:off x="0" y="0"/>
-                      <a:ext cx="4141435" cy="2590813"/>
+                      <a:ext cx="3960034" cy="2477331"/>
                     </a:xfrm>
                     <a:prstGeom prst="rect">
                       <a:avLst/>
@@ -11058,7 +12358,7 @@
                     <pic:cNvPicPr/>
                   </pic:nvPicPr>
                   <pic:blipFill>
-                    <a:blip r:embed="rId21"/>
+                    <a:blip r:embed="rId23"/>
                     <a:stretch>
                       <a:fillRect/>
                     </a:stretch>
@@ -11133,6 +12433,7 @@
     </w:p>
     <w:p>
       <w:pPr>
+        <w:jc w:val="both"/>
         <w:rPr>
           <w:rFonts w:ascii="Times New Roman" w:hAnsi="Times New Roman" w:cs="Times New Roman"/>
           <w:bCs/>
@@ -11146,11 +12447,52 @@
           <w:sz w:val="28"/>
         </w:rPr>
         <w:tab/>
-        <w:t>Як можна проаналізувати з рисунків 13-16, при різних початкових та кінцевих вершин, результуючий шлях можна знайти або його просто не існує.</w:t>
-      </w:r>
-    </w:p>
-    <w:p>
-      <w:pPr>
+        <w:t xml:space="preserve">Як можна проаналізувати </w:t>
+      </w:r>
+      <w:r>
+        <w:rPr>
+          <w:rFonts w:ascii="Times New Roman" w:hAnsi="Times New Roman" w:cs="Times New Roman"/>
+          <w:bCs/>
+          <w:sz w:val="28"/>
+        </w:rPr>
+        <w:t>досліди 1-4 (</w:t>
+      </w:r>
+      <w:r>
+        <w:rPr>
+          <w:rFonts w:ascii="Times New Roman" w:hAnsi="Times New Roman" w:cs="Times New Roman"/>
+          <w:bCs/>
+          <w:sz w:val="28"/>
+        </w:rPr>
+        <w:t>з рисунків 13-16</w:t>
+      </w:r>
+      <w:r>
+        <w:rPr>
+          <w:rFonts w:ascii="Times New Roman" w:hAnsi="Times New Roman" w:cs="Times New Roman"/>
+          <w:bCs/>
+          <w:sz w:val="28"/>
+        </w:rPr>
+        <w:t>)</w:t>
+      </w:r>
+      <w:r>
+        <w:rPr>
+          <w:rFonts w:ascii="Times New Roman" w:hAnsi="Times New Roman" w:cs="Times New Roman"/>
+          <w:bCs/>
+          <w:sz w:val="28"/>
+        </w:rPr>
+        <w:t>, при різних початкових та кінцевих вершин, результуючий шлях можна знайти або його просто не існує.</w:t>
+      </w:r>
+      <w:r>
+        <w:rPr>
+          <w:rFonts w:ascii="Times New Roman" w:hAnsi="Times New Roman" w:cs="Times New Roman"/>
+          <w:bCs/>
+          <w:sz w:val="28"/>
+        </w:rPr>
+        <w:t xml:space="preserve"> Наприклад: для досліду 1 та 4 були знайдені шляхи, а для 2 та 3 – ні. </w:t>
+      </w:r>
+    </w:p>
+    <w:p>
+      <w:pPr>
+        <w:jc w:val="both"/>
         <w:rPr>
           <w:rFonts w:ascii="Times New Roman" w:hAnsi="Times New Roman" w:cs="Times New Roman"/>
           <w:bCs/>
@@ -11164,8 +12506,449 @@
           <w:sz w:val="28"/>
         </w:rPr>
         <w:tab/>
-        <w:t>Тепер використаємо граф-дерево та проведемо декілька експериментів із знаходженням шляху від однієї вершини до різних кінцевих вершин.</w:t>
-      </w:r>
+        <w:t>Тепер використаємо граф-дерево</w:t>
+      </w:r>
+      <w:r>
+        <w:rPr>
+          <w:rFonts w:ascii="Times New Roman" w:hAnsi="Times New Roman" w:cs="Times New Roman"/>
+          <w:bCs/>
+          <w:sz w:val="28"/>
+        </w:rPr>
+        <w:t xml:space="preserve"> (див.рис.17)</w:t>
+      </w:r>
+      <w:r>
+        <w:rPr>
+          <w:rFonts w:ascii="Times New Roman" w:hAnsi="Times New Roman" w:cs="Times New Roman"/>
+          <w:bCs/>
+          <w:sz w:val="28"/>
+        </w:rPr>
+        <w:t xml:space="preserve"> та проведемо декілька експериментів із знаходженням шляху від однієї вершини до різних кінцевих вершин.</w:t>
+      </w:r>
+    </w:p>
+    <w:p>
+      <w:pPr>
+        <w:ind w:firstLine="708"/>
+        <w:rPr>
+          <w:rFonts w:ascii="Times New Roman" w:hAnsi="Times New Roman" w:cs="Times New Roman"/>
+          <w:bCs/>
+          <w:sz w:val="28"/>
+        </w:rPr>
+      </w:pPr>
+      <w:r>
+        <w:rPr>
+          <w:rFonts w:ascii="Times New Roman" w:hAnsi="Times New Roman" w:cs="Times New Roman"/>
+          <w:bCs/>
+          <w:sz w:val="28"/>
+        </w:rPr>
+        <w:t>Було вибрано наступні вершини:</w:t>
+      </w:r>
+    </w:p>
+    <w:tbl>
+      <w:tblPr>
+        <w:tblStyle w:val="ae"/>
+        <w:tblW w:w="0" w:type="auto"/>
+        <w:tblLook w:val="04A0" w:firstRow="1" w:lastRow="0" w:firstColumn="1" w:lastColumn="0" w:noHBand="0" w:noVBand="1"/>
+      </w:tblPr>
+      <w:tblGrid>
+        <w:gridCol w:w="1413"/>
+        <w:gridCol w:w="1701"/>
+        <w:gridCol w:w="1417"/>
+        <w:gridCol w:w="1417"/>
+      </w:tblGrid>
+      <w:tr>
+        <w:tc>
+          <w:tcPr>
+            <w:tcW w:w="1413" w:type="dxa"/>
+          </w:tcPr>
+          <w:p>
+            <w:pPr>
+              <w:rPr>
+                <w:rFonts w:ascii="Times New Roman" w:hAnsi="Times New Roman" w:cs="Times New Roman"/>
+                <w:bCs/>
+                <w:sz w:val="28"/>
+              </w:rPr>
+            </w:pPr>
+            <w:r>
+              <w:rPr>
+                <w:rFonts w:ascii="Times New Roman" w:hAnsi="Times New Roman" w:cs="Times New Roman"/>
+                <w:bCs/>
+                <w:sz w:val="28"/>
+              </w:rPr>
+              <w:t>Дослід (рис.)</w:t>
+            </w:r>
+          </w:p>
+        </w:tc>
+        <w:tc>
+          <w:tcPr>
+            <w:tcW w:w="1701" w:type="dxa"/>
+          </w:tcPr>
+          <w:p>
+            <w:pPr>
+              <w:rPr>
+                <w:rFonts w:ascii="Times New Roman" w:hAnsi="Times New Roman" w:cs="Times New Roman"/>
+                <w:bCs/>
+                <w:sz w:val="28"/>
+              </w:rPr>
+            </w:pPr>
+            <w:r>
+              <w:rPr>
+                <w:rFonts w:ascii="Times New Roman" w:hAnsi="Times New Roman" w:cs="Times New Roman"/>
+                <w:bCs/>
+                <w:sz w:val="28"/>
+              </w:rPr>
+              <w:t>Початкова вершина</w:t>
+            </w:r>
+          </w:p>
+        </w:tc>
+        <w:tc>
+          <w:tcPr>
+            <w:tcW w:w="1417" w:type="dxa"/>
+          </w:tcPr>
+          <w:p>
+            <w:pPr>
+              <w:rPr>
+                <w:rFonts w:ascii="Times New Roman" w:hAnsi="Times New Roman" w:cs="Times New Roman"/>
+                <w:bCs/>
+                <w:sz w:val="28"/>
+              </w:rPr>
+            </w:pPr>
+            <w:r>
+              <w:rPr>
+                <w:rFonts w:ascii="Times New Roman" w:hAnsi="Times New Roman" w:cs="Times New Roman"/>
+                <w:bCs/>
+                <w:sz w:val="28"/>
+              </w:rPr>
+              <w:t>Кінцева вершина</w:t>
+            </w:r>
+          </w:p>
+        </w:tc>
+        <w:tc>
+          <w:tcPr>
+            <w:tcW w:w="1417" w:type="dxa"/>
+          </w:tcPr>
+          <w:p>
+            <w:pPr>
+              <w:rPr>
+                <w:rFonts w:ascii="Times New Roman" w:hAnsi="Times New Roman" w:cs="Times New Roman"/>
+                <w:bCs/>
+                <w:sz w:val="28"/>
+              </w:rPr>
+            </w:pPr>
+            <w:r>
+              <w:rPr>
+                <w:rFonts w:ascii="Times New Roman" w:hAnsi="Times New Roman" w:cs="Times New Roman"/>
+                <w:bCs/>
+                <w:sz w:val="28"/>
+              </w:rPr>
+              <w:t>Рисунок</w:t>
+            </w:r>
+          </w:p>
+        </w:tc>
+      </w:tr>
+      <w:tr>
+        <w:tc>
+          <w:tcPr>
+            <w:tcW w:w="1413" w:type="dxa"/>
+          </w:tcPr>
+          <w:p>
+            <w:pPr>
+              <w:rPr>
+                <w:rFonts w:ascii="Times New Roman" w:hAnsi="Times New Roman" w:cs="Times New Roman"/>
+                <w:bCs/>
+                <w:sz w:val="28"/>
+              </w:rPr>
+            </w:pPr>
+            <w:r>
+              <w:rPr>
+                <w:rFonts w:ascii="Times New Roman" w:hAnsi="Times New Roman" w:cs="Times New Roman"/>
+                <w:bCs/>
+                <w:sz w:val="28"/>
+              </w:rPr>
+              <w:t>1</w:t>
+            </w:r>
+          </w:p>
+        </w:tc>
+        <w:tc>
+          <w:tcPr>
+            <w:tcW w:w="1701" w:type="dxa"/>
+          </w:tcPr>
+          <w:p>
+            <w:pPr>
+              <w:rPr>
+                <w:rFonts w:ascii="Times New Roman" w:hAnsi="Times New Roman" w:cs="Times New Roman"/>
+                <w:bCs/>
+                <w:sz w:val="28"/>
+              </w:rPr>
+            </w:pPr>
+            <w:r>
+              <w:rPr>
+                <w:rFonts w:ascii="Times New Roman" w:hAnsi="Times New Roman" w:cs="Times New Roman"/>
+                <w:bCs/>
+                <w:sz w:val="28"/>
+              </w:rPr>
+              <w:t>1</w:t>
+            </w:r>
+          </w:p>
+        </w:tc>
+        <w:tc>
+          <w:tcPr>
+            <w:tcW w:w="1417" w:type="dxa"/>
+          </w:tcPr>
+          <w:p>
+            <w:pPr>
+              <w:rPr>
+                <w:rFonts w:ascii="Times New Roman" w:hAnsi="Times New Roman" w:cs="Times New Roman"/>
+                <w:bCs/>
+                <w:sz w:val="28"/>
+              </w:rPr>
+            </w:pPr>
+            <w:r>
+              <w:rPr>
+                <w:rFonts w:ascii="Times New Roman" w:hAnsi="Times New Roman" w:cs="Times New Roman"/>
+                <w:bCs/>
+                <w:sz w:val="28"/>
+              </w:rPr>
+              <w:t>15</w:t>
+            </w:r>
+          </w:p>
+        </w:tc>
+        <w:tc>
+          <w:tcPr>
+            <w:tcW w:w="1417" w:type="dxa"/>
+          </w:tcPr>
+          <w:p>
+            <w:pPr>
+              <w:rPr>
+                <w:rFonts w:ascii="Times New Roman" w:hAnsi="Times New Roman" w:cs="Times New Roman"/>
+                <w:bCs/>
+                <w:sz w:val="28"/>
+              </w:rPr>
+            </w:pPr>
+            <w:r>
+              <w:rPr>
+                <w:rFonts w:ascii="Times New Roman" w:hAnsi="Times New Roman" w:cs="Times New Roman"/>
+                <w:bCs/>
+                <w:sz w:val="28"/>
+              </w:rPr>
+              <w:t>17</w:t>
+            </w:r>
+          </w:p>
+        </w:tc>
+      </w:tr>
+      <w:tr>
+        <w:tc>
+          <w:tcPr>
+            <w:tcW w:w="1413" w:type="dxa"/>
+          </w:tcPr>
+          <w:p>
+            <w:pPr>
+              <w:rPr>
+                <w:rFonts w:ascii="Times New Roman" w:hAnsi="Times New Roman" w:cs="Times New Roman"/>
+                <w:bCs/>
+                <w:sz w:val="28"/>
+              </w:rPr>
+            </w:pPr>
+            <w:r>
+              <w:rPr>
+                <w:rFonts w:ascii="Times New Roman" w:hAnsi="Times New Roman" w:cs="Times New Roman"/>
+                <w:bCs/>
+                <w:sz w:val="28"/>
+              </w:rPr>
+              <w:t>2</w:t>
+            </w:r>
+          </w:p>
+        </w:tc>
+        <w:tc>
+          <w:tcPr>
+            <w:tcW w:w="1701" w:type="dxa"/>
+          </w:tcPr>
+          <w:p>
+            <w:pPr>
+              <w:rPr>
+                <w:rFonts w:ascii="Times New Roman" w:hAnsi="Times New Roman" w:cs="Times New Roman"/>
+                <w:bCs/>
+                <w:sz w:val="28"/>
+              </w:rPr>
+            </w:pPr>
+            <w:r>
+              <w:rPr>
+                <w:rFonts w:ascii="Times New Roman" w:hAnsi="Times New Roman" w:cs="Times New Roman"/>
+                <w:bCs/>
+                <w:sz w:val="28"/>
+              </w:rPr>
+              <w:t>1</w:t>
+            </w:r>
+          </w:p>
+        </w:tc>
+        <w:tc>
+          <w:tcPr>
+            <w:tcW w:w="1417" w:type="dxa"/>
+          </w:tcPr>
+          <w:p>
+            <w:pPr>
+              <w:rPr>
+                <w:rFonts w:ascii="Times New Roman" w:hAnsi="Times New Roman" w:cs="Times New Roman"/>
+                <w:bCs/>
+                <w:sz w:val="28"/>
+              </w:rPr>
+            </w:pPr>
+            <w:r>
+              <w:rPr>
+                <w:rFonts w:ascii="Times New Roman" w:hAnsi="Times New Roman" w:cs="Times New Roman"/>
+                <w:bCs/>
+                <w:sz w:val="28"/>
+              </w:rPr>
+              <w:t>23</w:t>
+            </w:r>
+          </w:p>
+        </w:tc>
+        <w:tc>
+          <w:tcPr>
+            <w:tcW w:w="1417" w:type="dxa"/>
+          </w:tcPr>
+          <w:p>
+            <w:pPr>
+              <w:rPr>
+                <w:rFonts w:ascii="Times New Roman" w:hAnsi="Times New Roman" w:cs="Times New Roman"/>
+                <w:bCs/>
+                <w:sz w:val="28"/>
+              </w:rPr>
+            </w:pPr>
+            <w:r>
+              <w:rPr>
+                <w:rFonts w:ascii="Times New Roman" w:hAnsi="Times New Roman" w:cs="Times New Roman"/>
+                <w:bCs/>
+                <w:sz w:val="28"/>
+              </w:rPr>
+              <w:t>1</w:t>
+            </w:r>
+            <w:r>
+              <w:rPr>
+                <w:rFonts w:ascii="Times New Roman" w:hAnsi="Times New Roman" w:cs="Times New Roman"/>
+                <w:bCs/>
+                <w:sz w:val="28"/>
+              </w:rPr>
+              <w:t>8</w:t>
+            </w:r>
+          </w:p>
+        </w:tc>
+      </w:tr>
+      <w:tr>
+        <w:tc>
+          <w:tcPr>
+            <w:tcW w:w="1413" w:type="dxa"/>
+          </w:tcPr>
+          <w:p>
+            <w:pPr>
+              <w:rPr>
+                <w:rFonts w:ascii="Times New Roman" w:hAnsi="Times New Roman" w:cs="Times New Roman"/>
+                <w:bCs/>
+                <w:sz w:val="28"/>
+              </w:rPr>
+            </w:pPr>
+            <w:r>
+              <w:rPr>
+                <w:rFonts w:ascii="Times New Roman" w:hAnsi="Times New Roman" w:cs="Times New Roman"/>
+                <w:bCs/>
+                <w:sz w:val="28"/>
+              </w:rPr>
+              <w:t>3</w:t>
+            </w:r>
+          </w:p>
+        </w:tc>
+        <w:tc>
+          <w:tcPr>
+            <w:tcW w:w="1701" w:type="dxa"/>
+          </w:tcPr>
+          <w:p>
+            <w:pPr>
+              <w:rPr>
+                <w:rFonts w:ascii="Times New Roman" w:hAnsi="Times New Roman" w:cs="Times New Roman"/>
+                <w:bCs/>
+                <w:sz w:val="28"/>
+              </w:rPr>
+            </w:pPr>
+            <w:r>
+              <w:rPr>
+                <w:rFonts w:ascii="Times New Roman" w:hAnsi="Times New Roman" w:cs="Times New Roman"/>
+                <w:bCs/>
+                <w:sz w:val="28"/>
+              </w:rPr>
+              <w:t>1</w:t>
+            </w:r>
+          </w:p>
+        </w:tc>
+        <w:tc>
+          <w:tcPr>
+            <w:tcW w:w="1417" w:type="dxa"/>
+          </w:tcPr>
+          <w:p>
+            <w:pPr>
+              <w:rPr>
+                <w:rFonts w:ascii="Times New Roman" w:hAnsi="Times New Roman" w:cs="Times New Roman"/>
+                <w:bCs/>
+                <w:sz w:val="28"/>
+              </w:rPr>
+            </w:pPr>
+            <w:r>
+              <w:rPr>
+                <w:rFonts w:ascii="Times New Roman" w:hAnsi="Times New Roman" w:cs="Times New Roman"/>
+                <w:bCs/>
+                <w:sz w:val="28"/>
+              </w:rPr>
+              <w:t>1</w:t>
+            </w:r>
+            <w:r>
+              <w:rPr>
+                <w:rFonts w:ascii="Times New Roman" w:hAnsi="Times New Roman" w:cs="Times New Roman"/>
+                <w:bCs/>
+                <w:sz w:val="28"/>
+              </w:rPr>
+              <w:t>8</w:t>
+            </w:r>
+          </w:p>
+        </w:tc>
+        <w:tc>
+          <w:tcPr>
+            <w:tcW w:w="1417" w:type="dxa"/>
+          </w:tcPr>
+          <w:p>
+            <w:pPr>
+              <w:rPr>
+                <w:rFonts w:ascii="Times New Roman" w:hAnsi="Times New Roman" w:cs="Times New Roman"/>
+                <w:bCs/>
+                <w:sz w:val="28"/>
+              </w:rPr>
+            </w:pPr>
+            <w:r>
+              <w:rPr>
+                <w:rFonts w:ascii="Times New Roman" w:hAnsi="Times New Roman" w:cs="Times New Roman"/>
+                <w:bCs/>
+                <w:sz w:val="28"/>
+              </w:rPr>
+              <w:t>1</w:t>
+            </w:r>
+            <w:r>
+              <w:rPr>
+                <w:rFonts w:ascii="Times New Roman" w:hAnsi="Times New Roman" w:cs="Times New Roman"/>
+                <w:bCs/>
+                <w:sz w:val="28"/>
+              </w:rPr>
+              <w:t>9</w:t>
+            </w:r>
+          </w:p>
+        </w:tc>
+      </w:tr>
+    </w:tbl>
+    <w:p>
+      <w:pPr>
+        <w:jc w:val="both"/>
+        <w:rPr>
+          <w:rFonts w:ascii="Times New Roman" w:hAnsi="Times New Roman" w:cs="Times New Roman"/>
+          <w:bCs/>
+          <w:sz w:val="28"/>
+        </w:rPr>
+      </w:pPr>
     </w:p>
     <w:p>
       <w:pPr>
@@ -11183,10 +12966,11 @@
           <w:noProof/>
           <w:sz w:val="28"/>
         </w:rPr>
+        <w:lastRenderedPageBreak/>
         <w:drawing>
-          <wp:inline distT="0" distB="0" distL="0" distR="0" wp14:anchorId="0190359E" wp14:editId="1CD74BE2">
-            <wp:extent cx="4590384" cy="3298372"/>
-            <wp:effectExtent l="0" t="0" r="1270" b="0"/>
+          <wp:inline distT="0" distB="0" distL="0" distR="0" wp14:anchorId="0190359E" wp14:editId="6F1E78C5">
+            <wp:extent cx="3908612" cy="2808492"/>
+            <wp:effectExtent l="0" t="0" r="0" b="0"/>
             <wp:docPr id="1935884959" name="Рисунок 1"/>
             <wp:cNvGraphicFramePr>
               <a:graphicFrameLocks xmlns:a="http://schemas.openxmlformats.org/drawingml/2006/main" noChangeAspect="1"/>
@@ -11199,7 +12983,7 @@
                     <pic:cNvPicPr/>
                   </pic:nvPicPr>
                   <pic:blipFill>
-                    <a:blip r:embed="rId22"/>
+                    <a:blip r:embed="rId24"/>
                     <a:stretch>
                       <a:fillRect/>
                     </a:stretch>
@@ -11207,7 +12991,7 @@
                   <pic:spPr>
                     <a:xfrm>
                       <a:off x="0" y="0"/>
-                      <a:ext cx="4607674" cy="3310796"/>
+                      <a:ext cx="3929606" cy="2823577"/>
                     </a:xfrm>
                     <a:prstGeom prst="rect">
                       <a:avLst/>
@@ -11326,7 +13110,6 @@
           <w:noProof/>
           <w:sz w:val="28"/>
         </w:rPr>
-        <w:lastRenderedPageBreak/>
         <w:drawing>
           <wp:inline distT="0" distB="0" distL="0" distR="0" wp14:anchorId="40D978BD" wp14:editId="5A838E3C">
             <wp:extent cx="4819650" cy="3382105"/>
@@ -11343,7 +13126,7 @@
                     <pic:cNvPicPr/>
                   </pic:nvPicPr>
                   <pic:blipFill>
-                    <a:blip r:embed="rId23"/>
+                    <a:blip r:embed="rId25"/>
                     <a:stretch>
                       <a:fillRect/>
                     </a:stretch>
@@ -11468,6 +13251,7 @@
           <w:noProof/>
           <w14:ligatures w14:val="standardContextual"/>
         </w:rPr>
+        <w:lastRenderedPageBreak/>
         <w:drawing>
           <wp:inline distT="0" distB="0" distL="0" distR="0" wp14:anchorId="7D5DE318" wp14:editId="2A7136C4">
             <wp:extent cx="4818408" cy="3407228"/>
@@ -11484,7 +13268,7 @@
                     <pic:cNvPicPr/>
                   </pic:nvPicPr>
                   <pic:blipFill>
-                    <a:blip r:embed="rId24"/>
+                    <a:blip r:embed="rId26"/>
                     <a:stretch>
                       <a:fillRect/>
                     </a:stretch>
@@ -11602,7 +13386,23 @@
           <w:bCs/>
           <w:sz w:val="28"/>
         </w:rPr>
-        <w:t xml:space="preserve">З рисунків 17-19 видно, як працює алгоритм пошуку вшир. Тобто різниця між вибору вершини на різних рівнях впливає на кількість відвіданих вершин на усіх кроках даного алгоритму. </w:t>
+        <w:t>З рисунків 17-19 видно, як працює алгоритм пошуку вшир. Тобто різниця між вибору вершини на різних рівнях впливає на кількість відвіданих вершин на усіх кроках даного алгоритму</w:t>
+      </w:r>
+      <w:r>
+        <w:rPr>
+          <w:rFonts w:ascii="Times New Roman" w:hAnsi="Times New Roman" w:cs="Times New Roman"/>
+          <w:bCs/>
+          <w:sz w:val="28"/>
+        </w:rPr>
+        <w:t>, також затраченому часу, оскільки в досліді 2 (рис.18) є найдовший шлях (ступінь 5) та затрачений час 0.214 с., а в досліді 3 (рис.19) має найкоротший шлях (ступінь 3) та затрачений час 0.095 с</w:t>
+      </w:r>
+      <w:r>
+        <w:rPr>
+          <w:rFonts w:ascii="Times New Roman" w:hAnsi="Times New Roman" w:cs="Times New Roman"/>
+          <w:bCs/>
+          <w:sz w:val="28"/>
+        </w:rPr>
+        <w:t xml:space="preserve">. </w:t>
       </w:r>
     </w:p>
     <w:p>
@@ -11617,13 +13417,20 @@
     </w:p>
     <w:p>
       <w:pPr>
-        <w:jc w:val="center"/>
-        <w:rPr>
-          <w:rFonts w:ascii="Times New Roman" w:hAnsi="Times New Roman" w:cs="Times New Roman"/>
-          <w:bCs/>
-          <w:sz w:val="28"/>
-        </w:rPr>
-      </w:pPr>
+        <w:rPr>
+          <w:rFonts w:ascii="Times New Roman" w:hAnsi="Times New Roman" w:cs="Times New Roman"/>
+          <w:bCs/>
+          <w:sz w:val="28"/>
+        </w:rPr>
+      </w:pPr>
+      <w:r>
+        <w:rPr>
+          <w:rFonts w:ascii="Times New Roman" w:hAnsi="Times New Roman" w:cs="Times New Roman"/>
+          <w:bCs/>
+          <w:sz w:val="28"/>
+        </w:rPr>
+        <w:br w:type="page"/>
+      </w:r>
     </w:p>
     <w:p>
       <w:pPr>
@@ -11635,7 +13442,7 @@
           <w:sz w:val="28"/>
         </w:rPr>
       </w:pPr>
-      <w:bookmarkStart w:id="24" w:name="_Toc239712812"/>
+      <w:bookmarkStart w:id="24" w:name="_Toc239948918"/>
       <w:r>
         <w:rPr>
           <w:rFonts w:ascii="Times New Roman" w:hAnsi="Times New Roman" w:cs="Times New Roman"/>
@@ -11849,7 +13656,16 @@
           <w:bCs/>
           <w:sz w:val="28"/>
         </w:rPr>
-        <w:t xml:space="preserve">. Водночас ефективність пошуку залежить від структури графа, </w:t>
+        <w:t xml:space="preserve">. </w:t>
+      </w:r>
+      <w:r>
+        <w:rPr>
+          <w:rFonts w:ascii="Times New Roman" w:hAnsi="Times New Roman" w:cs="Times New Roman"/>
+          <w:bCs/>
+          <w:sz w:val="28"/>
+        </w:rPr>
+        <w:lastRenderedPageBreak/>
+        <w:t xml:space="preserve">Водночас ефективність пошуку залежить від структури графа, </w:t>
       </w:r>
       <w:proofErr w:type="spellStart"/>
       <w:r>
@@ -11897,14 +13713,13 @@
           <w:sz w:val="28"/>
         </w:rPr>
       </w:pPr>
-      <w:bookmarkStart w:id="25" w:name="_Toc239712813"/>
+      <w:bookmarkStart w:id="25" w:name="_Toc239948919"/>
       <w:r>
         <w:rPr>
           <w:rFonts w:ascii="Times New Roman" w:hAnsi="Times New Roman" w:cs="Times New Roman"/>
           <w:b/>
           <w:sz w:val="28"/>
         </w:rPr>
-        <w:lastRenderedPageBreak/>
         <w:t>Код програми</w:t>
       </w:r>
       <w:bookmarkEnd w:id="25"/>
@@ -11926,7 +13741,7 @@
         </w:rPr>
         <w:t xml:space="preserve">Код до даної лабораторної роботи розміщений у репозиторії </w:t>
       </w:r>
-      <w:hyperlink r:id="rId25" w:history="1">
+      <w:hyperlink r:id="rId27" w:history="1">
         <w:r>
           <w:rPr>
             <w:rStyle w:val="af0"/>
@@ -11972,14 +13787,108 @@
       </w:r>
     </w:p>
     <w:sectPr>
+      <w:footerReference w:type="default" r:id="rId28"/>
       <w:type w:val="continuous"/>
       <w:pgSz w:w="11906" w:h="16838"/>
       <w:pgMar w:top="850" w:right="850" w:bottom="850" w:left="1417" w:header="708" w:footer="708" w:gutter="0"/>
       <w:cols w:space="708"/>
+      <w:titlePg/>
       <w:docGrid w:linePitch="360"/>
     </w:sectPr>
   </w:body>
 </w:document>
+</file>
+
+<file path=word/endnotes.xml><?xml version="1.0" encoding="utf-8"?>
+<w:endnotes xmlns:wpc="http://schemas.microsoft.com/office/word/2010/wordprocessingCanvas" xmlns:cx="http://schemas.microsoft.com/office/drawing/2014/chartex" xmlns:cx1="http://schemas.microsoft.com/office/drawing/2015/9/8/chartex" xmlns:cx2="http://schemas.microsoft.com/office/drawing/2015/10/21/chartex" xmlns:cx3="http://schemas.microsoft.com/office/drawing/2016/5/9/chartex" xmlns:cx4="http://schemas.microsoft.com/office/drawing/2016/5/10/chartex" xmlns:cx5="http://schemas.microsoft.com/office/drawing/2016/5/11/chartex" xmlns:cx6="http://schemas.microsoft.com/office/drawing/2016/5/12/chartex" xmlns:cx7="http://schemas.microsoft.com/office/drawing/2016/5/13/chartex" xmlns:cx8="http://schemas.microsoft.com/office/drawing/2016/5/14/chartex" xmlns:mc="http://schemas.openxmlformats.org/markup-compatibility/2006" xmlns:aink="http://schemas.microsoft.com/office/drawing/2016/ink" xmlns:am3d="http://schemas.microsoft.com/office/drawing/2017/model3d" xmlns:o="urn:schemas-microsoft-com:office:office" xmlns:oel="http://schemas.microsoft.com/office/2019/extlst" xmlns:r="http://schemas.openxmlformats.org/officeDocument/2006/relationships" xmlns:m="http://schemas.openxmlformats.org/officeDocument/2006/math" xmlns:v="urn:schemas-microsoft-com:vml" xmlns:wp14="http://schemas.microsoft.com/office/word/2010/wordprocessingDrawing" xmlns:wp="http://schemas.openxmlformats.org/drawingml/2006/wordprocessingDrawing" xmlns:w10="urn:schemas-microsoft-com:office:word" xmlns:w="http://schemas.openxmlformats.org/wordprocessingml/2006/main" xmlns:w14="http://schemas.microsoft.com/office/word/2010/wordml" xmlns:w15="http://schemas.microsoft.com/office/word/2012/wordml" xmlns:w16cex="http://schemas.microsoft.com/office/word/2018/wordml/cex" xmlns:w16cid="http://schemas.microsoft.com/office/word/2016/wordml/cid" xmlns:w16="http://schemas.microsoft.com/office/word/2018/wordml" xmlns:w16du="http://schemas.microsoft.com/office/word/2023/wordml/word16du" xmlns:w16sdtdh="http://schemas.microsoft.com/office/word/2020/wordml/sdtdatahash" xmlns:w16sdtfl="http://schemas.microsoft.com/office/word/2024/wordml/sdtformatlock" xmlns:w16se="http://schemas.microsoft.com/office/word/2015/wordml/symex" xmlns:wpg="http://schemas.microsoft.com/office/word/2010/wordprocessingGroup" xmlns:wpi="http://schemas.microsoft.com/office/word/2010/wordprocessingInk" xmlns:wne="http://schemas.microsoft.com/office/word/2006/wordml" xmlns:wps="http://schemas.microsoft.com/office/word/2010/wordprocessingShape" mc:Ignorable="w14 w15 w16se w16cid w16 w16cex w16sdtdh w16sdtfl w16du wp14">
+  <w:endnote w:type="separator" w:id="-1">
+    <w:p>
+      <w:pPr>
+        <w:spacing w:after="0" w:line="240" w:lineRule="auto"/>
+      </w:pPr>
+      <w:r>
+        <w:separator/>
+      </w:r>
+    </w:p>
+  </w:endnote>
+  <w:endnote w:type="continuationSeparator" w:id="0">
+    <w:p>
+      <w:pPr>
+        <w:spacing w:after="0" w:line="240" w:lineRule="auto"/>
+      </w:pPr>
+      <w:r>
+        <w:continuationSeparator/>
+      </w:r>
+    </w:p>
+  </w:endnote>
+</w:endnotes>
+</file>
+
+<file path=word/footer1.xml><?xml version="1.0" encoding="utf-8"?>
+<w:ftr xmlns:wpc="http://schemas.microsoft.com/office/word/2010/wordprocessingCanvas" xmlns:cx="http://schemas.microsoft.com/office/drawing/2014/chartex" xmlns:cx1="http://schemas.microsoft.com/office/drawing/2015/9/8/chartex" xmlns:cx2="http://schemas.microsoft.com/office/drawing/2015/10/21/chartex" xmlns:cx3="http://schemas.microsoft.com/office/drawing/2016/5/9/chartex" xmlns:cx4="http://schemas.microsoft.com/office/drawing/2016/5/10/chartex" xmlns:cx5="http://schemas.microsoft.com/office/drawing/2016/5/11/chartex" xmlns:cx6="http://schemas.microsoft.com/office/drawing/2016/5/12/chartex" xmlns:cx7="http://schemas.microsoft.com/office/drawing/2016/5/13/chartex" xmlns:cx8="http://schemas.microsoft.com/office/drawing/2016/5/14/chartex" xmlns:mc="http://schemas.openxmlformats.org/markup-compatibility/2006" xmlns:aink="http://schemas.microsoft.com/office/drawing/2016/ink" xmlns:am3d="http://schemas.microsoft.com/office/drawing/2017/model3d" xmlns:o="urn:schemas-microsoft-com:office:office" xmlns:oel="http://schemas.microsoft.com/office/2019/extlst" xmlns:r="http://schemas.openxmlformats.org/officeDocument/2006/relationships" xmlns:m="http://schemas.openxmlformats.org/officeDocument/2006/math" xmlns:v="urn:schemas-microsoft-com:vml" xmlns:wp14="http://schemas.microsoft.com/office/word/2010/wordprocessingDrawing" xmlns:wp="http://schemas.openxmlformats.org/drawingml/2006/wordprocessingDrawing" xmlns:w10="urn:schemas-microsoft-com:office:word" xmlns:w="http://schemas.openxmlformats.org/wordprocessingml/2006/main" xmlns:w14="http://schemas.microsoft.com/office/word/2010/wordml" xmlns:w15="http://schemas.microsoft.com/office/word/2012/wordml" xmlns:w16cex="http://schemas.microsoft.com/office/word/2018/wordml/cex" xmlns:w16cid="http://schemas.microsoft.com/office/word/2016/wordml/cid" xmlns:w16="http://schemas.microsoft.com/office/word/2018/wordml" xmlns:w16du="http://schemas.microsoft.com/office/word/2023/wordml/word16du" xmlns:w16sdtdh="http://schemas.microsoft.com/office/word/2020/wordml/sdtdatahash" xmlns:w16sdtfl="http://schemas.microsoft.com/office/word/2024/wordml/sdtformatlock" xmlns:w16se="http://schemas.microsoft.com/office/word/2015/wordml/symex" xmlns:wpg="http://schemas.microsoft.com/office/word/2010/wordprocessingGroup" xmlns:wpi="http://schemas.microsoft.com/office/word/2010/wordprocessingInk" xmlns:wne="http://schemas.microsoft.com/office/word/2006/wordml" xmlns:wps="http://schemas.microsoft.com/office/word/2010/wordprocessingShape" mc:Ignorable="w14 w15 w16se w16cid w16 w16cex w16sdtdh w16sdtfl w16du wp14">
+  <w:sdt>
+    <w:sdtPr>
+      <w:id w:val="192346166"/>
+      <w:docPartObj>
+        <w:docPartGallery w:val="Page Numbers (Bottom of Page)"/>
+        <w:docPartUnique/>
+      </w:docPartObj>
+    </w:sdtPr>
+    <w:sdtContent>
+      <w:p>
+        <w:pPr>
+          <w:pStyle w:val="af5"/>
+          <w:jc w:val="right"/>
+        </w:pPr>
+        <w:r>
+          <w:fldChar w:fldCharType="begin"/>
+        </w:r>
+        <w:r>
+          <w:instrText>PAGE   \* MERGEFORMAT</w:instrText>
+        </w:r>
+        <w:r>
+          <w:fldChar w:fldCharType="separate"/>
+        </w:r>
+        <w:r>
+          <w:t>2</w:t>
+        </w:r>
+        <w:r>
+          <w:fldChar w:fldCharType="end"/>
+        </w:r>
+      </w:p>
+    </w:sdtContent>
+  </w:sdt>
+  <w:p>
+    <w:pPr>
+      <w:pStyle w:val="af5"/>
+    </w:pPr>
+  </w:p>
+</w:ftr>
+</file>
+
+<file path=word/footnotes.xml><?xml version="1.0" encoding="utf-8"?>
+<w:footnotes xmlns:wpc="http://schemas.microsoft.com/office/word/2010/wordprocessingCanvas" xmlns:cx="http://schemas.microsoft.com/office/drawing/2014/chartex" xmlns:cx1="http://schemas.microsoft.com/office/drawing/2015/9/8/chartex" xmlns:cx2="http://schemas.microsoft.com/office/drawing/2015/10/21/chartex" xmlns:cx3="http://schemas.microsoft.com/office/drawing/2016/5/9/chartex" xmlns:cx4="http://schemas.microsoft.com/office/drawing/2016/5/10/chartex" xmlns:cx5="http://schemas.microsoft.com/office/drawing/2016/5/11/chartex" xmlns:cx6="http://schemas.microsoft.com/office/drawing/2016/5/12/chartex" xmlns:cx7="http://schemas.microsoft.com/office/drawing/2016/5/13/chartex" xmlns:cx8="http://schemas.microsoft.com/office/drawing/2016/5/14/chartex" xmlns:mc="http://schemas.openxmlformats.org/markup-compatibility/2006" xmlns:aink="http://schemas.microsoft.com/office/drawing/2016/ink" xmlns:am3d="http://schemas.microsoft.com/office/drawing/2017/model3d" xmlns:o="urn:schemas-microsoft-com:office:office" xmlns:oel="http://schemas.microsoft.com/office/2019/extlst" xmlns:r="http://schemas.openxmlformats.org/officeDocument/2006/relationships" xmlns:m="http://schemas.openxmlformats.org/officeDocument/2006/math" xmlns:v="urn:schemas-microsoft-com:vml" xmlns:wp14="http://schemas.microsoft.com/office/word/2010/wordprocessingDrawing" xmlns:wp="http://schemas.openxmlformats.org/drawingml/2006/wordprocessingDrawing" xmlns:w10="urn:schemas-microsoft-com:office:word" xmlns:w="http://schemas.openxmlformats.org/wordprocessingml/2006/main" xmlns:w14="http://schemas.microsoft.com/office/word/2010/wordml" xmlns:w15="http://schemas.microsoft.com/office/word/2012/wordml" xmlns:w16cex="http://schemas.microsoft.com/office/word/2018/wordml/cex" xmlns:w16cid="http://schemas.microsoft.com/office/word/2016/wordml/cid" xmlns:w16="http://schemas.microsoft.com/office/word/2018/wordml" xmlns:w16du="http://schemas.microsoft.com/office/word/2023/wordml/word16du" xmlns:w16sdtdh="http://schemas.microsoft.com/office/word/2020/wordml/sdtdatahash" xmlns:w16sdtfl="http://schemas.microsoft.com/office/word/2024/wordml/sdtformatlock" xmlns:w16se="http://schemas.microsoft.com/office/word/2015/wordml/symex" xmlns:wpg="http://schemas.microsoft.com/office/word/2010/wordprocessingGroup" xmlns:wpi="http://schemas.microsoft.com/office/word/2010/wordprocessingInk" xmlns:wne="http://schemas.microsoft.com/office/word/2006/wordml" xmlns:wps="http://schemas.microsoft.com/office/word/2010/wordprocessingShape" mc:Ignorable="w14 w15 w16se w16cid w16 w16cex w16sdtdh w16sdtfl w16du wp14">
+  <w:footnote w:type="separator" w:id="-1">
+    <w:p>
+      <w:pPr>
+        <w:spacing w:after="0" w:line="240" w:lineRule="auto"/>
+      </w:pPr>
+      <w:r>
+        <w:separator/>
+      </w:r>
+    </w:p>
+  </w:footnote>
+  <w:footnote w:type="continuationSeparator" w:id="0">
+    <w:p>
+      <w:pPr>
+        <w:spacing w:after="0" w:line="240" w:lineRule="auto"/>
+      </w:pPr>
+      <w:r>
+        <w:continuationSeparator/>
+      </w:r>
+    </w:p>
+  </w:footnote>
+</w:footnotes>
 </file>
 
 <file path=word/numbering.xml><?xml version="1.0" encoding="utf-8"?>
@@ -17793,7 +19702,7 @@
   <w:style w:type="paragraph" w:default="1" w:styleId="a">
     <w:name w:val="Normal"/>
     <w:qFormat/>
-    <w:rsid w:val="00670493"/>
+    <w:rsid w:val="0072513E"/>
     <w:rPr>
       <w:kern w:val="0"/>
       <w14:ligatures w14:val="none"/>
@@ -18423,6 +20332,58 @@
       <w:ind w:left="440"/>
     </w:pPr>
   </w:style>
+  <w:style w:type="paragraph" w:styleId="af3">
+    <w:name w:val="header"/>
+    <w:basedOn w:val="a"/>
+    <w:link w:val="af4"/>
+    <w:uiPriority w:val="99"/>
+    <w:unhideWhenUsed/>
+    <w:rsid w:val="0091792F"/>
+    <w:pPr>
+      <w:tabs>
+        <w:tab w:val="center" w:pos="4819"/>
+        <w:tab w:val="right" w:pos="9639"/>
+      </w:tabs>
+      <w:spacing w:after="0" w:line="240" w:lineRule="auto"/>
+    </w:pPr>
+  </w:style>
+  <w:style w:type="character" w:customStyle="1" w:styleId="af4">
+    <w:name w:val="Верхній колонтитул Знак"/>
+    <w:basedOn w:val="a0"/>
+    <w:link w:val="af3"/>
+    <w:uiPriority w:val="99"/>
+    <w:rsid w:val="0091792F"/>
+    <w:rPr>
+      <w:kern w:val="0"/>
+      <w14:ligatures w14:val="none"/>
+    </w:rPr>
+  </w:style>
+  <w:style w:type="paragraph" w:styleId="af5">
+    <w:name w:val="footer"/>
+    <w:basedOn w:val="a"/>
+    <w:link w:val="af6"/>
+    <w:uiPriority w:val="99"/>
+    <w:unhideWhenUsed/>
+    <w:rsid w:val="0091792F"/>
+    <w:pPr>
+      <w:tabs>
+        <w:tab w:val="center" w:pos="4819"/>
+        <w:tab w:val="right" w:pos="9639"/>
+      </w:tabs>
+      <w:spacing w:after="0" w:line="240" w:lineRule="auto"/>
+    </w:pPr>
+  </w:style>
+  <w:style w:type="character" w:customStyle="1" w:styleId="af6">
+    <w:name w:val="Нижній колонтитул Знак"/>
+    <w:basedOn w:val="a0"/>
+    <w:link w:val="af5"/>
+    <w:uiPriority w:val="99"/>
+    <w:rsid w:val="0091792F"/>
+    <w:rPr>
+      <w:kern w:val="0"/>
+      <w14:ligatures w14:val="none"/>
+    </w:rPr>
+  </w:style>
 </w:styles>
 </file>
 
